--- a/internal_doc/05.测试设计/story/index/Story-rebuilding_index_optimization分析测试.docx
+++ b/internal_doc/05.测试设计/story/index/Story-rebuilding_index_optimization分析测试.docx
@@ -3557,85 +3557,144 @@
       <w:bookmarkEnd w:id="4"/>
     </w:p>
     <w:p>
-      <w:r>
+      <w:pPr>
         <w:rPr>
           <w:rFonts w:hint="eastAsia"/>
         </w:rPr>
-        <w:t>创建索引的接口增加选项，表示创建索引是在线还是离线操作。</w:t>
+      </w:pPr>
+      <w:r>
+        <w:rPr>
+          <w:rFonts w:hint="eastAsia"/>
+        </w:rPr>
+        <w:t>创建</w:t>
+      </w:r>
+      <w:r>
+        <w:rPr>
+          <w:rFonts w:hint="eastAsia"/>
+        </w:rPr>
+        <w:t>离线</w:t>
+      </w:r>
+      <w:r>
+        <w:rPr>
+          <w:rFonts w:hint="eastAsia"/>
+        </w:rPr>
+        <w:t>索引的接口</w:t>
+      </w:r>
+      <w:r>
+        <w:t>C</w:t>
+      </w:r>
+      <w:r>
+        <w:rPr>
+          <w:rFonts w:hint="eastAsia"/>
+        </w:rPr>
+        <w:t>reateIndexOffline</w:t>
+      </w:r>
+      <w:r>
+        <w:t>()</w:t>
+      </w:r>
+      <w:r>
+        <w:rPr>
+          <w:rFonts w:hint="eastAsia"/>
+        </w:rPr>
+        <w:t>，表示创建索引是在线还是离线操作。</w:t>
       </w:r>
     </w:p>
     <w:p>
-      <w:pPr>
-        <w:rPr>
-          <w:i/>
-        </w:rPr>
-      </w:pPr>
+      <w:r>
+        <w:t>C</w:t>
+      </w:r>
       <w:r>
         <w:rPr>
           <w:rFonts w:hint="eastAsia"/>
         </w:rPr>
-        <w:t>为</w:t>
-      </w:r>
-      <w:r>
-        <w:rPr>
-          <w:rFonts w:hint="eastAsia"/>
-        </w:rPr>
-        <w:t>sdb</w:t>
-      </w:r>
-      <w:r>
-        <w:rPr>
-          <w:rFonts w:hint="eastAsia"/>
-        </w:rPr>
-        <w:t>及驱动程序中创建索引的接口增加参数</w:t>
-      </w:r>
-      <w:r>
-        <w:rPr>
-          <w:rFonts w:hint="eastAsia"/>
-        </w:rPr>
-        <w:t>option</w:t>
-      </w:r>
-      <w:r>
-        <w:rPr>
-          <w:rFonts w:hint="eastAsia"/>
-        </w:rPr>
-        <w:t>，在参数中可以指定创建索引的方式</w:t>
-      </w:r>
-      <w:r>
-        <w:rPr>
-          <w:rFonts w:hint="eastAsia"/>
-        </w:rPr>
-        <w:t>Mode</w:t>
-      </w:r>
-      <w:r>
-        <w:rPr>
-          <w:rFonts w:hint="eastAsia"/>
-        </w:rPr>
-        <w:t>和排序空间大小</w:t>
-      </w:r>
-      <w:r>
-        <w:rPr>
-          <w:rFonts w:hint="eastAsia"/>
-        </w:rPr>
-        <w:t>BufferSize</w:t>
-      </w:r>
-      <w:r>
-        <w:rPr>
-          <w:rFonts w:hint="eastAsia"/>
-        </w:rPr>
-        <w:t>。</w:t>
-      </w:r>
-      <w:r>
-        <w:rPr>
-          <w:rFonts w:hint="eastAsia"/>
-        </w:rPr>
-        <w:t>---------</w:t>
-      </w:r>
-      <w:r>
-        <w:rPr>
-          <w:rFonts w:hint="eastAsia"/>
-          <w:i/>
-        </w:rPr>
-        <w:t>增加接口展现方式还不确定？可能需要增加两个接口名称？</w:t>
+        <w:t>reateIndexOffline</w:t>
+      </w:r>
+      <w:r>
+        <w:t xml:space="preserve">() </w:t>
+      </w:r>
+      <w:r>
+        <w:t>方法定义包含</w:t>
+      </w:r>
+      <w:r>
+        <w:t xml:space="preserve"> name</w:t>
+      </w:r>
+      <w:r>
+        <w:t>，</w:t>
+      </w:r>
+      <w:r>
+        <w:t>indexDef</w:t>
+      </w:r>
+      <w:r>
+        <w:t>，</w:t>
+      </w:r>
+      <w:r>
+        <w:t xml:space="preserve">isUnique </w:t>
+      </w:r>
+      <w:r>
+        <w:t>三个参数，</w:t>
+      </w:r>
+      <w:r>
+        <w:t xml:space="preserve"> </w:t>
+      </w:r>
+      <w:r>
+        <w:t>其中</w:t>
+      </w:r>
+      <w:r>
+        <w:t xml:space="preserve"> name </w:t>
+      </w:r>
+      <w:r>
+        <w:t>的值必须为字符串；</w:t>
+      </w:r>
+      <w:r>
+        <w:t xml:space="preserve">indexDef </w:t>
+      </w:r>
+      <w:r>
+        <w:t>则为一个</w:t>
+      </w:r>
+      <w:r>
+        <w:t xml:space="preserve"> JSON </w:t>
+      </w:r>
+      <w:r>
+        <w:t>对象，</w:t>
+      </w:r>
+      <w:r>
+        <w:t xml:space="preserve">indexDef </w:t>
+      </w:r>
+      <w:r>
+        <w:t>的对象必须包含至少一个字段，其中字段名为用户需要索引的字段名，其值为</w:t>
+      </w:r>
+      <w:r>
+        <w:t>1</w:t>
+      </w:r>
+      <w:r>
+        <w:t>或者</w:t>
+      </w:r>
+      <w:r>
+        <w:t>-1</w:t>
+      </w:r>
+      <w:r>
+        <w:t>。其中</w:t>
+      </w:r>
+      <w:r>
+        <w:t>1</w:t>
+      </w:r>
+      <w:r>
+        <w:t>代表升序，</w:t>
+      </w:r>
+      <w:r>
+        <w:t>-1</w:t>
+      </w:r>
+      <w:r>
+        <w:t>代表降序；</w:t>
+      </w:r>
+      <w:r>
+        <w:t xml:space="preserve">isUnique </w:t>
+      </w:r>
+      <w:r>
+        <w:t>为布尔类型，默认</w:t>
+      </w:r>
+      <w:r>
+        <w:t xml:space="preserve"> false</w:t>
       </w:r>
     </w:p>
     <w:p>
@@ -3683,7 +3742,6 @@
       <w:r>
         <w:rPr>
           <w:rFonts w:ascii="Arial" w:eastAsia="黑体" w:cs="Arial" w:hint="eastAsia"/>
-          <w:i/>
           <w:color w:val="000000" w:themeColor="text1"/>
           <w:szCs w:val="21"/>
         </w:rPr>
@@ -3692,7 +3750,6 @@
       <w:r>
         <w:rPr>
           <w:rFonts w:ascii="Arial" w:eastAsia="黑体" w:cs="Arial" w:hint="eastAsia"/>
-          <w:i/>
           <w:color w:val="000000" w:themeColor="text1"/>
           <w:szCs w:val="21"/>
         </w:rPr>
@@ -3709,35 +3766,88 @@
       <w:pPr>
         <w:ind w:firstLine="420"/>
         <w:rPr>
+          <w:rFonts w:asciiTheme="minorEastAsia" w:hAnsiTheme="minorEastAsia" w:cs="Arial"/>
+          <w:color w:val="000000" w:themeColor="text1"/>
+          <w:szCs w:val="21"/>
+        </w:rPr>
+      </w:pPr>
+      <w:r>
+        <w:rPr>
+          <w:rFonts w:asciiTheme="minorEastAsia" w:hAnsiTheme="minorEastAsia" w:cs="Arial" w:hint="eastAsia"/>
+          <w:color w:val="000000" w:themeColor="text1"/>
+          <w:szCs w:val="21"/>
+        </w:rPr>
+        <w:t>2、</w:t>
+      </w:r>
+      <w:r>
+        <w:rPr>
+          <w:rFonts w:asciiTheme="minorEastAsia" w:hAnsiTheme="minorEastAsia" w:cs="Arial"/>
+          <w:color w:val="000000" w:themeColor="text1"/>
+          <w:szCs w:val="21"/>
+        </w:rPr>
+        <w:t>在一个集合上同一时刻只能有一个以离线方式创建索引的操作。</w:t>
+      </w:r>
+    </w:p>
+    <w:p>
+      <w:pPr>
+        <w:ind w:firstLine="420"/>
+        <w:rPr>
+          <w:rFonts w:asciiTheme="minorEastAsia" w:hAnsiTheme="minorEastAsia" w:cs="Arial"/>
+          <w:color w:val="000000" w:themeColor="text1"/>
+          <w:szCs w:val="21"/>
+        </w:rPr>
+      </w:pPr>
+      <w:r>
+        <w:rPr>
+          <w:rFonts w:asciiTheme="minorEastAsia" w:hAnsiTheme="minorEastAsia" w:cs="Arial" w:hint="eastAsia"/>
+          <w:color w:val="000000" w:themeColor="text1"/>
+          <w:szCs w:val="21"/>
+        </w:rPr>
+        <w:t>3、</w:t>
+      </w:r>
+      <w:r>
+        <w:rPr>
+          <w:rFonts w:asciiTheme="minorEastAsia" w:hAnsiTheme="minorEastAsia" w:cs="Arial"/>
+          <w:color w:val="000000" w:themeColor="text1"/>
+          <w:szCs w:val="21"/>
+        </w:rPr>
+        <w:t>在以离线方式创建索引期间该集合不能做写操作（插入、更新、删除）。</w:t>
+      </w:r>
+    </w:p>
+    <w:p>
+      <w:pPr>
+        <w:ind w:firstLine="420"/>
+        <w:rPr>
+          <w:rFonts w:asciiTheme="minorEastAsia" w:hAnsiTheme="minorEastAsia" w:cs="Arial"/>
+          <w:color w:val="000000" w:themeColor="text1"/>
+          <w:szCs w:val="21"/>
+        </w:rPr>
+      </w:pPr>
+      <w:r>
+        <w:rPr>
+          <w:rFonts w:asciiTheme="minorEastAsia" w:hAnsiTheme="minorEastAsia" w:cs="Arial" w:hint="eastAsia"/>
+          <w:color w:val="000000" w:themeColor="text1"/>
+          <w:szCs w:val="21"/>
+        </w:rPr>
+        <w:t>4、</w:t>
+      </w:r>
+      <w:r>
+        <w:rPr>
+          <w:rFonts w:asciiTheme="minorEastAsia" w:hAnsiTheme="minorEastAsia" w:cs="Arial"/>
+          <w:color w:val="000000" w:themeColor="text1"/>
+          <w:szCs w:val="21"/>
+        </w:rPr>
+        <w:t>不建议离线方式创建索引与其它操作同时执行，尽量在系统空闲时间执行离线创建索引操作。</w:t>
+      </w:r>
+    </w:p>
+    <w:p>
+      <w:pPr>
+        <w:ind w:firstLine="420"/>
+        <w:rPr>
           <w:rFonts w:ascii="Arial" w:hAnsi="Arial" w:cs="Arial"/>
           <w:szCs w:val="21"/>
         </w:rPr>
       </w:pPr>
-      <w:r>
-        <w:rPr>
-          <w:rFonts w:hint="eastAsia"/>
-        </w:rPr>
-        <w:t>2</w:t>
-      </w:r>
-      <w:r>
-        <w:rPr>
-          <w:rFonts w:hint="eastAsia"/>
-        </w:rPr>
-        <w:t>、在离线方式时，根据集合数据量、内存等决定使用内存排序还是外排。具体标准还未确定。该选择对用户不可见。</w:t>
-      </w:r>
-      <w:r>
-        <w:rPr>
-          <w:rFonts w:hint="eastAsia"/>
-        </w:rPr>
-        <w:t>----</w:t>
-      </w:r>
-      <w:r>
-        <w:rPr>
-          <w:rFonts w:hint="eastAsia"/>
-          <w:i/>
-        </w:rPr>
-        <w:t>这项具体要求还待定？</w:t>
-      </w:r>
     </w:p>
     <w:p>
       <w:pPr>
@@ -3879,6 +3989,7 @@
         <w:rPr>
           <w:rFonts w:cs="Arial"/>
         </w:rPr>
+        <w:lastRenderedPageBreak/>
         <w:t>逻辑</w:t>
       </w:r>
       <w:r>
@@ -3939,14 +4050,7 @@
         <w:rPr>
           <w:rFonts w:hint="eastAsia"/>
         </w:rPr>
-        <w:t>。其中在线方式使用现</w:t>
-      </w:r>
-      <w:r>
-        <w:rPr>
-          <w:rFonts w:hint="eastAsia"/>
-        </w:rPr>
-        <w:lastRenderedPageBreak/>
-        <w:t>有的流程，离线方式使用先排序后插入的流程。</w:t>
+        <w:t>。其中在线方式使用现有的流程，离线方式使用先排序后插入的流程。</w:t>
       </w:r>
     </w:p>
     <w:p>
@@ -3981,7 +4085,7 @@
           <v:shape id="_x0000_i1025" type="#_x0000_t75" style="width:258pt;height:342pt" o:ole="">
             <v:imagedata r:id="rId11" o:title=""/>
           </v:shape>
-          <o:OLEObject Type="Embed" ProgID="Visio.Drawing.11" ShapeID="_x0000_i1025" DrawAspect="Content" ObjectID="_1495019267" r:id="rId12"/>
+          <o:OLEObject Type="Embed" ProgID="Visio.Drawing.11" ShapeID="_x0000_i1025" DrawAspect="Content" ObjectID="_1502709705" r:id="rId12"/>
         </w:object>
       </w:r>
     </w:p>
@@ -4184,6 +4288,7 @@
         <w:rPr>
           <w:rFonts w:cs="Arial"/>
         </w:rPr>
+        <w:lastRenderedPageBreak/>
         <w:t>测试规格</w:t>
       </w:r>
       <w:bookmarkEnd w:id="13"/>
@@ -4227,15 +4332,7 @@
           <w:rFonts w:hint="eastAsia"/>
           <w:color w:val="000000" w:themeColor="text1"/>
         </w:rPr>
-        <w:t>先对数据</w:t>
-      </w:r>
-      <w:r>
-        <w:rPr>
-          <w:rFonts w:hint="eastAsia"/>
-          <w:color w:val="000000" w:themeColor="text1"/>
-        </w:rPr>
-        <w:lastRenderedPageBreak/>
-        <w:t>进行排序然后在有序数据上创建索引可以提高在无序字段上创建索引的性能，用户可以选择在线方式创建索引。</w:t>
+        <w:t>先对数据进行排序然后在有序数据上创建索引可以提高在无序字段上创建索引的性能，用户可以选择在线方式创建索引。</w:t>
       </w:r>
     </w:p>
     <w:p>
@@ -4473,8 +4570,7 @@
       <w:pPr>
         <w:ind w:firstLine="420"/>
         <w:rPr>
-          <w:iCs/>
-          <w:color w:val="000000"/>
+          <w:rFonts w:hint="eastAsia"/>
         </w:rPr>
       </w:pPr>
       <w:r>
@@ -4555,313 +4651,18 @@
           <w:iCs/>
           <w:color w:val="000000"/>
         </w:rPr>
-        <w:t>：字段数、排序顺序。采用正交方法设计组合条件，排序可以结合</w:t>
-      </w:r>
+        <w:t>：字段数、排序顺序。</w:t>
+      </w:r>
+    </w:p>
+    <w:p>
+      <w:pPr>
+        <w:ind w:firstLine="420"/>
+      </w:pPr>
       <w:r>
         <w:rPr>
           <w:rFonts w:hint="eastAsia"/>
-          <w:iCs/>
-          <w:color w:val="000000"/>
-        </w:rPr>
-        <w:t>find</w:t>
-      </w:r>
-      <w:r>
-        <w:rPr>
-          <w:rFonts w:hint="eastAsia"/>
-          <w:iCs/>
-          <w:color w:val="000000"/>
-        </w:rPr>
-        <w:t>（）方法返回排序结果作为检测点验证功能。列入测试因子如下表</w:t>
-      </w:r>
-    </w:p>
-    <w:tbl>
-      <w:tblPr>
-        <w:tblW w:w="0" w:type="auto"/>
-        <w:tblInd w:w="420" w:type="dxa"/>
-        <w:tblBorders>
-          <w:top w:val="single" w:sz="4" w:space="0" w:color="auto"/>
-          <w:left w:val="single" w:sz="4" w:space="0" w:color="auto"/>
-          <w:bottom w:val="single" w:sz="4" w:space="0" w:color="auto"/>
-          <w:right w:val="single" w:sz="4" w:space="0" w:color="auto"/>
-          <w:insideH w:val="single" w:sz="4" w:space="0" w:color="auto"/>
-          <w:insideV w:val="single" w:sz="4" w:space="0" w:color="auto"/>
-        </w:tblBorders>
-        <w:tblLook w:val="04A0"/>
-      </w:tblPr>
-      <w:tblGrid>
-        <w:gridCol w:w="2700"/>
-        <w:gridCol w:w="2701"/>
-        <w:gridCol w:w="2701"/>
-      </w:tblGrid>
-      <w:tr>
-        <w:tc>
-          <w:tcPr>
-            <w:tcW w:w="2700" w:type="dxa"/>
-          </w:tcPr>
-          <w:p>
-            <w:pPr>
-              <w:rPr>
-                <w:iCs/>
-                <w:color w:val="000000"/>
-              </w:rPr>
-            </w:pPr>
-            <w:r>
-              <w:rPr>
-                <w:iCs/>
-                <w:noProof/>
-                <w:color w:val="000000"/>
-              </w:rPr>
-              <w:pict>
-                <v:shapetype id="_x0000_t32" coordsize="21600,21600" o:spt="32" o:oned="t" path="m,l21600,21600e" filled="f">
-                  <v:path arrowok="t" fillok="f" o:connecttype="none"/>
-                  <o:lock v:ext="edit" shapetype="t"/>
-                </v:shapetype>
-                <v:shape id="_x0000_s1026" type="#_x0000_t32" style="position:absolute;left:0;text-align:left;margin-left:-3pt;margin-top:.2pt;width:2in;height:22.5pt;z-index:251660288" o:connectortype="straight"/>
-              </w:pict>
-            </w:r>
-            <w:r>
-              <w:rPr>
-                <w:rFonts w:hint="eastAsia"/>
-                <w:iCs/>
-                <w:color w:val="000000"/>
-              </w:rPr>
-              <w:t>测试因子</w:t>
-            </w:r>
-            <w:r>
-              <w:rPr>
-                <w:rFonts w:hint="eastAsia"/>
-                <w:iCs/>
-                <w:color w:val="000000"/>
-              </w:rPr>
-              <w:t xml:space="preserve">           </w:t>
-            </w:r>
-            <w:r>
-              <w:rPr>
-                <w:rFonts w:hint="eastAsia"/>
-                <w:iCs/>
-                <w:color w:val="000000"/>
-              </w:rPr>
-              <w:t>因子值</w:t>
-            </w:r>
-          </w:p>
-        </w:tc>
-        <w:tc>
-          <w:tcPr>
-            <w:tcW w:w="2701" w:type="dxa"/>
-          </w:tcPr>
-          <w:p>
-            <w:pPr>
-              <w:rPr>
-                <w:iCs/>
-                <w:color w:val="000000"/>
-              </w:rPr>
-            </w:pPr>
-            <w:r>
-              <w:rPr>
-                <w:rFonts w:hint="eastAsia"/>
-                <w:iCs/>
-                <w:color w:val="000000"/>
-              </w:rPr>
-              <w:t>正交因子值</w:t>
-            </w:r>
-            <w:r>
-              <w:rPr>
-                <w:rFonts w:hint="eastAsia"/>
-                <w:iCs/>
-                <w:color w:val="000000"/>
-              </w:rPr>
-              <w:t>1</w:t>
-            </w:r>
-          </w:p>
-        </w:tc>
-        <w:tc>
-          <w:tcPr>
-            <w:tcW w:w="2701" w:type="dxa"/>
-          </w:tcPr>
-          <w:p>
-            <w:pPr>
-              <w:rPr>
-                <w:iCs/>
-                <w:color w:val="000000"/>
-              </w:rPr>
-            </w:pPr>
-            <w:r>
-              <w:rPr>
-                <w:rFonts w:hint="eastAsia"/>
-                <w:iCs/>
-                <w:color w:val="000000"/>
-              </w:rPr>
-              <w:t>正交因子值</w:t>
-            </w:r>
-            <w:r>
-              <w:rPr>
-                <w:rFonts w:hint="eastAsia"/>
-                <w:iCs/>
-                <w:color w:val="000000"/>
-              </w:rPr>
-              <w:t>2</w:t>
-            </w:r>
-          </w:p>
-        </w:tc>
-      </w:tr>
-      <w:tr>
-        <w:tc>
-          <w:tcPr>
-            <w:tcW w:w="2700" w:type="dxa"/>
-          </w:tcPr>
-          <w:p>
-            <w:pPr>
-              <w:rPr>
-                <w:iCs/>
-                <w:noProof/>
-                <w:color w:val="000000"/>
-              </w:rPr>
-            </w:pPr>
-            <w:r>
-              <w:rPr>
-                <w:rFonts w:hint="eastAsia"/>
-                <w:iCs/>
-                <w:noProof/>
-                <w:color w:val="000000"/>
-              </w:rPr>
-              <w:t>字段数</w:t>
-            </w:r>
-          </w:p>
-        </w:tc>
-        <w:tc>
-          <w:tcPr>
-            <w:tcW w:w="2701" w:type="dxa"/>
-          </w:tcPr>
-          <w:p>
-            <w:pPr>
-              <w:rPr>
-                <w:iCs/>
-                <w:color w:val="000000"/>
-              </w:rPr>
-            </w:pPr>
-            <w:r>
-              <w:rPr>
-                <w:rFonts w:hint="eastAsia"/>
-                <w:iCs/>
-                <w:color w:val="000000"/>
-              </w:rPr>
-              <w:t>1</w:t>
-            </w:r>
-            <w:r>
-              <w:rPr>
-                <w:rFonts w:hint="eastAsia"/>
-                <w:iCs/>
-                <w:color w:val="000000"/>
-              </w:rPr>
-              <w:t>个</w:t>
-            </w:r>
-            <w:r>
-              <w:rPr>
-                <w:rFonts w:hint="eastAsia"/>
-                <w:iCs/>
-                <w:color w:val="000000"/>
-              </w:rPr>
-              <w:t>字段</w:t>
-            </w:r>
-          </w:p>
-        </w:tc>
-        <w:tc>
-          <w:tcPr>
-            <w:tcW w:w="2701" w:type="dxa"/>
-          </w:tcPr>
-          <w:p>
-            <w:pPr>
-              <w:rPr>
-                <w:iCs/>
-                <w:color w:val="000000"/>
-              </w:rPr>
-            </w:pPr>
-            <w:r>
-              <w:rPr>
-                <w:rFonts w:hint="eastAsia"/>
-                <w:iCs/>
-                <w:color w:val="000000"/>
-              </w:rPr>
-              <w:t>多个字段</w:t>
-            </w:r>
-          </w:p>
-        </w:tc>
-      </w:tr>
-      <w:tr>
-        <w:tc>
-          <w:tcPr>
-            <w:tcW w:w="2700" w:type="dxa"/>
-          </w:tcPr>
-          <w:p>
-            <w:pPr>
-              <w:rPr>
-                <w:iCs/>
-                <w:color w:val="000000"/>
-              </w:rPr>
-            </w:pPr>
-            <w:r>
-              <w:rPr>
-                <w:rFonts w:hint="eastAsia"/>
-                <w:iCs/>
-                <w:color w:val="000000"/>
-              </w:rPr>
-              <w:t>排序顺序</w:t>
-            </w:r>
-          </w:p>
-        </w:tc>
-        <w:tc>
-          <w:tcPr>
-            <w:tcW w:w="2701" w:type="dxa"/>
-          </w:tcPr>
-          <w:p>
-            <w:pPr>
-              <w:rPr>
-                <w:iCs/>
-                <w:color w:val="000000"/>
-              </w:rPr>
-            </w:pPr>
-            <w:r>
-              <w:rPr>
-                <w:rFonts w:hint="eastAsia"/>
-                <w:iCs/>
-                <w:color w:val="000000"/>
-              </w:rPr>
-              <w:t>1</w:t>
-            </w:r>
-          </w:p>
-        </w:tc>
-        <w:tc>
-          <w:tcPr>
-            <w:tcW w:w="2701" w:type="dxa"/>
-          </w:tcPr>
-          <w:p>
-            <w:pPr>
-              <w:rPr>
-                <w:iCs/>
-                <w:color w:val="000000"/>
-              </w:rPr>
-            </w:pPr>
-            <w:r>
-              <w:rPr>
-                <w:rFonts w:hint="eastAsia"/>
-                <w:iCs/>
-                <w:color w:val="000000"/>
-              </w:rPr>
-              <w:t>-1</w:t>
-            </w:r>
-          </w:p>
-        </w:tc>
-      </w:tr>
-    </w:tbl>
-    <w:p>
-      <w:pPr>
-        <w:ind w:firstLine="420"/>
-      </w:pPr>
-      <w:r>
-        <w:rPr>
-          <w:rFonts w:hint="eastAsia"/>
-        </w:rPr>
-        <w:t>排序操作可以通过索引保证结果的有序性，涉及到索引排序的功能在索引功能中覆盖验证。</w:t>
+        </w:rPr>
+        <w:t>由于排序功能在创建索引和查询功能中已经充分验证，本次不重点验证，只作为检测点验证创建离线索引后查询排序功能。</w:t>
       </w:r>
     </w:p>
     <w:p>
@@ -4971,6 +4772,10 @@
                 <w:color w:val="000000"/>
               </w:rPr>
               <w:pict>
+                <v:shapetype id="_x0000_t32" coordsize="21600,21600" o:spt="32" o:oned="t" path="m,l21600,21600e" filled="f">
+                  <v:path arrowok="t" fillok="f" o:connecttype="none"/>
+                  <o:lock v:ext="edit" shapetype="t"/>
+                </v:shapetype>
                 <v:shape id="_x0000_s1028" type="#_x0000_t32" style="position:absolute;left:0;text-align:left;margin-left:-3pt;margin-top:1.1pt;width:97.5pt;height:27pt;z-index:251664384" o:connectortype="straight"/>
               </w:pict>
             </w:r>
@@ -5596,7 +5401,19 @@
         <w:rPr>
           <w:rFonts w:hint="eastAsia"/>
         </w:rPr>
-        <w:t>离线方式下在创建索引期间用户不能对创建索引的集合做写操作，所以需要对创建离线索引和写操作并发场景进行验证。其中涉及有影响的写操作包括：数据备份、数据切分、插入和更新数据等。</w:t>
+        <w:t>离线方式下在创建索引期间用户不能对创建索引的集合做写操作，所以需要对创建离线索引和写操作并发场景</w:t>
+      </w:r>
+      <w:r>
+        <w:rPr>
+          <w:rFonts w:hint="eastAsia"/>
+        </w:rPr>
+        <w:t>进行验证。其中涉及有影响的写操作包括：数据备份、数据切分、插入、更新数据</w:t>
+      </w:r>
+      <w:r>
+        <w:rPr>
+          <w:rFonts w:hint="eastAsia"/>
+        </w:rPr>
+        <w:t>等。</w:t>
       </w:r>
     </w:p>
     <w:p>
@@ -6363,22 +6180,31 @@
             </w:pPr>
             <w:r>
               <w:rPr>
-                <w:rFonts w:cs="Times New Roman"/>
-                <w:i w:val="0"/>
-                <w:noProof/>
-                <w:color w:val="auto"/>
-              </w:rPr>
-              <w:t>S</w:t>
-            </w:r>
-            <w:r>
-              <w:rPr>
                 <w:rFonts w:cs="Times New Roman" w:hint="eastAsia"/>
                 <w:i w:val="0"/>
                 <w:noProof/>
                 <w:color w:val="auto"/>
               </w:rPr>
-              <w:t>ort</w:t>
-            </w:r>
+              <w:t>创建在线索引</w:t>
+            </w:r>
+          </w:p>
+        </w:tc>
+        <w:tc>
+          <w:tcPr>
+            <w:tcW w:w="3985" w:type="dxa"/>
+          </w:tcPr>
+          <w:p>
+            <w:pPr>
+              <w:pStyle w:val="aa"/>
+              <w:spacing w:line="240" w:lineRule="auto"/>
+              <w:ind w:firstLine="0"/>
+              <w:rPr>
+                <w:rFonts w:cs="Times New Roman"/>
+                <w:i w:val="0"/>
+                <w:noProof/>
+                <w:color w:val="auto"/>
+              </w:rPr>
+            </w:pPr>
             <w:r>
               <w:rPr>
                 <w:rFonts w:cs="Times New Roman" w:hint="eastAsia"/>
@@ -6386,19 +6212,24 @@
                 <w:noProof/>
                 <w:color w:val="auto"/>
               </w:rPr>
-              <w:t>功能</w:t>
-            </w:r>
-          </w:p>
-        </w:tc>
-        <w:tc>
-          <w:tcPr>
-            <w:tcW w:w="3985" w:type="dxa"/>
-          </w:tcPr>
-          <w:p>
-            <w:pPr>
-              <w:pStyle w:val="aa"/>
-              <w:spacing w:line="240" w:lineRule="auto"/>
-              <w:ind w:firstLine="0"/>
+              <w:t>创建一个索引按照升序排序</w:t>
+            </w:r>
+          </w:p>
+        </w:tc>
+        <w:tc>
+          <w:tcPr>
+            <w:tcW w:w="1792" w:type="dxa"/>
+            <w:vMerge w:val="restart"/>
+          </w:tcPr>
+          <w:p>
+            <w:pPr>
+              <w:pStyle w:val="aa"/>
+              <w:numPr>
+                <w:ilvl w:val="0"/>
+                <w:numId w:val="4"/>
+              </w:numPr>
+              <w:spacing w:line="240" w:lineRule="auto"/>
+              <w:jc w:val="both"/>
               <w:rPr>
                 <w:rFonts w:cs="Times New Roman"/>
                 <w:i w:val="0"/>
@@ -6413,26 +6244,8 @@
                 <w:noProof/>
                 <w:color w:val="auto"/>
               </w:rPr>
-              <w:t>指定一个字段值升序排序</w:t>
-            </w:r>
-          </w:p>
-        </w:tc>
-        <w:tc>
-          <w:tcPr>
-            <w:tcW w:w="1792" w:type="dxa"/>
-          </w:tcPr>
-          <w:p>
-            <w:pPr>
-              <w:pStyle w:val="aa"/>
-              <w:spacing w:line="240" w:lineRule="auto"/>
-              <w:ind w:firstLine="0"/>
-              <w:rPr>
-                <w:rFonts w:cs="Times New Roman"/>
-                <w:i w:val="0"/>
-                <w:noProof/>
-                <w:color w:val="auto"/>
-              </w:rPr>
-            </w:pPr>
+              <w:t>执行</w:t>
+            </w:r>
             <w:r>
               <w:rPr>
                 <w:rFonts w:cs="Times New Roman" w:hint="eastAsia"/>
@@ -6440,7 +6253,68 @@
                 <w:noProof/>
                 <w:color w:val="auto"/>
               </w:rPr>
-              <w:t>查看返回记录按指定字段升序排序</w:t>
+              <w:t>explain</w:t>
+            </w:r>
+            <w:r>
+              <w:rPr>
+                <w:rFonts w:cs="Times New Roman" w:hint="eastAsia"/>
+                <w:i w:val="0"/>
+                <w:noProof/>
+                <w:color w:val="auto"/>
+              </w:rPr>
+              <w:t>查看按索引查询</w:t>
+            </w:r>
+          </w:p>
+          <w:p>
+            <w:pPr>
+              <w:pStyle w:val="aa"/>
+              <w:numPr>
+                <w:ilvl w:val="0"/>
+                <w:numId w:val="4"/>
+              </w:numPr>
+              <w:spacing w:line="240" w:lineRule="auto"/>
+              <w:jc w:val="both"/>
+              <w:rPr>
+                <w:rFonts w:cs="Times New Roman"/>
+                <w:i w:val="0"/>
+                <w:noProof/>
+                <w:color w:val="auto"/>
+              </w:rPr>
+            </w:pPr>
+            <w:r>
+              <w:rPr>
+                <w:rFonts w:cs="Times New Roman" w:hint="eastAsia"/>
+                <w:i w:val="0"/>
+                <w:noProof/>
+                <w:color w:val="auto"/>
+              </w:rPr>
+              <w:t>索引查询结果按指定排序方式展示</w:t>
+            </w:r>
+          </w:p>
+          <w:p>
+            <w:pPr>
+              <w:pStyle w:val="aa"/>
+              <w:numPr>
+                <w:ilvl w:val="0"/>
+                <w:numId w:val="4"/>
+              </w:numPr>
+              <w:spacing w:line="240" w:lineRule="auto"/>
+              <w:jc w:val="both"/>
+              <w:rPr>
+                <w:rFonts w:cs="Times New Roman"/>
+                <w:i w:val="0"/>
+                <w:noProof/>
+                <w:color w:val="auto"/>
+              </w:rPr>
+            </w:pPr>
+            <w:r>
+              <w:rPr>
+                <w:rFonts w:cs="Times New Roman" w:hint="eastAsia"/>
+                <w:i w:val="0"/>
+                <w:noProof/>
+                <w:color w:val="auto"/>
+              </w:rPr>
+              <w:t>索引删除成功</w:t>
             </w:r>
           </w:p>
         </w:tc>
@@ -6461,33 +6335,6 @@
                 <w:color w:val="auto"/>
               </w:rPr>
             </w:pPr>
-            <w:r>
-              <w:rPr>
-                <w:rFonts w:hint="eastAsia"/>
-                <w:i w:val="0"/>
-                <w:iCs/>
-                <w:color w:val="000000"/>
-              </w:rPr>
-              <w:t>结合</w:t>
-            </w:r>
-            <w:r>
-              <w:rPr>
-                <w:rFonts w:hint="eastAsia"/>
-                <w:i w:val="0"/>
-                <w:iCs/>
-                <w:color w:val="000000"/>
-              </w:rPr>
-              <w:t>find</w:t>
-            </w:r>
-            <w:r>
-              <w:rPr>
-                <w:rFonts w:hint="eastAsia"/>
-                <w:i w:val="0"/>
-                <w:iCs/>
-                <w:color w:val="000000"/>
-              </w:rPr>
-              <w:t>（）方法返回排序结果</w:t>
-            </w:r>
           </w:p>
         </w:tc>
       </w:tr>
@@ -6535,35 +6382,25 @@
                 <w:noProof/>
                 <w:color w:val="auto"/>
               </w:rPr>
-              <w:t>指定一个字段值降序排列</w:t>
+              <w:t>创建一个索引按照降序排序</w:t>
             </w:r>
           </w:p>
         </w:tc>
         <w:tc>
           <w:tcPr>
             <w:tcW w:w="1792" w:type="dxa"/>
-          </w:tcPr>
-          <w:p>
-            <w:pPr>
-              <w:pStyle w:val="aa"/>
-              <w:spacing w:line="240" w:lineRule="auto"/>
-              <w:ind w:firstLine="0"/>
-              <w:rPr>
-                <w:rFonts w:cs="Times New Roman"/>
-                <w:i w:val="0"/>
-                <w:noProof/>
-                <w:color w:val="auto"/>
-              </w:rPr>
-            </w:pPr>
-            <w:r>
-              <w:rPr>
-                <w:rFonts w:cs="Times New Roman" w:hint="eastAsia"/>
-                <w:i w:val="0"/>
-                <w:noProof/>
-                <w:color w:val="auto"/>
-              </w:rPr>
-              <w:t>查看返回记录按指定字段降序排序</w:t>
-            </w:r>
+            <w:vMerge/>
+          </w:tcPr>
+          <w:p>
+            <w:pPr>
+              <w:pStyle w:val="aa"/>
+              <w:rPr>
+                <w:rFonts w:cs="Times New Roman"/>
+                <w:i w:val="0"/>
+                <w:noProof/>
+                <w:color w:val="auto"/>
+              </w:rPr>
+            </w:pPr>
           </w:p>
         </w:tc>
         <w:tc>
@@ -6580,7 +6417,7 @@
                 <w:rFonts w:cs="Times New Roman"/>
                 <w:i w:val="0"/>
                 <w:noProof/>
-                <w:color w:val="FF0000"/>
+                <w:color w:val="auto"/>
               </w:rPr>
             </w:pPr>
           </w:p>
@@ -6630,72 +6467,44 @@
                 <w:noProof/>
                 <w:color w:val="auto"/>
               </w:rPr>
-              <w:t>指定多个字段值升序排序</w:t>
+              <w:t>创建复合索引按照升序排序</w:t>
             </w:r>
           </w:p>
         </w:tc>
         <w:tc>
           <w:tcPr>
             <w:tcW w:w="1792" w:type="dxa"/>
-          </w:tcPr>
-          <w:p>
-            <w:pPr>
-              <w:pStyle w:val="aa"/>
-              <w:spacing w:line="240" w:lineRule="auto"/>
-              <w:ind w:firstLine="0"/>
-              <w:jc w:val="both"/>
-              <w:rPr>
-                <w:rFonts w:cs="Times New Roman"/>
-                <w:i w:val="0"/>
-                <w:noProof/>
-                <w:color w:val="auto"/>
-              </w:rPr>
-            </w:pPr>
-            <w:r>
-              <w:rPr>
-                <w:rFonts w:cs="Times New Roman" w:hint="eastAsia"/>
-                <w:i w:val="0"/>
-                <w:noProof/>
-                <w:color w:val="auto"/>
-              </w:rPr>
-              <w:t>查看返回记录按指定字段升序排序</w:t>
-            </w:r>
+            <w:vMerge/>
+          </w:tcPr>
+          <w:p>
+            <w:pPr>
+              <w:pStyle w:val="aa"/>
+              <w:rPr>
+                <w:rFonts w:cs="Times New Roman"/>
+                <w:i w:val="0"/>
+                <w:noProof/>
+                <w:color w:val="auto"/>
+              </w:rPr>
+            </w:pPr>
           </w:p>
         </w:tc>
         <w:tc>
           <w:tcPr>
             <w:tcW w:w="952" w:type="dxa"/>
-          </w:tcPr>
-          <w:p>
-            <w:pPr>
-              <w:pStyle w:val="aa"/>
-              <w:spacing w:line="240" w:lineRule="auto"/>
-              <w:ind w:firstLine="0"/>
-              <w:rPr>
-                <w:rFonts w:cs="Times New Roman"/>
-                <w:i w:val="0"/>
-                <w:noProof/>
-                <w:color w:val="auto"/>
-              </w:rPr>
-            </w:pPr>
-            <w:r>
-              <w:rPr>
-                <w:rFonts w:cs="Times New Roman" w:hint="eastAsia"/>
-                <w:i w:val="0"/>
-                <w:noProof/>
-                <w:color w:val="auto"/>
-              </w:rPr>
-              <w:t>2</w:t>
-            </w:r>
-            <w:r>
-              <w:rPr>
-                <w:rFonts w:cs="Times New Roman" w:hint="eastAsia"/>
-                <w:i w:val="0"/>
-                <w:noProof/>
-                <w:color w:val="auto"/>
-              </w:rPr>
-              <w:t>个字段</w:t>
-            </w:r>
+            <w:vMerge/>
+          </w:tcPr>
+          <w:p>
+            <w:pPr>
+              <w:pStyle w:val="aa"/>
+              <w:spacing w:line="240" w:lineRule="auto"/>
+              <w:ind w:firstLine="0"/>
+              <w:rPr>
+                <w:rFonts w:cs="Times New Roman"/>
+                <w:i w:val="0"/>
+                <w:noProof/>
+                <w:color w:val="FF0000"/>
+              </w:rPr>
+            </w:pPr>
           </w:p>
         </w:tc>
       </w:tr>
@@ -6743,13 +6552,73 @@
                 <w:noProof/>
                 <w:color w:val="auto"/>
               </w:rPr>
-              <w:t>指定多个字段值降序排序</w:t>
+              <w:t>创建复合索引按照降序排序</w:t>
             </w:r>
           </w:p>
         </w:tc>
         <w:tc>
           <w:tcPr>
             <w:tcW w:w="1792" w:type="dxa"/>
+            <w:vMerge/>
+          </w:tcPr>
+          <w:p>
+            <w:pPr>
+              <w:pStyle w:val="aa"/>
+              <w:spacing w:line="240" w:lineRule="auto"/>
+              <w:ind w:firstLine="0"/>
+              <w:rPr>
+                <w:rFonts w:cs="Times New Roman"/>
+                <w:i w:val="0"/>
+                <w:noProof/>
+                <w:color w:val="auto"/>
+              </w:rPr>
+            </w:pPr>
+          </w:p>
+        </w:tc>
+        <w:tc>
+          <w:tcPr>
+            <w:tcW w:w="952" w:type="dxa"/>
+            <w:vMerge/>
+          </w:tcPr>
+          <w:p>
+            <w:pPr>
+              <w:pStyle w:val="aa"/>
+              <w:spacing w:line="240" w:lineRule="auto"/>
+              <w:ind w:firstLine="0"/>
+              <w:rPr>
+                <w:rFonts w:cs="Times New Roman"/>
+                <w:i w:val="0"/>
+                <w:noProof/>
+                <w:color w:val="FF0000"/>
+              </w:rPr>
+            </w:pPr>
+          </w:p>
+        </w:tc>
+      </w:tr>
+      <w:tr>
+        <w:tc>
+          <w:tcPr>
+            <w:tcW w:w="1373" w:type="dxa"/>
+            <w:vMerge/>
+            <w:shd w:val="clear" w:color="auto" w:fill="auto"/>
+          </w:tcPr>
+          <w:p>
+            <w:pPr>
+              <w:pStyle w:val="aa"/>
+              <w:spacing w:line="240" w:lineRule="auto"/>
+              <w:ind w:firstLine="0"/>
+              <w:rPr>
+                <w:rFonts w:cs="Times New Roman"/>
+                <w:i w:val="0"/>
+                <w:noProof/>
+                <w:color w:val="auto"/>
+              </w:rPr>
+            </w:pPr>
+          </w:p>
+        </w:tc>
+        <w:tc>
+          <w:tcPr>
+            <w:tcW w:w="3985" w:type="dxa"/>
           </w:tcPr>
           <w:p>
             <w:pPr>
@@ -6770,7 +6639,71 @@
                 <w:noProof/>
                 <w:color w:val="auto"/>
               </w:rPr>
-              <w:t>查看返回记录按指定字段降序排序</w:t>
+              <w:t>创建一个唯一索引</w:t>
+            </w:r>
+          </w:p>
+        </w:tc>
+        <w:tc>
+          <w:tcPr>
+            <w:tcW w:w="1792" w:type="dxa"/>
+          </w:tcPr>
+          <w:p>
+            <w:pPr>
+              <w:pStyle w:val="aa"/>
+              <w:numPr>
+                <w:ilvl w:val="0"/>
+                <w:numId w:val="6"/>
+              </w:numPr>
+              <w:spacing w:line="240" w:lineRule="auto"/>
+              <w:rPr>
+                <w:rFonts w:cs="Times New Roman"/>
+                <w:i w:val="0"/>
+                <w:noProof/>
+                <w:color w:val="auto"/>
+              </w:rPr>
+            </w:pPr>
+            <w:r>
+              <w:rPr>
+                <w:rFonts w:cs="Times New Roman" w:hint="eastAsia"/>
+                <w:i w:val="0"/>
+                <w:noProof/>
+                <w:color w:val="auto"/>
+              </w:rPr>
+              <w:t>索引键不能</w:t>
+            </w:r>
+            <w:r>
+              <w:rPr>
+                <w:rFonts w:cs="Times New Roman" w:hint="eastAsia"/>
+                <w:i w:val="0"/>
+                <w:noProof/>
+                <w:color w:val="auto"/>
+              </w:rPr>
+              <w:t>重复</w:t>
+            </w:r>
+          </w:p>
+          <w:p>
+            <w:pPr>
+              <w:pStyle w:val="aa"/>
+              <w:numPr>
+                <w:ilvl w:val="0"/>
+                <w:numId w:val="6"/>
+              </w:numPr>
+              <w:spacing w:line="240" w:lineRule="auto"/>
+              <w:rPr>
+                <w:rFonts w:cs="Times New Roman"/>
+                <w:i w:val="0"/>
+                <w:noProof/>
+                <w:color w:val="auto"/>
+              </w:rPr>
+            </w:pPr>
+            <w:r>
+              <w:rPr>
+                <w:rFonts w:cs="Times New Roman" w:hint="eastAsia"/>
+                <w:i w:val="0"/>
+                <w:noProof/>
+                <w:color w:val="auto"/>
+              </w:rPr>
+              <w:t>索引查询到指定数据</w:t>
             </w:r>
           </w:p>
         </w:tc>
@@ -6787,6 +6720,46 @@
                 <w:rFonts w:cs="Times New Roman"/>
                 <w:i w:val="0"/>
                 <w:noProof/>
+                <w:color w:val="FF0000"/>
+              </w:rPr>
+            </w:pPr>
+          </w:p>
+        </w:tc>
+      </w:tr>
+      <w:tr>
+        <w:tc>
+          <w:tcPr>
+            <w:tcW w:w="1373" w:type="dxa"/>
+            <w:vMerge/>
+            <w:shd w:val="clear" w:color="auto" w:fill="auto"/>
+          </w:tcPr>
+          <w:p>
+            <w:pPr>
+              <w:pStyle w:val="aa"/>
+              <w:spacing w:line="240" w:lineRule="auto"/>
+              <w:ind w:firstLine="0"/>
+              <w:rPr>
+                <w:rFonts w:cs="Times New Roman"/>
+                <w:i w:val="0"/>
+                <w:noProof/>
+                <w:color w:val="auto"/>
+              </w:rPr>
+            </w:pPr>
+          </w:p>
+        </w:tc>
+        <w:tc>
+          <w:tcPr>
+            <w:tcW w:w="3985" w:type="dxa"/>
+          </w:tcPr>
+          <w:p>
+            <w:pPr>
+              <w:pStyle w:val="aa"/>
+              <w:spacing w:line="240" w:lineRule="auto"/>
+              <w:ind w:firstLine="0"/>
+              <w:rPr>
+                <w:rFonts w:cs="Times New Roman"/>
+                <w:i w:val="0"/>
+                <w:noProof/>
                 <w:color w:val="auto"/>
               </w:rPr>
             </w:pPr>
@@ -6797,8 +6770,26 @@
                 <w:noProof/>
                 <w:color w:val="auto"/>
               </w:rPr>
-              <w:t>2</w:t>
-            </w:r>
+              <w:t>创建一个索引强制唯一</w:t>
+            </w:r>
+          </w:p>
+        </w:tc>
+        <w:tc>
+          <w:tcPr>
+            <w:tcW w:w="1792" w:type="dxa"/>
+          </w:tcPr>
+          <w:p>
+            <w:pPr>
+              <w:pStyle w:val="aa"/>
+              <w:spacing w:line="240" w:lineRule="auto"/>
+              <w:ind w:firstLine="0"/>
+              <w:rPr>
+                <w:rFonts w:cs="Times New Roman"/>
+                <w:i w:val="0"/>
+                <w:noProof/>
+                <w:color w:val="auto"/>
+              </w:rPr>
+            </w:pPr>
             <w:r>
               <w:rPr>
                 <w:rFonts w:cs="Times New Roman" w:hint="eastAsia"/>
@@ -6806,8 +6797,35 @@
                 <w:noProof/>
                 <w:color w:val="auto"/>
               </w:rPr>
-              <w:t>个字段</w:t>
-            </w:r>
+              <w:t>1</w:t>
+            </w:r>
+            <w:r>
+              <w:rPr>
+                <w:rFonts w:cs="Times New Roman" w:hint="eastAsia"/>
+                <w:i w:val="0"/>
+                <w:noProof/>
+                <w:color w:val="auto"/>
+              </w:rPr>
+              <w:t>、索引键不能重复</w:t>
+            </w:r>
+          </w:p>
+        </w:tc>
+        <w:tc>
+          <w:tcPr>
+            <w:tcW w:w="952" w:type="dxa"/>
+          </w:tcPr>
+          <w:p>
+            <w:pPr>
+              <w:pStyle w:val="aa"/>
+              <w:spacing w:line="240" w:lineRule="auto"/>
+              <w:ind w:firstLine="0"/>
+              <w:rPr>
+                <w:rFonts w:cs="Times New Roman"/>
+                <w:i w:val="0"/>
+                <w:noProof/>
+                <w:color w:val="FF0000"/>
+              </w:rPr>
+            </w:pPr>
           </w:p>
         </w:tc>
       </w:tr>
@@ -6837,7 +6855,16 @@
                 <w:noProof/>
                 <w:color w:val="auto"/>
               </w:rPr>
-              <w:t>创建在线索引</w:t>
+              <w:t>、</w:t>
+            </w:r>
+            <w:r>
+              <w:rPr>
+                <w:rFonts w:cs="Times New Roman" w:hint="eastAsia"/>
+                <w:i w:val="0"/>
+                <w:noProof/>
+                <w:color w:val="auto"/>
+              </w:rPr>
+              <w:t>创建离线索引</w:t>
             </w:r>
           </w:p>
         </w:tc>
@@ -6878,7 +6905,7 @@
               <w:pStyle w:val="aa"/>
               <w:numPr>
                 <w:ilvl w:val="0"/>
-                <w:numId w:val="45"/>
+                <w:numId w:val="5"/>
               </w:numPr>
               <w:spacing w:line="240" w:lineRule="auto"/>
               <w:jc w:val="both"/>
@@ -6922,7 +6949,7 @@
               <w:pStyle w:val="aa"/>
               <w:numPr>
                 <w:ilvl w:val="0"/>
-                <w:numId w:val="45"/>
+                <w:numId w:val="5"/>
               </w:numPr>
               <w:spacing w:line="240" w:lineRule="auto"/>
               <w:jc w:val="both"/>
@@ -6946,12 +6973,8 @@
           <w:p>
             <w:pPr>
               <w:pStyle w:val="aa"/>
-              <w:numPr>
-                <w:ilvl w:val="0"/>
-                <w:numId w:val="45"/>
-              </w:numPr>
-              <w:spacing w:line="240" w:lineRule="auto"/>
-              <w:jc w:val="both"/>
+              <w:spacing w:line="240" w:lineRule="auto"/>
+              <w:ind w:firstLine="0"/>
               <w:rPr>
                 <w:rFonts w:cs="Times New Roman"/>
                 <w:i w:val="0"/>
@@ -6966,7 +6989,16 @@
                 <w:noProof/>
                 <w:color w:val="auto"/>
               </w:rPr>
-              <w:t>索引删除成功</w:t>
+              <w:t>3</w:t>
+            </w:r>
+            <w:r>
+              <w:rPr>
+                <w:rFonts w:cs="Times New Roman" w:hint="eastAsia"/>
+                <w:i w:val="0"/>
+                <w:noProof/>
+                <w:color w:val="auto"/>
+              </w:rPr>
+              <w:t>、索引删除成功</w:t>
             </w:r>
           </w:p>
         </w:tc>
@@ -6987,6 +7019,15 @@
                 <w:color w:val="auto"/>
               </w:rPr>
             </w:pPr>
+            <w:r>
+              <w:rPr>
+                <w:rFonts w:cs="Times New Roman" w:hint="eastAsia"/>
+                <w:i w:val="0"/>
+                <w:noProof/>
+                <w:color w:val="auto"/>
+              </w:rPr>
+              <w:t>索引匹配查询的数据不丢失</w:t>
+            </w:r>
           </w:p>
         </w:tc>
       </w:tr>
@@ -7046,6 +7087,8 @@
           <w:p>
             <w:pPr>
               <w:pStyle w:val="aa"/>
+              <w:spacing w:line="240" w:lineRule="auto"/>
+              <w:ind w:firstLine="0"/>
               <w:rPr>
                 <w:rFonts w:cs="Times New Roman"/>
                 <w:i w:val="0"/>
@@ -7069,7 +7112,7 @@
                 <w:rFonts w:cs="Times New Roman"/>
                 <w:i w:val="0"/>
                 <w:noProof/>
-                <w:color w:val="auto"/>
+                <w:color w:val="FF0000"/>
               </w:rPr>
             </w:pPr>
           </w:p>
@@ -7131,6 +7174,8 @@
           <w:p>
             <w:pPr>
               <w:pStyle w:val="aa"/>
+              <w:spacing w:line="240" w:lineRule="auto"/>
+              <w:ind w:firstLine="0"/>
               <w:rPr>
                 <w:rFonts w:cs="Times New Roman"/>
                 <w:i w:val="0"/>
@@ -7302,61 +7347,15 @@
           <w:p>
             <w:pPr>
               <w:pStyle w:val="aa"/>
-              <w:numPr>
-                <w:ilvl w:val="0"/>
-                <w:numId w:val="49"/>
-              </w:numPr>
-              <w:spacing w:line="240" w:lineRule="auto"/>
-              <w:rPr>
-                <w:rFonts w:cs="Times New Roman"/>
-                <w:i w:val="0"/>
-                <w:noProof/>
-                <w:color w:val="auto"/>
-              </w:rPr>
-            </w:pPr>
-            <w:r>
-              <w:rPr>
-                <w:rFonts w:cs="Times New Roman" w:hint="eastAsia"/>
-                <w:i w:val="0"/>
-                <w:noProof/>
-                <w:color w:val="auto"/>
-              </w:rPr>
-              <w:t>索引键不能</w:t>
-            </w:r>
-            <w:r>
-              <w:rPr>
-                <w:rFonts w:cs="Times New Roman" w:hint="eastAsia"/>
-                <w:i w:val="0"/>
-                <w:noProof/>
-                <w:color w:val="auto"/>
-              </w:rPr>
-              <w:t>重复</w:t>
-            </w:r>
-          </w:p>
-          <w:p>
-            <w:pPr>
-              <w:pStyle w:val="aa"/>
-              <w:numPr>
-                <w:ilvl w:val="0"/>
-                <w:numId w:val="49"/>
-              </w:numPr>
-              <w:spacing w:line="240" w:lineRule="auto"/>
-              <w:rPr>
-                <w:rFonts w:cs="Times New Roman"/>
-                <w:i w:val="0"/>
-                <w:noProof/>
-                <w:color w:val="auto"/>
-              </w:rPr>
-            </w:pPr>
-            <w:r>
-              <w:rPr>
-                <w:rFonts w:cs="Times New Roman" w:hint="eastAsia"/>
-                <w:i w:val="0"/>
-                <w:noProof/>
-                <w:color w:val="auto"/>
-              </w:rPr>
-              <w:t>索引查询到指定数据</w:t>
-            </w:r>
+              <w:spacing w:line="240" w:lineRule="auto"/>
+              <w:ind w:firstLine="0"/>
+              <w:rPr>
+                <w:rFonts w:cs="Times New Roman"/>
+                <w:i w:val="0"/>
+                <w:noProof/>
+                <w:color w:val="auto"/>
+              </w:rPr>
+            </w:pPr>
           </w:p>
         </w:tc>
         <w:tc>
@@ -7422,7 +7421,7 @@
                 <w:noProof/>
                 <w:color w:val="auto"/>
               </w:rPr>
-              <w:t>创建一个索引强制唯一</w:t>
+              <w:t>创建一个索引，设置键值为不同类型</w:t>
             </w:r>
           </w:p>
         </w:tc>
@@ -7442,6 +7441,24 @@
                 <w:color w:val="auto"/>
               </w:rPr>
             </w:pPr>
+          </w:p>
+        </w:tc>
+        <w:tc>
+          <w:tcPr>
+            <w:tcW w:w="952" w:type="dxa"/>
+          </w:tcPr>
+          <w:p>
+            <w:pPr>
+              <w:pStyle w:val="aa"/>
+              <w:spacing w:line="240" w:lineRule="auto"/>
+              <w:ind w:firstLine="0"/>
+              <w:rPr>
+                <w:rFonts w:cs="Times New Roman"/>
+                <w:i w:val="0"/>
+                <w:noProof/>
+                <w:color w:val="auto"/>
+              </w:rPr>
+            </w:pPr>
             <w:r>
               <w:rPr>
                 <w:rFonts w:cs="Times New Roman" w:hint="eastAsia"/>
@@ -7449,7 +7466,7 @@
                 <w:noProof/>
                 <w:color w:val="auto"/>
               </w:rPr>
-              <w:t>1</w:t>
+              <w:t>依次考虑所以</w:t>
             </w:r>
             <w:r>
               <w:rPr>
@@ -7458,48 +7475,8 @@
                 <w:noProof/>
                 <w:color w:val="auto"/>
               </w:rPr>
-              <w:t>、索引键不能重复</w:t>
-            </w:r>
-          </w:p>
-        </w:tc>
-        <w:tc>
-          <w:tcPr>
-            <w:tcW w:w="952" w:type="dxa"/>
-          </w:tcPr>
-          <w:p>
-            <w:pPr>
-              <w:pStyle w:val="aa"/>
-              <w:spacing w:line="240" w:lineRule="auto"/>
-              <w:ind w:firstLine="0"/>
-              <w:rPr>
-                <w:rFonts w:cs="Times New Roman"/>
-                <w:i w:val="0"/>
-                <w:noProof/>
-                <w:color w:val="FF0000"/>
-              </w:rPr>
-            </w:pPr>
-          </w:p>
-        </w:tc>
-      </w:tr>
-      <w:tr>
-        <w:tc>
-          <w:tcPr>
-            <w:tcW w:w="1373" w:type="dxa"/>
-            <w:vMerge w:val="restart"/>
-            <w:shd w:val="clear" w:color="auto" w:fill="auto"/>
-          </w:tcPr>
-          <w:p>
-            <w:pPr>
-              <w:pStyle w:val="aa"/>
-              <w:spacing w:line="240" w:lineRule="auto"/>
-              <w:ind w:firstLine="0"/>
-              <w:rPr>
-                <w:rFonts w:cs="Times New Roman"/>
-                <w:i w:val="0"/>
-                <w:noProof/>
-                <w:color w:val="auto"/>
-              </w:rPr>
-            </w:pPr>
+              <w:t>数值</w:t>
+            </w:r>
             <w:r>
               <w:rPr>
                 <w:rFonts w:cs="Times New Roman" w:hint="eastAsia"/>
@@ -7507,169 +7484,7 @@
                 <w:noProof/>
                 <w:color w:val="auto"/>
               </w:rPr>
-              <w:t>创建离线索引</w:t>
-            </w:r>
-          </w:p>
-        </w:tc>
-        <w:tc>
-          <w:tcPr>
-            <w:tcW w:w="3985" w:type="dxa"/>
-          </w:tcPr>
-          <w:p>
-            <w:pPr>
-              <w:pStyle w:val="aa"/>
-              <w:spacing w:line="240" w:lineRule="auto"/>
-              <w:ind w:firstLine="0"/>
-              <w:rPr>
-                <w:rFonts w:cs="Times New Roman"/>
-                <w:i w:val="0"/>
-                <w:noProof/>
-                <w:color w:val="auto"/>
-              </w:rPr>
-            </w:pPr>
-            <w:r>
-              <w:rPr>
-                <w:rFonts w:cs="Times New Roman" w:hint="eastAsia"/>
-                <w:i w:val="0"/>
-                <w:noProof/>
-                <w:color w:val="auto"/>
-              </w:rPr>
-              <w:t>创建一个索引按照升序排序</w:t>
-            </w:r>
-          </w:p>
-        </w:tc>
-        <w:tc>
-          <w:tcPr>
-            <w:tcW w:w="1792" w:type="dxa"/>
-            <w:vMerge w:val="restart"/>
-          </w:tcPr>
-          <w:p>
-            <w:pPr>
-              <w:pStyle w:val="aa"/>
-              <w:numPr>
-                <w:ilvl w:val="0"/>
-                <w:numId w:val="48"/>
-              </w:numPr>
-              <w:spacing w:line="240" w:lineRule="auto"/>
-              <w:jc w:val="both"/>
-              <w:rPr>
-                <w:rFonts w:cs="Times New Roman"/>
-                <w:i w:val="0"/>
-                <w:noProof/>
-                <w:color w:val="auto"/>
-              </w:rPr>
-            </w:pPr>
-            <w:r>
-              <w:rPr>
-                <w:rFonts w:cs="Times New Roman" w:hint="eastAsia"/>
-                <w:i w:val="0"/>
-                <w:noProof/>
-                <w:color w:val="auto"/>
-              </w:rPr>
-              <w:t>执行</w:t>
-            </w:r>
-            <w:r>
-              <w:rPr>
-                <w:rFonts w:cs="Times New Roman" w:hint="eastAsia"/>
-                <w:i w:val="0"/>
-                <w:noProof/>
-                <w:color w:val="auto"/>
-              </w:rPr>
-              <w:t>explain</w:t>
-            </w:r>
-            <w:r>
-              <w:rPr>
-                <w:rFonts w:cs="Times New Roman" w:hint="eastAsia"/>
-                <w:i w:val="0"/>
-                <w:noProof/>
-                <w:color w:val="auto"/>
-              </w:rPr>
-              <w:t>查看按索引查询</w:t>
-            </w:r>
-          </w:p>
-          <w:p>
-            <w:pPr>
-              <w:pStyle w:val="aa"/>
-              <w:numPr>
-                <w:ilvl w:val="0"/>
-                <w:numId w:val="48"/>
-              </w:numPr>
-              <w:spacing w:line="240" w:lineRule="auto"/>
-              <w:jc w:val="both"/>
-              <w:rPr>
-                <w:rFonts w:cs="Times New Roman"/>
-                <w:i w:val="0"/>
-                <w:noProof/>
-                <w:color w:val="auto"/>
-              </w:rPr>
-            </w:pPr>
-            <w:r>
-              <w:rPr>
-                <w:rFonts w:cs="Times New Roman" w:hint="eastAsia"/>
-                <w:i w:val="0"/>
-                <w:noProof/>
-                <w:color w:val="auto"/>
-              </w:rPr>
-              <w:t>索引查询结果按指定排序方式展示</w:t>
-            </w:r>
-          </w:p>
-          <w:p>
-            <w:pPr>
-              <w:pStyle w:val="aa"/>
-              <w:spacing w:line="240" w:lineRule="auto"/>
-              <w:ind w:firstLine="0"/>
-              <w:rPr>
-                <w:rFonts w:cs="Times New Roman"/>
-                <w:i w:val="0"/>
-                <w:noProof/>
-                <w:color w:val="auto"/>
-              </w:rPr>
-            </w:pPr>
-            <w:r>
-              <w:rPr>
-                <w:rFonts w:cs="Times New Roman" w:hint="eastAsia"/>
-                <w:i w:val="0"/>
-                <w:noProof/>
-                <w:color w:val="auto"/>
-              </w:rPr>
-              <w:t>3</w:t>
-            </w:r>
-            <w:r>
-              <w:rPr>
-                <w:rFonts w:cs="Times New Roman" w:hint="eastAsia"/>
-                <w:i w:val="0"/>
-                <w:noProof/>
-                <w:color w:val="auto"/>
-              </w:rPr>
-              <w:t>、索引删除成功</w:t>
-            </w:r>
-          </w:p>
-        </w:tc>
-        <w:tc>
-          <w:tcPr>
-            <w:tcW w:w="952" w:type="dxa"/>
-            <w:vMerge w:val="restart"/>
-          </w:tcPr>
-          <w:p>
-            <w:pPr>
-              <w:pStyle w:val="aa"/>
-              <w:spacing w:line="240" w:lineRule="auto"/>
-              <w:ind w:firstLine="0"/>
-              <w:rPr>
-                <w:rFonts w:cs="Times New Roman"/>
-                <w:i w:val="0"/>
-                <w:noProof/>
-                <w:color w:val="auto"/>
-              </w:rPr>
-            </w:pPr>
-            <w:r>
-              <w:rPr>
-                <w:rFonts w:cs="Times New Roman" w:hint="eastAsia"/>
-                <w:i w:val="0"/>
-                <w:noProof/>
-                <w:color w:val="auto"/>
-              </w:rPr>
-              <w:t>索引匹配查询的数据不丢失</w:t>
+              <w:t>类型</w:t>
             </w:r>
           </w:p>
         </w:tc>
@@ -7718,14 +7533,13 @@
                 <w:noProof/>
                 <w:color w:val="auto"/>
               </w:rPr>
-              <w:t>创建一个索引按照降序排序</w:t>
+              <w:t>创建复合索引，设置键值为不同类型</w:t>
             </w:r>
           </w:p>
         </w:tc>
         <w:tc>
           <w:tcPr>
             <w:tcW w:w="1792" w:type="dxa"/>
-            <w:vMerge/>
           </w:tcPr>
           <w:p>
             <w:pPr>
@@ -7744,20 +7558,91 @@
         <w:tc>
           <w:tcPr>
             <w:tcW w:w="952" w:type="dxa"/>
-            <w:vMerge/>
-          </w:tcPr>
-          <w:p>
-            <w:pPr>
-              <w:pStyle w:val="aa"/>
-              <w:spacing w:line="240" w:lineRule="auto"/>
-              <w:ind w:firstLine="0"/>
-              <w:rPr>
-                <w:rFonts w:cs="Times New Roman"/>
-                <w:i w:val="0"/>
-                <w:noProof/>
-                <w:color w:val="FF0000"/>
-              </w:rPr>
-            </w:pPr>
+          </w:tcPr>
+          <w:p>
+            <w:pPr>
+              <w:pStyle w:val="aa"/>
+              <w:spacing w:line="240" w:lineRule="auto"/>
+              <w:ind w:firstLine="0"/>
+              <w:rPr>
+                <w:rFonts w:cs="Times New Roman"/>
+                <w:i w:val="0"/>
+                <w:noProof/>
+                <w:color w:val="auto"/>
+              </w:rPr>
+            </w:pPr>
+            <w:r>
+              <w:rPr>
+                <w:rFonts w:cs="Times New Roman" w:hint="eastAsia"/>
+                <w:i w:val="0"/>
+                <w:noProof/>
+                <w:color w:val="auto"/>
+              </w:rPr>
+              <w:t>不同数值类型组合</w:t>
+            </w:r>
+            <w:r>
+              <w:rPr>
+                <w:rFonts w:cs="Times New Roman" w:hint="eastAsia"/>
+                <w:i w:val="0"/>
+                <w:noProof/>
+                <w:color w:val="auto"/>
+              </w:rPr>
+              <w:t>，采用常用类型组合、</w:t>
+            </w:r>
+            <w:r>
+              <w:rPr>
+                <w:rFonts w:cs="Times New Roman" w:hint="eastAsia"/>
+                <w:i w:val="0"/>
+                <w:noProof/>
+                <w:color w:val="auto"/>
+              </w:rPr>
+              <w:t>2</w:t>
+            </w:r>
+            <w:r>
+              <w:rPr>
+                <w:rFonts w:cs="Times New Roman" w:hint="eastAsia"/>
+                <w:i w:val="0"/>
+                <w:noProof/>
+                <w:color w:val="auto"/>
+              </w:rPr>
+              <w:t>个、</w:t>
+            </w:r>
+            <w:r>
+              <w:rPr>
+                <w:rFonts w:cs="Times New Roman" w:hint="eastAsia"/>
+                <w:i w:val="0"/>
+                <w:noProof/>
+                <w:color w:val="auto"/>
+              </w:rPr>
+              <w:t>3</w:t>
+            </w:r>
+            <w:r>
+              <w:rPr>
+                <w:rFonts w:cs="Times New Roman" w:hint="eastAsia"/>
+                <w:i w:val="0"/>
+                <w:noProof/>
+                <w:color w:val="auto"/>
+              </w:rPr>
+              <w:t>个、</w:t>
+            </w:r>
+            <w:r>
+              <w:rPr>
+                <w:rFonts w:cs="Times New Roman" w:hint="eastAsia"/>
+                <w:i w:val="0"/>
+                <w:noProof/>
+                <w:color w:val="auto"/>
+              </w:rPr>
+              <w:t>4</w:t>
+            </w:r>
+            <w:r>
+              <w:rPr>
+                <w:rFonts w:cs="Times New Roman" w:hint="eastAsia"/>
+                <w:i w:val="0"/>
+                <w:noProof/>
+                <w:color w:val="auto"/>
+              </w:rPr>
+              <w:t>个不同类型组合</w:t>
+            </w:r>
           </w:p>
         </w:tc>
       </w:tr>
@@ -7805,46 +7690,72 @@
                 <w:noProof/>
                 <w:color w:val="auto"/>
               </w:rPr>
-              <w:t>创建复合索引按照升序排序</w:t>
+              <w:t>在主表中创建索引</w:t>
             </w:r>
           </w:p>
         </w:tc>
         <w:tc>
           <w:tcPr>
             <w:tcW w:w="1792" w:type="dxa"/>
-            <w:vMerge/>
-          </w:tcPr>
-          <w:p>
-            <w:pPr>
-              <w:pStyle w:val="aa"/>
-              <w:spacing w:line="240" w:lineRule="auto"/>
-              <w:ind w:firstLine="0"/>
-              <w:rPr>
-                <w:rFonts w:cs="Times New Roman"/>
-                <w:i w:val="0"/>
-                <w:noProof/>
-                <w:color w:val="auto"/>
-              </w:rPr>
-            </w:pPr>
+          </w:tcPr>
+          <w:p>
+            <w:pPr>
+              <w:pStyle w:val="aa"/>
+              <w:spacing w:line="240" w:lineRule="auto"/>
+              <w:ind w:firstLine="0"/>
+              <w:rPr>
+                <w:rFonts w:cs="Times New Roman"/>
+                <w:i w:val="0"/>
+                <w:noProof/>
+                <w:color w:val="auto"/>
+              </w:rPr>
+            </w:pPr>
+            <w:r>
+              <w:rPr>
+                <w:rFonts w:cs="Times New Roman" w:hint="eastAsia"/>
+                <w:i w:val="0"/>
+                <w:noProof/>
+                <w:color w:val="auto"/>
+              </w:rPr>
+              <w:t>创建索引成功，可以查询到匹配数据</w:t>
+            </w:r>
           </w:p>
         </w:tc>
         <w:tc>
           <w:tcPr>
             <w:tcW w:w="952" w:type="dxa"/>
-            <w:vMerge/>
-          </w:tcPr>
-          <w:p>
-            <w:pPr>
-              <w:pStyle w:val="aa"/>
-              <w:spacing w:line="240" w:lineRule="auto"/>
-              <w:ind w:firstLine="0"/>
-              <w:rPr>
-                <w:rFonts w:cs="Times New Roman"/>
-                <w:i w:val="0"/>
-                <w:noProof/>
-                <w:color w:val="FF0000"/>
-              </w:rPr>
-            </w:pPr>
+          </w:tcPr>
+          <w:p>
+            <w:pPr>
+              <w:pStyle w:val="aa"/>
+              <w:spacing w:line="240" w:lineRule="auto"/>
+              <w:ind w:firstLine="0"/>
+              <w:rPr>
+                <w:rFonts w:cs="Times New Roman"/>
+                <w:i w:val="0"/>
+                <w:noProof/>
+                <w:color w:val="auto"/>
+              </w:rPr>
+            </w:pPr>
+            <w:r>
+              <w:rPr>
+                <w:rFonts w:cs="Times New Roman" w:hint="eastAsia"/>
+                <w:i w:val="0"/>
+                <w:noProof/>
+                <w:color w:val="auto"/>
+              </w:rPr>
+              <w:t>按索引查询可以在子表中匹</w:t>
+            </w:r>
+            <w:r>
+              <w:rPr>
+                <w:rFonts w:cs="Times New Roman" w:hint="eastAsia"/>
+                <w:i w:val="0"/>
+                <w:noProof/>
+                <w:color w:val="auto"/>
+              </w:rPr>
+              <w:lastRenderedPageBreak/>
+              <w:t>配到正确值</w:t>
+            </w:r>
           </w:p>
         </w:tc>
       </w:tr>
@@ -7892,33 +7803,49 @@
                 <w:noProof/>
                 <w:color w:val="auto"/>
               </w:rPr>
-              <w:t>创建复合索引按照降序排序</w:t>
+              <w:t>创建索引同时进行数据备份操作</w:t>
             </w:r>
           </w:p>
         </w:tc>
         <w:tc>
           <w:tcPr>
             <w:tcW w:w="1792" w:type="dxa"/>
-            <w:vMerge/>
-          </w:tcPr>
-          <w:p>
-            <w:pPr>
-              <w:pStyle w:val="aa"/>
-              <w:spacing w:line="240" w:lineRule="auto"/>
-              <w:ind w:firstLine="0"/>
-              <w:rPr>
-                <w:rFonts w:cs="Times New Roman"/>
-                <w:i w:val="0"/>
-                <w:noProof/>
-                <w:color w:val="auto"/>
-              </w:rPr>
-            </w:pPr>
+          </w:tcPr>
+          <w:p>
+            <w:pPr>
+              <w:pStyle w:val="aa"/>
+              <w:spacing w:line="240" w:lineRule="auto"/>
+              <w:ind w:firstLine="0"/>
+              <w:rPr>
+                <w:rFonts w:cs="Times New Roman"/>
+                <w:i w:val="0"/>
+                <w:noProof/>
+                <w:color w:val="auto"/>
+              </w:rPr>
+            </w:pPr>
+            <w:r>
+              <w:rPr>
+                <w:rFonts w:cs="Times New Roman" w:hint="eastAsia"/>
+                <w:i w:val="0"/>
+                <w:noProof/>
+                <w:color w:val="auto"/>
+              </w:rPr>
+              <w:t>1</w:t>
+            </w:r>
+            <w:r>
+              <w:rPr>
+                <w:rFonts w:cs="Times New Roman" w:hint="eastAsia"/>
+                <w:i w:val="0"/>
+                <w:noProof/>
+                <w:color w:val="auto"/>
+              </w:rPr>
+              <w:t>、创建索引成功，数据备份失败</w:t>
+            </w:r>
           </w:p>
         </w:tc>
         <w:tc>
           <w:tcPr>
             <w:tcW w:w="952" w:type="dxa"/>
-            <w:vMerge/>
           </w:tcPr>
           <w:p>
             <w:pPr>
@@ -7979,7 +7906,16 @@
                 <w:noProof/>
                 <w:color w:val="auto"/>
               </w:rPr>
-              <w:t>创建一个唯一索引</w:t>
+              <w:t>创建索引同时进行数据切分</w:t>
+            </w:r>
+            <w:r>
+              <w:rPr>
+                <w:rFonts w:cs="Times New Roman" w:hint="eastAsia"/>
+                <w:i w:val="0"/>
+                <w:noProof/>
+                <w:color w:val="auto"/>
+              </w:rPr>
+              <w:t>（分别在源和目标组创建索引）</w:t>
             </w:r>
           </w:p>
         </w:tc>
@@ -7990,15 +7926,52 @@
           <w:p>
             <w:pPr>
               <w:pStyle w:val="aa"/>
-              <w:spacing w:line="240" w:lineRule="auto"/>
-              <w:ind w:firstLine="0"/>
-              <w:rPr>
-                <w:rFonts w:cs="Times New Roman"/>
-                <w:i w:val="0"/>
-                <w:noProof/>
-                <w:color w:val="auto"/>
-              </w:rPr>
-            </w:pPr>
+              <w:numPr>
+                <w:ilvl w:val="0"/>
+                <w:numId w:val="7"/>
+              </w:numPr>
+              <w:spacing w:line="240" w:lineRule="auto"/>
+              <w:rPr>
+                <w:rFonts w:cs="Times New Roman"/>
+                <w:i w:val="0"/>
+                <w:noProof/>
+                <w:color w:val="auto"/>
+              </w:rPr>
+            </w:pPr>
+            <w:r>
+              <w:rPr>
+                <w:rFonts w:cs="Times New Roman" w:hint="eastAsia"/>
+                <w:i w:val="0"/>
+                <w:noProof/>
+                <w:color w:val="auto"/>
+              </w:rPr>
+              <w:t>创建索引成功</w:t>
+            </w:r>
+          </w:p>
+          <w:p>
+            <w:pPr>
+              <w:pStyle w:val="aa"/>
+              <w:numPr>
+                <w:ilvl w:val="0"/>
+                <w:numId w:val="7"/>
+              </w:numPr>
+              <w:spacing w:line="240" w:lineRule="auto"/>
+              <w:rPr>
+                <w:rFonts w:cs="Times New Roman"/>
+                <w:i w:val="0"/>
+                <w:noProof/>
+                <w:color w:val="auto"/>
+              </w:rPr>
+            </w:pPr>
+            <w:r>
+              <w:rPr>
+                <w:rFonts w:cs="Times New Roman" w:hint="eastAsia"/>
+                <w:i w:val="0"/>
+                <w:noProof/>
+                <w:color w:val="auto"/>
+              </w:rPr>
+              <w:t>数据切分一直进行中，索引创建完成后切分成功</w:t>
+            </w:r>
           </w:p>
         </w:tc>
         <w:tc>
@@ -8064,7 +8037,7 @@
                 <w:noProof/>
                 <w:color w:val="auto"/>
               </w:rPr>
-              <w:t>创建一个索引，设置键值为不同类型</w:t>
+              <w:t>创建索引同时插入数据</w:t>
             </w:r>
           </w:p>
         </w:tc>
@@ -8084,6 +8057,24 @@
                 <w:color w:val="auto"/>
               </w:rPr>
             </w:pPr>
+            <w:r>
+              <w:rPr>
+                <w:rFonts w:cs="Times New Roman" w:hint="eastAsia"/>
+                <w:i w:val="0"/>
+                <w:noProof/>
+                <w:color w:val="auto"/>
+              </w:rPr>
+              <w:t>1</w:t>
+            </w:r>
+            <w:r>
+              <w:rPr>
+                <w:rFonts w:cs="Times New Roman" w:hint="eastAsia"/>
+                <w:i w:val="0"/>
+                <w:noProof/>
+                <w:color w:val="auto"/>
+              </w:rPr>
+              <w:t>、插入数据失败</w:t>
+            </w:r>
           </w:p>
         </w:tc>
         <w:tc>
@@ -8099,36 +8090,9 @@
                 <w:rFonts w:cs="Times New Roman"/>
                 <w:i w:val="0"/>
                 <w:noProof/>
-                <w:color w:val="auto"/>
-              </w:rPr>
-            </w:pPr>
-            <w:r>
-              <w:rPr>
-                <w:rFonts w:cs="Times New Roman" w:hint="eastAsia"/>
-                <w:i w:val="0"/>
-                <w:noProof/>
-                <w:color w:val="auto"/>
-              </w:rPr>
-              <w:t>依次考虑所以</w:t>
-            </w:r>
-            <w:r>
-              <w:rPr>
-                <w:rFonts w:cs="Times New Roman" w:hint="eastAsia"/>
-                <w:i w:val="0"/>
-                <w:noProof/>
-                <w:color w:val="auto"/>
-              </w:rPr>
-              <w:t>数值</w:t>
-            </w:r>
-            <w:r>
-              <w:rPr>
-                <w:rFonts w:cs="Times New Roman" w:hint="eastAsia"/>
-                <w:i w:val="0"/>
-                <w:noProof/>
-                <w:color w:val="auto"/>
-              </w:rPr>
-              <w:t>类型</w:t>
-            </w:r>
+                <w:color w:val="FF0000"/>
+              </w:rPr>
+            </w:pPr>
           </w:p>
         </w:tc>
       </w:tr>
@@ -8163,20 +8127,20 @@
               <w:spacing w:line="240" w:lineRule="auto"/>
               <w:ind w:firstLine="0"/>
               <w:rPr>
-                <w:rFonts w:cs="Times New Roman"/>
-                <w:i w:val="0"/>
-                <w:noProof/>
-                <w:color w:val="auto"/>
-              </w:rPr>
-            </w:pPr>
-            <w:r>
-              <w:rPr>
                 <w:rFonts w:cs="Times New Roman" w:hint="eastAsia"/>
                 <w:i w:val="0"/>
                 <w:noProof/>
                 <w:color w:val="auto"/>
               </w:rPr>
-              <w:t>创建复合索引，设置键值为不同类型</w:t>
+            </w:pPr>
+            <w:r>
+              <w:rPr>
+                <w:rFonts w:cs="Times New Roman" w:hint="eastAsia"/>
+                <w:i w:val="0"/>
+                <w:noProof/>
+                <w:color w:val="auto"/>
+              </w:rPr>
+              <w:t>创建索引同时删除数据</w:t>
             </w:r>
           </w:p>
         </w:tc>
@@ -8190,12 +8154,30 @@
               <w:spacing w:line="240" w:lineRule="auto"/>
               <w:ind w:firstLine="0"/>
               <w:rPr>
-                <w:rFonts w:cs="Times New Roman"/>
-                <w:i w:val="0"/>
-                <w:noProof/>
-                <w:color w:val="auto"/>
-              </w:rPr>
-            </w:pPr>
+                <w:rFonts w:cs="Times New Roman" w:hint="eastAsia"/>
+                <w:i w:val="0"/>
+                <w:noProof/>
+                <w:color w:val="auto"/>
+              </w:rPr>
+            </w:pPr>
+            <w:r>
+              <w:rPr>
+                <w:rFonts w:cs="Times New Roman" w:hint="eastAsia"/>
+                <w:i w:val="0"/>
+                <w:noProof/>
+                <w:color w:val="auto"/>
+              </w:rPr>
+              <w:t>1</w:t>
+            </w:r>
+            <w:r>
+              <w:rPr>
+                <w:rFonts w:cs="Times New Roman" w:hint="eastAsia"/>
+                <w:i w:val="0"/>
+                <w:noProof/>
+                <w:color w:val="auto"/>
+              </w:rPr>
+              <w:t>、删除数据失败</w:t>
+            </w:r>
           </w:p>
         </w:tc>
         <w:tc>
@@ -8211,91 +8193,9 @@
                 <w:rFonts w:cs="Times New Roman"/>
                 <w:i w:val="0"/>
                 <w:noProof/>
-                <w:color w:val="auto"/>
-              </w:rPr>
-            </w:pPr>
-            <w:r>
-              <w:rPr>
-                <w:rFonts w:cs="Times New Roman" w:hint="eastAsia"/>
-                <w:i w:val="0"/>
-                <w:noProof/>
-                <w:color w:val="auto"/>
-              </w:rPr>
-              <w:t>不同数值类型</w:t>
-            </w:r>
-            <w:r>
-              <w:rPr>
-                <w:rFonts w:cs="Times New Roman" w:hint="eastAsia"/>
-                <w:i w:val="0"/>
-                <w:noProof/>
-                <w:color w:val="auto"/>
-              </w:rPr>
-              <w:lastRenderedPageBreak/>
-              <w:t>组合</w:t>
-            </w:r>
-            <w:r>
-              <w:rPr>
-                <w:rFonts w:cs="Times New Roman" w:hint="eastAsia"/>
-                <w:i w:val="0"/>
-                <w:noProof/>
-                <w:color w:val="auto"/>
-              </w:rPr>
-              <w:t>，采用常用类型组合、</w:t>
-            </w:r>
-            <w:r>
-              <w:rPr>
-                <w:rFonts w:cs="Times New Roman" w:hint="eastAsia"/>
-                <w:i w:val="0"/>
-                <w:noProof/>
-                <w:color w:val="auto"/>
-              </w:rPr>
-              <w:t>2</w:t>
-            </w:r>
-            <w:r>
-              <w:rPr>
-                <w:rFonts w:cs="Times New Roman" w:hint="eastAsia"/>
-                <w:i w:val="0"/>
-                <w:noProof/>
-                <w:color w:val="auto"/>
-              </w:rPr>
-              <w:t>个、</w:t>
-            </w:r>
-            <w:r>
-              <w:rPr>
-                <w:rFonts w:cs="Times New Roman" w:hint="eastAsia"/>
-                <w:i w:val="0"/>
-                <w:noProof/>
-                <w:color w:val="auto"/>
-              </w:rPr>
-              <w:t>3</w:t>
-            </w:r>
-            <w:r>
-              <w:rPr>
-                <w:rFonts w:cs="Times New Roman" w:hint="eastAsia"/>
-                <w:i w:val="0"/>
-                <w:noProof/>
-                <w:color w:val="auto"/>
-              </w:rPr>
-              <w:t>个、</w:t>
-            </w:r>
-            <w:r>
-              <w:rPr>
-                <w:rFonts w:cs="Times New Roman" w:hint="eastAsia"/>
-                <w:i w:val="0"/>
-                <w:noProof/>
-                <w:color w:val="auto"/>
-              </w:rPr>
-              <w:t>4</w:t>
-            </w:r>
-            <w:r>
-              <w:rPr>
-                <w:rFonts w:cs="Times New Roman" w:hint="eastAsia"/>
-                <w:i w:val="0"/>
-                <w:noProof/>
-                <w:color w:val="auto"/>
-              </w:rPr>
-              <w:t>个不同类型组合</w:t>
-            </w:r>
+                <w:color w:val="FF0000"/>
+              </w:rPr>
+            </w:pPr>
           </w:p>
         </w:tc>
       </w:tr>
@@ -8343,7 +8243,7 @@
                 <w:noProof/>
                 <w:color w:val="auto"/>
               </w:rPr>
-              <w:t>在主表中创建索引</w:t>
+              <w:t>创建索引同时更新数据</w:t>
             </w:r>
           </w:p>
         </w:tc>
@@ -8370,7 +8270,7 @@
                 <w:noProof/>
                 <w:color w:val="auto"/>
               </w:rPr>
-              <w:t>创建索引成功，可以查询到匹配数据</w:t>
+              <w:t>索引创建成功；更新数据操作失败</w:t>
             </w:r>
           </w:p>
         </w:tc>
@@ -8387,18 +8287,9 @@
                 <w:rFonts w:cs="Times New Roman"/>
                 <w:i w:val="0"/>
                 <w:noProof/>
-                <w:color w:val="auto"/>
-              </w:rPr>
-            </w:pPr>
-            <w:r>
-              <w:rPr>
-                <w:rFonts w:cs="Times New Roman" w:hint="eastAsia"/>
-                <w:i w:val="0"/>
-                <w:noProof/>
-                <w:color w:val="auto"/>
-              </w:rPr>
-              <w:t>按索引查询可以在子表中匹配到正确值</w:t>
-            </w:r>
+                <w:color w:val="FF0000"/>
+              </w:rPr>
+            </w:pPr>
           </w:p>
         </w:tc>
       </w:tr>
@@ -8433,11 +8324,38 @@
               <w:spacing w:line="240" w:lineRule="auto"/>
               <w:ind w:firstLine="0"/>
               <w:rPr>
+                <w:rFonts w:cs="Times New Roman"/>
+                <w:i w:val="0"/>
+                <w:noProof/>
+                <w:color w:val="auto"/>
+              </w:rPr>
+            </w:pPr>
+            <w:r>
+              <w:rPr>
                 <w:rFonts w:cs="Times New Roman" w:hint="eastAsia"/>
                 <w:i w:val="0"/>
                 <w:noProof/>
                 <w:color w:val="auto"/>
               </w:rPr>
+              <w:t>创建索引同时查询数据</w:t>
+            </w:r>
+          </w:p>
+        </w:tc>
+        <w:tc>
+          <w:tcPr>
+            <w:tcW w:w="1792" w:type="dxa"/>
+          </w:tcPr>
+          <w:p>
+            <w:pPr>
+              <w:pStyle w:val="aa"/>
+              <w:spacing w:line="240" w:lineRule="auto"/>
+              <w:ind w:firstLine="0"/>
+              <w:rPr>
+                <w:rFonts w:cs="Times New Roman"/>
+                <w:i w:val="0"/>
+                <w:noProof/>
+                <w:color w:val="auto"/>
+              </w:rPr>
             </w:pPr>
             <w:r>
               <w:rPr>
@@ -8446,43 +8364,7 @@
                 <w:noProof/>
                 <w:color w:val="auto"/>
               </w:rPr>
-              <w:t>创建索引同时进行数据备份操作</w:t>
-            </w:r>
-          </w:p>
-        </w:tc>
-        <w:tc>
-          <w:tcPr>
-            <w:tcW w:w="1792" w:type="dxa"/>
-          </w:tcPr>
-          <w:p>
-            <w:pPr>
-              <w:pStyle w:val="aa"/>
-              <w:spacing w:line="240" w:lineRule="auto"/>
-              <w:ind w:firstLine="0"/>
-              <w:rPr>
-                <w:rFonts w:cs="Times New Roman" w:hint="eastAsia"/>
-                <w:i w:val="0"/>
-                <w:noProof/>
-                <w:color w:val="auto"/>
-              </w:rPr>
-            </w:pPr>
-            <w:r>
-              <w:rPr>
-                <w:rFonts w:cs="Times New Roman" w:hint="eastAsia"/>
-                <w:i w:val="0"/>
-                <w:noProof/>
-                <w:color w:val="auto"/>
-              </w:rPr>
-              <w:t>1</w:t>
-            </w:r>
-            <w:r>
-              <w:rPr>
-                <w:rFonts w:cs="Times New Roman" w:hint="eastAsia"/>
-                <w:i w:val="0"/>
-                <w:noProof/>
-                <w:color w:val="auto"/>
-              </w:rPr>
-              <w:t>、创建索引成功，数据备份失败</w:t>
+              <w:t>索引创建成功；按指定条件查询数据成功</w:t>
             </w:r>
           </w:p>
         </w:tc>
@@ -8549,7 +8431,7 @@
                 <w:noProof/>
                 <w:color w:val="auto"/>
               </w:rPr>
-              <w:t>创建索引同时进行数据切分</w:t>
+              <w:t>创建索引后插入数据</w:t>
             </w:r>
           </w:p>
         </w:tc>
@@ -8560,11 +8442,8 @@
           <w:p>
             <w:pPr>
               <w:pStyle w:val="aa"/>
-              <w:numPr>
-                <w:ilvl w:val="0"/>
-                <w:numId w:val="50"/>
-              </w:numPr>
-              <w:spacing w:line="240" w:lineRule="auto"/>
+              <w:spacing w:line="240" w:lineRule="auto"/>
+              <w:ind w:firstLine="0"/>
               <w:rPr>
                 <w:rFonts w:cs="Times New Roman"/>
                 <w:i w:val="0"/>
@@ -8579,32 +8458,7 @@
                 <w:noProof/>
                 <w:color w:val="auto"/>
               </w:rPr>
-              <w:t>创建索引成功</w:t>
-            </w:r>
-          </w:p>
-          <w:p>
-            <w:pPr>
-              <w:pStyle w:val="aa"/>
-              <w:numPr>
-                <w:ilvl w:val="0"/>
-                <w:numId w:val="50"/>
-              </w:numPr>
-              <w:spacing w:line="240" w:lineRule="auto"/>
-              <w:rPr>
-                <w:rFonts w:cs="Times New Roman"/>
-                <w:i w:val="0"/>
-                <w:noProof/>
-                <w:color w:val="auto"/>
-              </w:rPr>
-            </w:pPr>
-            <w:r>
-              <w:rPr>
-                <w:rFonts w:cs="Times New Roman" w:hint="eastAsia"/>
-                <w:i w:val="0"/>
-                <w:noProof/>
-                <w:color w:val="auto"/>
-              </w:rPr>
-              <w:t>数据切分一直进行中，索引创建完成后切分成功</w:t>
+              <w:t>插入数据成功</w:t>
             </w:r>
           </w:p>
         </w:tc>
@@ -8671,7 +8525,7 @@
                 <w:noProof/>
                 <w:color w:val="auto"/>
               </w:rPr>
-              <w:t>创建索引同时插入数据</w:t>
+              <w:t>数据库故障后重建索引</w:t>
             </w:r>
           </w:p>
         </w:tc>
@@ -8698,16 +8552,7 @@
                 <w:noProof/>
                 <w:color w:val="auto"/>
               </w:rPr>
-              <w:t>1</w:t>
-            </w:r>
-            <w:r>
-              <w:rPr>
-                <w:rFonts w:cs="Times New Roman" w:hint="eastAsia"/>
-                <w:i w:val="0"/>
-                <w:noProof/>
-                <w:color w:val="auto"/>
-              </w:rPr>
-              <w:t>、插入数据失败</w:t>
+              <w:t>按索引查询成功，显示所有匹配条件的数据</w:t>
             </w:r>
           </w:p>
         </w:tc>
@@ -8761,20 +8606,38 @@
               <w:spacing w:line="240" w:lineRule="auto"/>
               <w:ind w:firstLine="0"/>
               <w:rPr>
-                <w:rFonts w:cs="Times New Roman"/>
-                <w:i w:val="0"/>
-                <w:noProof/>
-                <w:color w:val="auto"/>
-              </w:rPr>
-            </w:pPr>
-            <w:r>
-              <w:rPr>
                 <w:rFonts w:cs="Times New Roman" w:hint="eastAsia"/>
                 <w:i w:val="0"/>
                 <w:noProof/>
                 <w:color w:val="auto"/>
               </w:rPr>
-              <w:t>创建索引同时更新数据</w:t>
+            </w:pPr>
+            <w:r>
+              <w:rPr>
+                <w:rFonts w:cs="Times New Roman" w:hint="eastAsia"/>
+                <w:i w:val="0"/>
+                <w:noProof/>
+                <w:color w:val="auto"/>
+              </w:rPr>
+              <w:t>同一个</w:t>
+            </w:r>
+            <w:r>
+              <w:rPr>
+                <w:rFonts w:cs="Times New Roman" w:hint="eastAsia"/>
+                <w:i w:val="0"/>
+                <w:noProof/>
+                <w:color w:val="auto"/>
+              </w:rPr>
+              <w:t>cl</w:t>
+            </w:r>
+            <w:r>
+              <w:rPr>
+                <w:rFonts w:cs="Times New Roman" w:hint="eastAsia"/>
+                <w:i w:val="0"/>
+                <w:noProof/>
+                <w:color w:val="auto"/>
+              </w:rPr>
+              <w:t>并发创建索引</w:t>
             </w:r>
           </w:p>
         </w:tc>
@@ -8788,20 +8651,20 @@
               <w:spacing w:line="240" w:lineRule="auto"/>
               <w:ind w:firstLine="0"/>
               <w:rPr>
-                <w:rFonts w:cs="Times New Roman"/>
-                <w:i w:val="0"/>
-                <w:noProof/>
-                <w:color w:val="auto"/>
-              </w:rPr>
-            </w:pPr>
-            <w:r>
-              <w:rPr>
                 <w:rFonts w:cs="Times New Roman" w:hint="eastAsia"/>
                 <w:i w:val="0"/>
                 <w:noProof/>
                 <w:color w:val="auto"/>
               </w:rPr>
-              <w:t>索引创建成功；更新数据操作失败</w:t>
+            </w:pPr>
+            <w:r>
+              <w:rPr>
+                <w:rFonts w:cs="Times New Roman" w:hint="eastAsia"/>
+                <w:i w:val="0"/>
+                <w:noProof/>
+                <w:color w:val="auto"/>
+              </w:rPr>
+              <w:t>只有一个索引创建成功</w:t>
             </w:r>
           </w:p>
         </w:tc>
@@ -8855,20 +8718,38 @@
               <w:spacing w:line="240" w:lineRule="auto"/>
               <w:ind w:firstLine="0"/>
               <w:rPr>
-                <w:rFonts w:cs="Times New Roman"/>
-                <w:i w:val="0"/>
-                <w:noProof/>
-                <w:color w:val="auto"/>
-              </w:rPr>
-            </w:pPr>
-            <w:r>
-              <w:rPr>
                 <w:rFonts w:cs="Times New Roman" w:hint="eastAsia"/>
                 <w:i w:val="0"/>
                 <w:noProof/>
                 <w:color w:val="auto"/>
               </w:rPr>
-              <w:t>创建索引同时查询数据</w:t>
+            </w:pPr>
+            <w:r>
+              <w:rPr>
+                <w:rFonts w:cs="Times New Roman" w:hint="eastAsia"/>
+                <w:i w:val="0"/>
+                <w:noProof/>
+                <w:color w:val="auto"/>
+              </w:rPr>
+              <w:t>不同</w:t>
+            </w:r>
+            <w:r>
+              <w:rPr>
+                <w:rFonts w:cs="Times New Roman" w:hint="eastAsia"/>
+                <w:i w:val="0"/>
+                <w:noProof/>
+                <w:color w:val="auto"/>
+              </w:rPr>
+              <w:t>cl</w:t>
+            </w:r>
+            <w:r>
+              <w:rPr>
+                <w:rFonts w:cs="Times New Roman" w:hint="eastAsia"/>
+                <w:i w:val="0"/>
+                <w:noProof/>
+                <w:color w:val="auto"/>
+              </w:rPr>
+              <w:t>并发创建索引</w:t>
             </w:r>
           </w:p>
         </w:tc>
@@ -8882,78 +8763,11 @@
               <w:spacing w:line="240" w:lineRule="auto"/>
               <w:ind w:firstLine="0"/>
               <w:rPr>
-                <w:rFonts w:cs="Times New Roman"/>
-                <w:i w:val="0"/>
-                <w:noProof/>
-                <w:color w:val="auto"/>
-              </w:rPr>
-            </w:pPr>
-            <w:r>
-              <w:rPr>
                 <w:rFonts w:cs="Times New Roman" w:hint="eastAsia"/>
                 <w:i w:val="0"/>
                 <w:noProof/>
                 <w:color w:val="auto"/>
               </w:rPr>
-              <w:t>索引创建成功；按指定条件查询数据成功</w:t>
-            </w:r>
-          </w:p>
-        </w:tc>
-        <w:tc>
-          <w:tcPr>
-            <w:tcW w:w="952" w:type="dxa"/>
-          </w:tcPr>
-          <w:p>
-            <w:pPr>
-              <w:pStyle w:val="aa"/>
-              <w:spacing w:line="240" w:lineRule="auto"/>
-              <w:ind w:firstLine="0"/>
-              <w:rPr>
-                <w:rFonts w:cs="Times New Roman"/>
-                <w:i w:val="0"/>
-                <w:noProof/>
-                <w:color w:val="FF0000"/>
-              </w:rPr>
-            </w:pPr>
-          </w:p>
-        </w:tc>
-      </w:tr>
-      <w:tr>
-        <w:tc>
-          <w:tcPr>
-            <w:tcW w:w="1373" w:type="dxa"/>
-            <w:vMerge/>
-            <w:shd w:val="clear" w:color="auto" w:fill="auto"/>
-          </w:tcPr>
-          <w:p>
-            <w:pPr>
-              <w:pStyle w:val="aa"/>
-              <w:spacing w:line="240" w:lineRule="auto"/>
-              <w:ind w:firstLine="0"/>
-              <w:rPr>
-                <w:rFonts w:cs="Times New Roman"/>
-                <w:i w:val="0"/>
-                <w:noProof/>
-                <w:color w:val="auto"/>
-              </w:rPr>
-            </w:pPr>
-          </w:p>
-        </w:tc>
-        <w:tc>
-          <w:tcPr>
-            <w:tcW w:w="3985" w:type="dxa"/>
-          </w:tcPr>
-          <w:p>
-            <w:pPr>
-              <w:pStyle w:val="aa"/>
-              <w:spacing w:line="240" w:lineRule="auto"/>
-              <w:ind w:firstLine="0"/>
-              <w:rPr>
-                <w:rFonts w:cs="Times New Roman"/>
-                <w:i w:val="0"/>
-                <w:noProof/>
-                <w:color w:val="auto"/>
-              </w:rPr>
             </w:pPr>
             <w:r>
               <w:rPr>
@@ -8962,128 +8776,7 @@
                 <w:noProof/>
                 <w:color w:val="auto"/>
               </w:rPr>
-              <w:t>创建索引后插入数据</w:t>
-            </w:r>
-          </w:p>
-        </w:tc>
-        <w:tc>
-          <w:tcPr>
-            <w:tcW w:w="1792" w:type="dxa"/>
-          </w:tcPr>
-          <w:p>
-            <w:pPr>
-              <w:pStyle w:val="aa"/>
-              <w:spacing w:line="240" w:lineRule="auto"/>
-              <w:ind w:firstLine="0"/>
-              <w:rPr>
-                <w:rFonts w:cs="Times New Roman"/>
-                <w:i w:val="0"/>
-                <w:noProof/>
-                <w:color w:val="auto"/>
-              </w:rPr>
-            </w:pPr>
-            <w:r>
-              <w:rPr>
-                <w:rFonts w:cs="Times New Roman" w:hint="eastAsia"/>
-                <w:i w:val="0"/>
-                <w:noProof/>
-                <w:color w:val="auto"/>
-              </w:rPr>
-              <w:t>插入数据成功</w:t>
-            </w:r>
-          </w:p>
-        </w:tc>
-        <w:tc>
-          <w:tcPr>
-            <w:tcW w:w="952" w:type="dxa"/>
-          </w:tcPr>
-          <w:p>
-            <w:pPr>
-              <w:pStyle w:val="aa"/>
-              <w:spacing w:line="240" w:lineRule="auto"/>
-              <w:ind w:firstLine="0"/>
-              <w:rPr>
-                <w:rFonts w:cs="Times New Roman"/>
-                <w:i w:val="0"/>
-                <w:noProof/>
-                <w:color w:val="FF0000"/>
-              </w:rPr>
-            </w:pPr>
-          </w:p>
-        </w:tc>
-      </w:tr>
-      <w:tr>
-        <w:tc>
-          <w:tcPr>
-            <w:tcW w:w="1373" w:type="dxa"/>
-            <w:vMerge/>
-            <w:shd w:val="clear" w:color="auto" w:fill="auto"/>
-          </w:tcPr>
-          <w:p>
-            <w:pPr>
-              <w:pStyle w:val="aa"/>
-              <w:spacing w:line="240" w:lineRule="auto"/>
-              <w:ind w:firstLine="0"/>
-              <w:rPr>
-                <w:rFonts w:cs="Times New Roman"/>
-                <w:i w:val="0"/>
-                <w:noProof/>
-                <w:color w:val="auto"/>
-              </w:rPr>
-            </w:pPr>
-          </w:p>
-        </w:tc>
-        <w:tc>
-          <w:tcPr>
-            <w:tcW w:w="3985" w:type="dxa"/>
-          </w:tcPr>
-          <w:p>
-            <w:pPr>
-              <w:pStyle w:val="aa"/>
-              <w:spacing w:line="240" w:lineRule="auto"/>
-              <w:ind w:firstLine="0"/>
-              <w:rPr>
-                <w:rFonts w:cs="Times New Roman"/>
-                <w:i w:val="0"/>
-                <w:noProof/>
-                <w:color w:val="auto"/>
-              </w:rPr>
-            </w:pPr>
-            <w:r>
-              <w:rPr>
-                <w:rFonts w:cs="Times New Roman" w:hint="eastAsia"/>
-                <w:i w:val="0"/>
-                <w:noProof/>
-                <w:color w:val="auto"/>
-              </w:rPr>
-              <w:t>数据库故障后重建索引</w:t>
-            </w:r>
-          </w:p>
-        </w:tc>
-        <w:tc>
-          <w:tcPr>
-            <w:tcW w:w="1792" w:type="dxa"/>
-          </w:tcPr>
-          <w:p>
-            <w:pPr>
-              <w:pStyle w:val="aa"/>
-              <w:spacing w:line="240" w:lineRule="auto"/>
-              <w:ind w:firstLine="0"/>
-              <w:rPr>
-                <w:rFonts w:cs="Times New Roman"/>
-                <w:i w:val="0"/>
-                <w:noProof/>
-                <w:color w:val="auto"/>
-              </w:rPr>
-            </w:pPr>
-            <w:r>
-              <w:rPr>
-                <w:rFonts w:cs="Times New Roman" w:hint="eastAsia"/>
-                <w:i w:val="0"/>
-                <w:noProof/>
-                <w:color w:val="auto"/>
-              </w:rPr>
-              <w:t>按索引查询成功，显示所有匹配条件的数据</w:t>
+              <w:t>索引创建成功</w:t>
             </w:r>
           </w:p>
         </w:tc>
@@ -10456,6 +10149,7 @@
                 <w:sz w:val="20"/>
                 <w:szCs w:val="20"/>
               </w:rPr>
+              <w:lastRenderedPageBreak/>
               <w:t>TS001</w:t>
             </w:r>
           </w:p>
@@ -10695,7 +10389,7 @@
               <w:rPr>
                 <w:noProof/>
               </w:rPr>
-              <w:t>2015-6-5</w:t>
+              <w:t>2015-9-2</w:t>
             </w:r>
           </w:fldSimple>
         </w:p>
@@ -10911,537 +10605,6 @@
 <file path=word/numbering.xml><?xml version="1.0" encoding="utf-8"?>
 <w:numbering xmlns:ve="http://schemas.openxmlformats.org/markup-compatibility/2006" xmlns:o="urn:schemas-microsoft-com:office:office" xmlns:r="http://schemas.openxmlformats.org/officeDocument/2006/relationships" xmlns:m="http://schemas.openxmlformats.org/officeDocument/2006/math" xmlns:v="urn:schemas-microsoft-com:vml" xmlns:wp="http://schemas.openxmlformats.org/drawingml/2006/wordprocessingDrawing" xmlns:w10="urn:schemas-microsoft-com:office:word" xmlns:w="http://schemas.openxmlformats.org/wordprocessingml/2006/main" xmlns:wne="http://schemas.microsoft.com/office/word/2006/wordml">
   <w:abstractNum w:abstractNumId="0">
-    <w:nsid w:val="077F4677"/>
-    <w:multiLevelType w:val="hybridMultilevel"/>
-    <w:tmpl w:val="F112C206"/>
-    <w:lvl w:ilvl="0" w:tplc="0409000F">
-      <w:start w:val="1"/>
-      <w:numFmt w:val="decimal"/>
-      <w:lvlText w:val="%1."/>
-      <w:lvlJc w:val="left"/>
-      <w:pPr>
-        <w:ind w:left="1684" w:hanging="420"/>
-      </w:pPr>
-    </w:lvl>
-    <w:lvl w:ilvl="1" w:tplc="04090019" w:tentative="1">
-      <w:start w:val="1"/>
-      <w:numFmt w:val="lowerLetter"/>
-      <w:lvlText w:val="%2)"/>
-      <w:lvlJc w:val="left"/>
-      <w:pPr>
-        <w:ind w:left="2104" w:hanging="420"/>
-      </w:pPr>
-    </w:lvl>
-    <w:lvl w:ilvl="2" w:tplc="0409001B" w:tentative="1">
-      <w:start w:val="1"/>
-      <w:numFmt w:val="lowerRoman"/>
-      <w:lvlText w:val="%3."/>
-      <w:lvlJc w:val="right"/>
-      <w:pPr>
-        <w:ind w:left="2524" w:hanging="420"/>
-      </w:pPr>
-    </w:lvl>
-    <w:lvl w:ilvl="3" w:tplc="0409000F" w:tentative="1">
-      <w:start w:val="1"/>
-      <w:numFmt w:val="decimal"/>
-      <w:lvlText w:val="%4."/>
-      <w:lvlJc w:val="left"/>
-      <w:pPr>
-        <w:ind w:left="2944" w:hanging="420"/>
-      </w:pPr>
-    </w:lvl>
-    <w:lvl w:ilvl="4" w:tplc="04090019" w:tentative="1">
-      <w:start w:val="1"/>
-      <w:numFmt w:val="lowerLetter"/>
-      <w:lvlText w:val="%5)"/>
-      <w:lvlJc w:val="left"/>
-      <w:pPr>
-        <w:ind w:left="3364" w:hanging="420"/>
-      </w:pPr>
-    </w:lvl>
-    <w:lvl w:ilvl="5" w:tplc="0409001B" w:tentative="1">
-      <w:start w:val="1"/>
-      <w:numFmt w:val="lowerRoman"/>
-      <w:lvlText w:val="%6."/>
-      <w:lvlJc w:val="right"/>
-      <w:pPr>
-        <w:ind w:left="3784" w:hanging="420"/>
-      </w:pPr>
-    </w:lvl>
-    <w:lvl w:ilvl="6" w:tplc="0409000F" w:tentative="1">
-      <w:start w:val="1"/>
-      <w:numFmt w:val="decimal"/>
-      <w:lvlText w:val="%7."/>
-      <w:lvlJc w:val="left"/>
-      <w:pPr>
-        <w:ind w:left="4204" w:hanging="420"/>
-      </w:pPr>
-    </w:lvl>
-    <w:lvl w:ilvl="7" w:tplc="04090019" w:tentative="1">
-      <w:start w:val="1"/>
-      <w:numFmt w:val="lowerLetter"/>
-      <w:lvlText w:val="%8)"/>
-      <w:lvlJc w:val="left"/>
-      <w:pPr>
-        <w:ind w:left="4624" w:hanging="420"/>
-      </w:pPr>
-    </w:lvl>
-    <w:lvl w:ilvl="8" w:tplc="0409001B" w:tentative="1">
-      <w:start w:val="1"/>
-      <w:numFmt w:val="lowerRoman"/>
-      <w:lvlText w:val="%9."/>
-      <w:lvlJc w:val="right"/>
-      <w:pPr>
-        <w:ind w:left="5044" w:hanging="420"/>
-      </w:pPr>
-    </w:lvl>
-  </w:abstractNum>
-  <w:abstractNum w:abstractNumId="1">
-    <w:nsid w:val="08485BD4"/>
-    <w:multiLevelType w:val="hybridMultilevel"/>
-    <w:tmpl w:val="A61AE476"/>
-    <w:lvl w:ilvl="0" w:tplc="BC1E3E16">
-      <w:start w:val="1"/>
-      <w:numFmt w:val="decimal"/>
-      <w:lvlText w:val="%1、"/>
-      <w:lvlJc w:val="left"/>
-      <w:pPr>
-        <w:ind w:left="360" w:hanging="360"/>
-      </w:pPr>
-      <w:rPr>
-        <w:rFonts w:hint="default"/>
-      </w:rPr>
-    </w:lvl>
-    <w:lvl w:ilvl="1" w:tplc="04090019" w:tentative="1">
-      <w:start w:val="1"/>
-      <w:numFmt w:val="lowerLetter"/>
-      <w:lvlText w:val="%2)"/>
-      <w:lvlJc w:val="left"/>
-      <w:pPr>
-        <w:ind w:left="840" w:hanging="420"/>
-      </w:pPr>
-    </w:lvl>
-    <w:lvl w:ilvl="2" w:tplc="0409001B" w:tentative="1">
-      <w:start w:val="1"/>
-      <w:numFmt w:val="lowerRoman"/>
-      <w:lvlText w:val="%3."/>
-      <w:lvlJc w:val="right"/>
-      <w:pPr>
-        <w:ind w:left="1260" w:hanging="420"/>
-      </w:pPr>
-    </w:lvl>
-    <w:lvl w:ilvl="3" w:tplc="0409000F" w:tentative="1">
-      <w:start w:val="1"/>
-      <w:numFmt w:val="decimal"/>
-      <w:lvlText w:val="%4."/>
-      <w:lvlJc w:val="left"/>
-      <w:pPr>
-        <w:ind w:left="1680" w:hanging="420"/>
-      </w:pPr>
-    </w:lvl>
-    <w:lvl w:ilvl="4" w:tplc="04090019" w:tentative="1">
-      <w:start w:val="1"/>
-      <w:numFmt w:val="lowerLetter"/>
-      <w:lvlText w:val="%5)"/>
-      <w:lvlJc w:val="left"/>
-      <w:pPr>
-        <w:ind w:left="2100" w:hanging="420"/>
-      </w:pPr>
-    </w:lvl>
-    <w:lvl w:ilvl="5" w:tplc="0409001B" w:tentative="1">
-      <w:start w:val="1"/>
-      <w:numFmt w:val="lowerRoman"/>
-      <w:lvlText w:val="%6."/>
-      <w:lvlJc w:val="right"/>
-      <w:pPr>
-        <w:ind w:left="2520" w:hanging="420"/>
-      </w:pPr>
-    </w:lvl>
-    <w:lvl w:ilvl="6" w:tplc="0409000F" w:tentative="1">
-      <w:start w:val="1"/>
-      <w:numFmt w:val="decimal"/>
-      <w:lvlText w:val="%7."/>
-      <w:lvlJc w:val="left"/>
-      <w:pPr>
-        <w:ind w:left="2940" w:hanging="420"/>
-      </w:pPr>
-    </w:lvl>
-    <w:lvl w:ilvl="7" w:tplc="04090019" w:tentative="1">
-      <w:start w:val="1"/>
-      <w:numFmt w:val="lowerLetter"/>
-      <w:lvlText w:val="%8)"/>
-      <w:lvlJc w:val="left"/>
-      <w:pPr>
-        <w:ind w:left="3360" w:hanging="420"/>
-      </w:pPr>
-    </w:lvl>
-    <w:lvl w:ilvl="8" w:tplc="0409001B" w:tentative="1">
-      <w:start w:val="1"/>
-      <w:numFmt w:val="lowerRoman"/>
-      <w:lvlText w:val="%9."/>
-      <w:lvlJc w:val="right"/>
-      <w:pPr>
-        <w:ind w:left="3780" w:hanging="420"/>
-      </w:pPr>
-    </w:lvl>
-  </w:abstractNum>
-  <w:abstractNum w:abstractNumId="2">
-    <w:nsid w:val="0AB44C76"/>
-    <w:multiLevelType w:val="hybridMultilevel"/>
-    <w:tmpl w:val="A61AE476"/>
-    <w:lvl w:ilvl="0" w:tplc="BC1E3E16">
-      <w:start w:val="1"/>
-      <w:numFmt w:val="decimal"/>
-      <w:lvlText w:val="%1、"/>
-      <w:lvlJc w:val="left"/>
-      <w:pPr>
-        <w:ind w:left="360" w:hanging="360"/>
-      </w:pPr>
-      <w:rPr>
-        <w:rFonts w:hint="default"/>
-      </w:rPr>
-    </w:lvl>
-    <w:lvl w:ilvl="1" w:tplc="04090019" w:tentative="1">
-      <w:start w:val="1"/>
-      <w:numFmt w:val="lowerLetter"/>
-      <w:lvlText w:val="%2)"/>
-      <w:lvlJc w:val="left"/>
-      <w:pPr>
-        <w:ind w:left="840" w:hanging="420"/>
-      </w:pPr>
-    </w:lvl>
-    <w:lvl w:ilvl="2" w:tplc="0409001B" w:tentative="1">
-      <w:start w:val="1"/>
-      <w:numFmt w:val="lowerRoman"/>
-      <w:lvlText w:val="%3."/>
-      <w:lvlJc w:val="right"/>
-      <w:pPr>
-        <w:ind w:left="1260" w:hanging="420"/>
-      </w:pPr>
-    </w:lvl>
-    <w:lvl w:ilvl="3" w:tplc="0409000F" w:tentative="1">
-      <w:start w:val="1"/>
-      <w:numFmt w:val="decimal"/>
-      <w:lvlText w:val="%4."/>
-      <w:lvlJc w:val="left"/>
-      <w:pPr>
-        <w:ind w:left="1680" w:hanging="420"/>
-      </w:pPr>
-    </w:lvl>
-    <w:lvl w:ilvl="4" w:tplc="04090019" w:tentative="1">
-      <w:start w:val="1"/>
-      <w:numFmt w:val="lowerLetter"/>
-      <w:lvlText w:val="%5)"/>
-      <w:lvlJc w:val="left"/>
-      <w:pPr>
-        <w:ind w:left="2100" w:hanging="420"/>
-      </w:pPr>
-    </w:lvl>
-    <w:lvl w:ilvl="5" w:tplc="0409001B" w:tentative="1">
-      <w:start w:val="1"/>
-      <w:numFmt w:val="lowerRoman"/>
-      <w:lvlText w:val="%6."/>
-      <w:lvlJc w:val="right"/>
-      <w:pPr>
-        <w:ind w:left="2520" w:hanging="420"/>
-      </w:pPr>
-    </w:lvl>
-    <w:lvl w:ilvl="6" w:tplc="0409000F" w:tentative="1">
-      <w:start w:val="1"/>
-      <w:numFmt w:val="decimal"/>
-      <w:lvlText w:val="%7."/>
-      <w:lvlJc w:val="left"/>
-      <w:pPr>
-        <w:ind w:left="2940" w:hanging="420"/>
-      </w:pPr>
-    </w:lvl>
-    <w:lvl w:ilvl="7" w:tplc="04090019" w:tentative="1">
-      <w:start w:val="1"/>
-      <w:numFmt w:val="lowerLetter"/>
-      <w:lvlText w:val="%8)"/>
-      <w:lvlJc w:val="left"/>
-      <w:pPr>
-        <w:ind w:left="3360" w:hanging="420"/>
-      </w:pPr>
-    </w:lvl>
-    <w:lvl w:ilvl="8" w:tplc="0409001B" w:tentative="1">
-      <w:start w:val="1"/>
-      <w:numFmt w:val="lowerRoman"/>
-      <w:lvlText w:val="%9."/>
-      <w:lvlJc w:val="right"/>
-      <w:pPr>
-        <w:ind w:left="3780" w:hanging="420"/>
-      </w:pPr>
-    </w:lvl>
-  </w:abstractNum>
-  <w:abstractNum w:abstractNumId="3">
-    <w:nsid w:val="130430D1"/>
-    <w:multiLevelType w:val="hybridMultilevel"/>
-    <w:tmpl w:val="4944073A"/>
-    <w:lvl w:ilvl="0" w:tplc="BC1E3E16">
-      <w:start w:val="1"/>
-      <w:numFmt w:val="decimal"/>
-      <w:lvlText w:val="%1、"/>
-      <w:lvlJc w:val="left"/>
-      <w:pPr>
-        <w:ind w:left="360" w:hanging="360"/>
-      </w:pPr>
-      <w:rPr>
-        <w:rFonts w:hint="default"/>
-      </w:rPr>
-    </w:lvl>
-    <w:lvl w:ilvl="1" w:tplc="04090019" w:tentative="1">
-      <w:start w:val="1"/>
-      <w:numFmt w:val="lowerLetter"/>
-      <w:lvlText w:val="%2)"/>
-      <w:lvlJc w:val="left"/>
-      <w:pPr>
-        <w:ind w:left="840" w:hanging="420"/>
-      </w:pPr>
-    </w:lvl>
-    <w:lvl w:ilvl="2" w:tplc="0409001B" w:tentative="1">
-      <w:start w:val="1"/>
-      <w:numFmt w:val="lowerRoman"/>
-      <w:lvlText w:val="%3."/>
-      <w:lvlJc w:val="right"/>
-      <w:pPr>
-        <w:ind w:left="1260" w:hanging="420"/>
-      </w:pPr>
-    </w:lvl>
-    <w:lvl w:ilvl="3" w:tplc="0409000F" w:tentative="1">
-      <w:start w:val="1"/>
-      <w:numFmt w:val="decimal"/>
-      <w:lvlText w:val="%4."/>
-      <w:lvlJc w:val="left"/>
-      <w:pPr>
-        <w:ind w:left="1680" w:hanging="420"/>
-      </w:pPr>
-    </w:lvl>
-    <w:lvl w:ilvl="4" w:tplc="04090019" w:tentative="1">
-      <w:start w:val="1"/>
-      <w:numFmt w:val="lowerLetter"/>
-      <w:lvlText w:val="%5)"/>
-      <w:lvlJc w:val="left"/>
-      <w:pPr>
-        <w:ind w:left="2100" w:hanging="420"/>
-      </w:pPr>
-    </w:lvl>
-    <w:lvl w:ilvl="5" w:tplc="0409001B" w:tentative="1">
-      <w:start w:val="1"/>
-      <w:numFmt w:val="lowerRoman"/>
-      <w:lvlText w:val="%6."/>
-      <w:lvlJc w:val="right"/>
-      <w:pPr>
-        <w:ind w:left="2520" w:hanging="420"/>
-      </w:pPr>
-    </w:lvl>
-    <w:lvl w:ilvl="6" w:tplc="0409000F" w:tentative="1">
-      <w:start w:val="1"/>
-      <w:numFmt w:val="decimal"/>
-      <w:lvlText w:val="%7."/>
-      <w:lvlJc w:val="left"/>
-      <w:pPr>
-        <w:ind w:left="2940" w:hanging="420"/>
-      </w:pPr>
-    </w:lvl>
-    <w:lvl w:ilvl="7" w:tplc="04090019" w:tentative="1">
-      <w:start w:val="1"/>
-      <w:numFmt w:val="lowerLetter"/>
-      <w:lvlText w:val="%8)"/>
-      <w:lvlJc w:val="left"/>
-      <w:pPr>
-        <w:ind w:left="3360" w:hanging="420"/>
-      </w:pPr>
-    </w:lvl>
-    <w:lvl w:ilvl="8" w:tplc="0409001B" w:tentative="1">
-      <w:start w:val="1"/>
-      <w:numFmt w:val="lowerRoman"/>
-      <w:lvlText w:val="%9."/>
-      <w:lvlJc w:val="right"/>
-      <w:pPr>
-        <w:ind w:left="3780" w:hanging="420"/>
-      </w:pPr>
-    </w:lvl>
-  </w:abstractNum>
-  <w:abstractNum w:abstractNumId="4">
-    <w:nsid w:val="13FD0541"/>
-    <w:multiLevelType w:val="hybridMultilevel"/>
-    <w:tmpl w:val="E338775E"/>
-    <w:lvl w:ilvl="0" w:tplc="264449EA">
-      <w:start w:val="1"/>
-      <w:numFmt w:val="decimal"/>
-      <w:lvlText w:val="%1、"/>
-      <w:lvlJc w:val="left"/>
-      <w:pPr>
-        <w:ind w:left="2044" w:hanging="360"/>
-      </w:pPr>
-      <w:rPr>
-        <w:rFonts w:hint="default"/>
-      </w:rPr>
-    </w:lvl>
-    <w:lvl w:ilvl="1" w:tplc="04090019" w:tentative="1">
-      <w:start w:val="1"/>
-      <w:numFmt w:val="lowerLetter"/>
-      <w:lvlText w:val="%2)"/>
-      <w:lvlJc w:val="left"/>
-      <w:pPr>
-        <w:ind w:left="2524" w:hanging="420"/>
-      </w:pPr>
-    </w:lvl>
-    <w:lvl w:ilvl="2" w:tplc="0409001B" w:tentative="1">
-      <w:start w:val="1"/>
-      <w:numFmt w:val="lowerRoman"/>
-      <w:lvlText w:val="%3."/>
-      <w:lvlJc w:val="right"/>
-      <w:pPr>
-        <w:ind w:left="2944" w:hanging="420"/>
-      </w:pPr>
-    </w:lvl>
-    <w:lvl w:ilvl="3" w:tplc="0409000F" w:tentative="1">
-      <w:start w:val="1"/>
-      <w:numFmt w:val="decimal"/>
-      <w:lvlText w:val="%4."/>
-      <w:lvlJc w:val="left"/>
-      <w:pPr>
-        <w:ind w:left="3364" w:hanging="420"/>
-      </w:pPr>
-    </w:lvl>
-    <w:lvl w:ilvl="4" w:tplc="04090019" w:tentative="1">
-      <w:start w:val="1"/>
-      <w:numFmt w:val="lowerLetter"/>
-      <w:lvlText w:val="%5)"/>
-      <w:lvlJc w:val="left"/>
-      <w:pPr>
-        <w:ind w:left="3784" w:hanging="420"/>
-      </w:pPr>
-    </w:lvl>
-    <w:lvl w:ilvl="5" w:tplc="0409001B" w:tentative="1">
-      <w:start w:val="1"/>
-      <w:numFmt w:val="lowerRoman"/>
-      <w:lvlText w:val="%6."/>
-      <w:lvlJc w:val="right"/>
-      <w:pPr>
-        <w:ind w:left="4204" w:hanging="420"/>
-      </w:pPr>
-    </w:lvl>
-    <w:lvl w:ilvl="6" w:tplc="0409000F" w:tentative="1">
-      <w:start w:val="1"/>
-      <w:numFmt w:val="decimal"/>
-      <w:lvlText w:val="%7."/>
-      <w:lvlJc w:val="left"/>
-      <w:pPr>
-        <w:ind w:left="4624" w:hanging="420"/>
-      </w:pPr>
-    </w:lvl>
-    <w:lvl w:ilvl="7" w:tplc="04090019" w:tentative="1">
-      <w:start w:val="1"/>
-      <w:numFmt w:val="lowerLetter"/>
-      <w:lvlText w:val="%8)"/>
-      <w:lvlJc w:val="left"/>
-      <w:pPr>
-        <w:ind w:left="5044" w:hanging="420"/>
-      </w:pPr>
-    </w:lvl>
-    <w:lvl w:ilvl="8" w:tplc="0409001B" w:tentative="1">
-      <w:start w:val="1"/>
-      <w:numFmt w:val="lowerRoman"/>
-      <w:lvlText w:val="%9."/>
-      <w:lvlJc w:val="right"/>
-      <w:pPr>
-        <w:ind w:left="5464" w:hanging="420"/>
-      </w:pPr>
-    </w:lvl>
-  </w:abstractNum>
-  <w:abstractNum w:abstractNumId="5">
-    <w:nsid w:val="18C45F79"/>
-    <w:multiLevelType w:val="hybridMultilevel"/>
-    <w:tmpl w:val="46C6A030"/>
-    <w:lvl w:ilvl="0" w:tplc="43B26E42">
-      <w:start w:val="1"/>
-      <w:numFmt w:val="decimal"/>
-      <w:lvlText w:val="%1、"/>
-      <w:lvlJc w:val="left"/>
-      <w:pPr>
-        <w:ind w:left="360" w:hanging="360"/>
-      </w:pPr>
-      <w:rPr>
-        <w:rFonts w:hint="default"/>
-      </w:rPr>
-    </w:lvl>
-    <w:lvl w:ilvl="1" w:tplc="04090019" w:tentative="1">
-      <w:start w:val="1"/>
-      <w:numFmt w:val="lowerLetter"/>
-      <w:lvlText w:val="%2)"/>
-      <w:lvlJc w:val="left"/>
-      <w:pPr>
-        <w:ind w:left="840" w:hanging="420"/>
-      </w:pPr>
-    </w:lvl>
-    <w:lvl w:ilvl="2" w:tplc="0409001B" w:tentative="1">
-      <w:start w:val="1"/>
-      <w:numFmt w:val="lowerRoman"/>
-      <w:lvlText w:val="%3."/>
-      <w:lvlJc w:val="right"/>
-      <w:pPr>
-        <w:ind w:left="1260" w:hanging="420"/>
-      </w:pPr>
-    </w:lvl>
-    <w:lvl w:ilvl="3" w:tplc="0409000F" w:tentative="1">
-      <w:start w:val="1"/>
-      <w:numFmt w:val="decimal"/>
-      <w:lvlText w:val="%4."/>
-      <w:lvlJc w:val="left"/>
-      <w:pPr>
-        <w:ind w:left="1680" w:hanging="420"/>
-      </w:pPr>
-    </w:lvl>
-    <w:lvl w:ilvl="4" w:tplc="04090019" w:tentative="1">
-      <w:start w:val="1"/>
-      <w:numFmt w:val="lowerLetter"/>
-      <w:lvlText w:val="%5)"/>
-      <w:lvlJc w:val="left"/>
-      <w:pPr>
-        <w:ind w:left="2100" w:hanging="420"/>
-      </w:pPr>
-    </w:lvl>
-    <w:lvl w:ilvl="5" w:tplc="0409001B" w:tentative="1">
-      <w:start w:val="1"/>
-      <w:numFmt w:val="lowerRoman"/>
-      <w:lvlText w:val="%6."/>
-      <w:lvlJc w:val="right"/>
-      <w:pPr>
-        <w:ind w:left="2520" w:hanging="420"/>
-      </w:pPr>
-    </w:lvl>
-    <w:lvl w:ilvl="6" w:tplc="0409000F" w:tentative="1">
-      <w:start w:val="1"/>
-      <w:numFmt w:val="decimal"/>
-      <w:lvlText w:val="%7."/>
-      <w:lvlJc w:val="left"/>
-      <w:pPr>
-        <w:ind w:left="2940" w:hanging="420"/>
-      </w:pPr>
-    </w:lvl>
-    <w:lvl w:ilvl="7" w:tplc="04090019" w:tentative="1">
-      <w:start w:val="1"/>
-      <w:numFmt w:val="lowerLetter"/>
-      <w:lvlText w:val="%8)"/>
-      <w:lvlJc w:val="left"/>
-      <w:pPr>
-        <w:ind w:left="3360" w:hanging="420"/>
-      </w:pPr>
-    </w:lvl>
-    <w:lvl w:ilvl="8" w:tplc="0409001B" w:tentative="1">
-      <w:start w:val="1"/>
-      <w:numFmt w:val="lowerRoman"/>
-      <w:lvlText w:val="%9."/>
-      <w:lvlJc w:val="right"/>
-      <w:pPr>
-        <w:ind w:left="3780" w:hanging="420"/>
-      </w:pPr>
-    </w:lvl>
-  </w:abstractNum>
-  <w:abstractNum w:abstractNumId="6">
     <w:nsid w:val="1AB66554"/>
     <w:multiLevelType w:val="singleLevel"/>
     <w:tmpl w:val="14382B24"/>
@@ -11462,793 +10625,7 @@
       </w:rPr>
     </w:lvl>
   </w:abstractNum>
-  <w:abstractNum w:abstractNumId="7">
-    <w:nsid w:val="1D697C79"/>
-    <w:multiLevelType w:val="hybridMultilevel"/>
-    <w:tmpl w:val="2170366C"/>
-    <w:lvl w:ilvl="0" w:tplc="0409000F">
-      <w:start w:val="1"/>
-      <w:numFmt w:val="decimal"/>
-      <w:lvlText w:val="%1."/>
-      <w:lvlJc w:val="left"/>
-      <w:pPr>
-        <w:ind w:left="420" w:hanging="420"/>
-      </w:pPr>
-    </w:lvl>
-    <w:lvl w:ilvl="1" w:tplc="04090019" w:tentative="1">
-      <w:start w:val="1"/>
-      <w:numFmt w:val="lowerLetter"/>
-      <w:lvlText w:val="%2)"/>
-      <w:lvlJc w:val="left"/>
-      <w:pPr>
-        <w:ind w:left="840" w:hanging="420"/>
-      </w:pPr>
-    </w:lvl>
-    <w:lvl w:ilvl="2" w:tplc="0409001B" w:tentative="1">
-      <w:start w:val="1"/>
-      <w:numFmt w:val="lowerRoman"/>
-      <w:lvlText w:val="%3."/>
-      <w:lvlJc w:val="right"/>
-      <w:pPr>
-        <w:ind w:left="1260" w:hanging="420"/>
-      </w:pPr>
-    </w:lvl>
-    <w:lvl w:ilvl="3" w:tplc="0409000F" w:tentative="1">
-      <w:start w:val="1"/>
-      <w:numFmt w:val="decimal"/>
-      <w:lvlText w:val="%4."/>
-      <w:lvlJc w:val="left"/>
-      <w:pPr>
-        <w:ind w:left="1680" w:hanging="420"/>
-      </w:pPr>
-    </w:lvl>
-    <w:lvl w:ilvl="4" w:tplc="04090019" w:tentative="1">
-      <w:start w:val="1"/>
-      <w:numFmt w:val="lowerLetter"/>
-      <w:lvlText w:val="%5)"/>
-      <w:lvlJc w:val="left"/>
-      <w:pPr>
-        <w:ind w:left="2100" w:hanging="420"/>
-      </w:pPr>
-    </w:lvl>
-    <w:lvl w:ilvl="5" w:tplc="0409001B" w:tentative="1">
-      <w:start w:val="1"/>
-      <w:numFmt w:val="lowerRoman"/>
-      <w:lvlText w:val="%6."/>
-      <w:lvlJc w:val="right"/>
-      <w:pPr>
-        <w:ind w:left="2520" w:hanging="420"/>
-      </w:pPr>
-    </w:lvl>
-    <w:lvl w:ilvl="6" w:tplc="0409000F" w:tentative="1">
-      <w:start w:val="1"/>
-      <w:numFmt w:val="decimal"/>
-      <w:lvlText w:val="%7."/>
-      <w:lvlJc w:val="left"/>
-      <w:pPr>
-        <w:ind w:left="2940" w:hanging="420"/>
-      </w:pPr>
-    </w:lvl>
-    <w:lvl w:ilvl="7" w:tplc="04090019" w:tentative="1">
-      <w:start w:val="1"/>
-      <w:numFmt w:val="lowerLetter"/>
-      <w:lvlText w:val="%8)"/>
-      <w:lvlJc w:val="left"/>
-      <w:pPr>
-        <w:ind w:left="3360" w:hanging="420"/>
-      </w:pPr>
-    </w:lvl>
-    <w:lvl w:ilvl="8" w:tplc="0409001B" w:tentative="1">
-      <w:start w:val="1"/>
-      <w:numFmt w:val="lowerRoman"/>
-      <w:lvlText w:val="%9."/>
-      <w:lvlJc w:val="right"/>
-      <w:pPr>
-        <w:ind w:left="3780" w:hanging="420"/>
-      </w:pPr>
-    </w:lvl>
-  </w:abstractNum>
-  <w:abstractNum w:abstractNumId="8">
-    <w:nsid w:val="24C8431F"/>
-    <w:multiLevelType w:val="hybridMultilevel"/>
-    <w:tmpl w:val="8082602E"/>
-    <w:lvl w:ilvl="0" w:tplc="04090011">
-      <w:start w:val="1"/>
-      <w:numFmt w:val="decimal"/>
-      <w:lvlText w:val="%1)"/>
-      <w:lvlJc w:val="left"/>
-      <w:pPr>
-        <w:ind w:left="420" w:hanging="420"/>
-      </w:pPr>
-    </w:lvl>
-    <w:lvl w:ilvl="1" w:tplc="04090019" w:tentative="1">
-      <w:start w:val="1"/>
-      <w:numFmt w:val="lowerLetter"/>
-      <w:lvlText w:val="%2)"/>
-      <w:lvlJc w:val="left"/>
-      <w:pPr>
-        <w:ind w:left="840" w:hanging="420"/>
-      </w:pPr>
-    </w:lvl>
-    <w:lvl w:ilvl="2" w:tplc="0409001B" w:tentative="1">
-      <w:start w:val="1"/>
-      <w:numFmt w:val="lowerRoman"/>
-      <w:lvlText w:val="%3."/>
-      <w:lvlJc w:val="right"/>
-      <w:pPr>
-        <w:ind w:left="1260" w:hanging="420"/>
-      </w:pPr>
-    </w:lvl>
-    <w:lvl w:ilvl="3" w:tplc="0409000F" w:tentative="1">
-      <w:start w:val="1"/>
-      <w:numFmt w:val="decimal"/>
-      <w:lvlText w:val="%4."/>
-      <w:lvlJc w:val="left"/>
-      <w:pPr>
-        <w:ind w:left="1680" w:hanging="420"/>
-      </w:pPr>
-    </w:lvl>
-    <w:lvl w:ilvl="4" w:tplc="04090019" w:tentative="1">
-      <w:start w:val="1"/>
-      <w:numFmt w:val="lowerLetter"/>
-      <w:lvlText w:val="%5)"/>
-      <w:lvlJc w:val="left"/>
-      <w:pPr>
-        <w:ind w:left="2100" w:hanging="420"/>
-      </w:pPr>
-    </w:lvl>
-    <w:lvl w:ilvl="5" w:tplc="0409001B" w:tentative="1">
-      <w:start w:val="1"/>
-      <w:numFmt w:val="lowerRoman"/>
-      <w:lvlText w:val="%6."/>
-      <w:lvlJc w:val="right"/>
-      <w:pPr>
-        <w:ind w:left="2520" w:hanging="420"/>
-      </w:pPr>
-    </w:lvl>
-    <w:lvl w:ilvl="6" w:tplc="0409000F" w:tentative="1">
-      <w:start w:val="1"/>
-      <w:numFmt w:val="decimal"/>
-      <w:lvlText w:val="%7."/>
-      <w:lvlJc w:val="left"/>
-      <w:pPr>
-        <w:ind w:left="2940" w:hanging="420"/>
-      </w:pPr>
-    </w:lvl>
-    <w:lvl w:ilvl="7" w:tplc="04090019" w:tentative="1">
-      <w:start w:val="1"/>
-      <w:numFmt w:val="lowerLetter"/>
-      <w:lvlText w:val="%8)"/>
-      <w:lvlJc w:val="left"/>
-      <w:pPr>
-        <w:ind w:left="3360" w:hanging="420"/>
-      </w:pPr>
-    </w:lvl>
-    <w:lvl w:ilvl="8" w:tplc="0409001B" w:tentative="1">
-      <w:start w:val="1"/>
-      <w:numFmt w:val="lowerRoman"/>
-      <w:lvlText w:val="%9."/>
-      <w:lvlJc w:val="right"/>
-      <w:pPr>
-        <w:ind w:left="3780" w:hanging="420"/>
-      </w:pPr>
-    </w:lvl>
-  </w:abstractNum>
-  <w:abstractNum w:abstractNumId="9">
-    <w:nsid w:val="25DC3574"/>
-    <w:multiLevelType w:val="hybridMultilevel"/>
-    <w:tmpl w:val="30C66662"/>
-    <w:lvl w:ilvl="0" w:tplc="BC1E3E16">
-      <w:start w:val="1"/>
-      <w:numFmt w:val="decimal"/>
-      <w:lvlText w:val="%1、"/>
-      <w:lvlJc w:val="left"/>
-      <w:pPr>
-        <w:ind w:left="360" w:hanging="360"/>
-      </w:pPr>
-      <w:rPr>
-        <w:rFonts w:hint="default"/>
-      </w:rPr>
-    </w:lvl>
-    <w:lvl w:ilvl="1" w:tplc="04090019" w:tentative="1">
-      <w:start w:val="1"/>
-      <w:numFmt w:val="lowerLetter"/>
-      <w:lvlText w:val="%2)"/>
-      <w:lvlJc w:val="left"/>
-      <w:pPr>
-        <w:ind w:left="840" w:hanging="420"/>
-      </w:pPr>
-    </w:lvl>
-    <w:lvl w:ilvl="2" w:tplc="0409001B" w:tentative="1">
-      <w:start w:val="1"/>
-      <w:numFmt w:val="lowerRoman"/>
-      <w:lvlText w:val="%3."/>
-      <w:lvlJc w:val="right"/>
-      <w:pPr>
-        <w:ind w:left="1260" w:hanging="420"/>
-      </w:pPr>
-    </w:lvl>
-    <w:lvl w:ilvl="3" w:tplc="0409000F" w:tentative="1">
-      <w:start w:val="1"/>
-      <w:numFmt w:val="decimal"/>
-      <w:lvlText w:val="%4."/>
-      <w:lvlJc w:val="left"/>
-      <w:pPr>
-        <w:ind w:left="1680" w:hanging="420"/>
-      </w:pPr>
-    </w:lvl>
-    <w:lvl w:ilvl="4" w:tplc="04090019" w:tentative="1">
-      <w:start w:val="1"/>
-      <w:numFmt w:val="lowerLetter"/>
-      <w:lvlText w:val="%5)"/>
-      <w:lvlJc w:val="left"/>
-      <w:pPr>
-        <w:ind w:left="2100" w:hanging="420"/>
-      </w:pPr>
-    </w:lvl>
-    <w:lvl w:ilvl="5" w:tplc="0409001B" w:tentative="1">
-      <w:start w:val="1"/>
-      <w:numFmt w:val="lowerRoman"/>
-      <w:lvlText w:val="%6."/>
-      <w:lvlJc w:val="right"/>
-      <w:pPr>
-        <w:ind w:left="2520" w:hanging="420"/>
-      </w:pPr>
-    </w:lvl>
-    <w:lvl w:ilvl="6" w:tplc="0409000F" w:tentative="1">
-      <w:start w:val="1"/>
-      <w:numFmt w:val="decimal"/>
-      <w:lvlText w:val="%7."/>
-      <w:lvlJc w:val="left"/>
-      <w:pPr>
-        <w:ind w:left="2940" w:hanging="420"/>
-      </w:pPr>
-    </w:lvl>
-    <w:lvl w:ilvl="7" w:tplc="04090019" w:tentative="1">
-      <w:start w:val="1"/>
-      <w:numFmt w:val="lowerLetter"/>
-      <w:lvlText w:val="%8)"/>
-      <w:lvlJc w:val="left"/>
-      <w:pPr>
-        <w:ind w:left="3360" w:hanging="420"/>
-      </w:pPr>
-    </w:lvl>
-    <w:lvl w:ilvl="8" w:tplc="0409001B" w:tentative="1">
-      <w:start w:val="1"/>
-      <w:numFmt w:val="lowerRoman"/>
-      <w:lvlText w:val="%9."/>
-      <w:lvlJc w:val="right"/>
-      <w:pPr>
-        <w:ind w:left="3780" w:hanging="420"/>
-      </w:pPr>
-    </w:lvl>
-  </w:abstractNum>
-  <w:abstractNum w:abstractNumId="10">
-    <w:nsid w:val="27DF47DC"/>
-    <w:multiLevelType w:val="hybridMultilevel"/>
-    <w:tmpl w:val="9D2C36DC"/>
-    <w:lvl w:ilvl="0" w:tplc="04090011">
-      <w:start w:val="1"/>
-      <w:numFmt w:val="decimal"/>
-      <w:lvlText w:val="%1)"/>
-      <w:lvlJc w:val="left"/>
-      <w:pPr>
-        <w:ind w:left="844" w:hanging="420"/>
-      </w:pPr>
-    </w:lvl>
-    <w:lvl w:ilvl="1" w:tplc="04090019" w:tentative="1">
-      <w:start w:val="1"/>
-      <w:numFmt w:val="lowerLetter"/>
-      <w:lvlText w:val="%2)"/>
-      <w:lvlJc w:val="left"/>
-      <w:pPr>
-        <w:ind w:left="1264" w:hanging="420"/>
-      </w:pPr>
-    </w:lvl>
-    <w:lvl w:ilvl="2" w:tplc="0409001B" w:tentative="1">
-      <w:start w:val="1"/>
-      <w:numFmt w:val="lowerRoman"/>
-      <w:lvlText w:val="%3."/>
-      <w:lvlJc w:val="right"/>
-      <w:pPr>
-        <w:ind w:left="1684" w:hanging="420"/>
-      </w:pPr>
-    </w:lvl>
-    <w:lvl w:ilvl="3" w:tplc="0409000F" w:tentative="1">
-      <w:start w:val="1"/>
-      <w:numFmt w:val="decimal"/>
-      <w:lvlText w:val="%4."/>
-      <w:lvlJc w:val="left"/>
-      <w:pPr>
-        <w:ind w:left="2104" w:hanging="420"/>
-      </w:pPr>
-    </w:lvl>
-    <w:lvl w:ilvl="4" w:tplc="04090019" w:tentative="1">
-      <w:start w:val="1"/>
-      <w:numFmt w:val="lowerLetter"/>
-      <w:lvlText w:val="%5)"/>
-      <w:lvlJc w:val="left"/>
-      <w:pPr>
-        <w:ind w:left="2524" w:hanging="420"/>
-      </w:pPr>
-    </w:lvl>
-    <w:lvl w:ilvl="5" w:tplc="0409001B" w:tentative="1">
-      <w:start w:val="1"/>
-      <w:numFmt w:val="lowerRoman"/>
-      <w:lvlText w:val="%6."/>
-      <w:lvlJc w:val="right"/>
-      <w:pPr>
-        <w:ind w:left="2944" w:hanging="420"/>
-      </w:pPr>
-    </w:lvl>
-    <w:lvl w:ilvl="6" w:tplc="0409000F" w:tentative="1">
-      <w:start w:val="1"/>
-      <w:numFmt w:val="decimal"/>
-      <w:lvlText w:val="%7."/>
-      <w:lvlJc w:val="left"/>
-      <w:pPr>
-        <w:ind w:left="3364" w:hanging="420"/>
-      </w:pPr>
-    </w:lvl>
-    <w:lvl w:ilvl="7" w:tplc="04090019" w:tentative="1">
-      <w:start w:val="1"/>
-      <w:numFmt w:val="lowerLetter"/>
-      <w:lvlText w:val="%8)"/>
-      <w:lvlJc w:val="left"/>
-      <w:pPr>
-        <w:ind w:left="3784" w:hanging="420"/>
-      </w:pPr>
-    </w:lvl>
-    <w:lvl w:ilvl="8" w:tplc="0409001B" w:tentative="1">
-      <w:start w:val="1"/>
-      <w:numFmt w:val="lowerRoman"/>
-      <w:lvlText w:val="%9."/>
-      <w:lvlJc w:val="right"/>
-      <w:pPr>
-        <w:ind w:left="4204" w:hanging="420"/>
-      </w:pPr>
-    </w:lvl>
-  </w:abstractNum>
-  <w:abstractNum w:abstractNumId="11">
-    <w:nsid w:val="2B20257B"/>
-    <w:multiLevelType w:val="hybridMultilevel"/>
-    <w:tmpl w:val="7C5C5224"/>
-    <w:lvl w:ilvl="0" w:tplc="0409000F">
-      <w:start w:val="1"/>
-      <w:numFmt w:val="decimal"/>
-      <w:lvlText w:val="%1."/>
-      <w:lvlJc w:val="left"/>
-      <w:pPr>
-        <w:ind w:left="420" w:hanging="420"/>
-      </w:pPr>
-    </w:lvl>
-    <w:lvl w:ilvl="1" w:tplc="04090019" w:tentative="1">
-      <w:start w:val="1"/>
-      <w:numFmt w:val="lowerLetter"/>
-      <w:lvlText w:val="%2)"/>
-      <w:lvlJc w:val="left"/>
-      <w:pPr>
-        <w:ind w:left="840" w:hanging="420"/>
-      </w:pPr>
-    </w:lvl>
-    <w:lvl w:ilvl="2" w:tplc="0409001B" w:tentative="1">
-      <w:start w:val="1"/>
-      <w:numFmt w:val="lowerRoman"/>
-      <w:lvlText w:val="%3."/>
-      <w:lvlJc w:val="right"/>
-      <w:pPr>
-        <w:ind w:left="1260" w:hanging="420"/>
-      </w:pPr>
-    </w:lvl>
-    <w:lvl w:ilvl="3" w:tplc="0409000F" w:tentative="1">
-      <w:start w:val="1"/>
-      <w:numFmt w:val="decimal"/>
-      <w:lvlText w:val="%4."/>
-      <w:lvlJc w:val="left"/>
-      <w:pPr>
-        <w:ind w:left="1680" w:hanging="420"/>
-      </w:pPr>
-    </w:lvl>
-    <w:lvl w:ilvl="4" w:tplc="04090019" w:tentative="1">
-      <w:start w:val="1"/>
-      <w:numFmt w:val="lowerLetter"/>
-      <w:lvlText w:val="%5)"/>
-      <w:lvlJc w:val="left"/>
-      <w:pPr>
-        <w:ind w:left="2100" w:hanging="420"/>
-      </w:pPr>
-    </w:lvl>
-    <w:lvl w:ilvl="5" w:tplc="0409001B" w:tentative="1">
-      <w:start w:val="1"/>
-      <w:numFmt w:val="lowerRoman"/>
-      <w:lvlText w:val="%6."/>
-      <w:lvlJc w:val="right"/>
-      <w:pPr>
-        <w:ind w:left="2520" w:hanging="420"/>
-      </w:pPr>
-    </w:lvl>
-    <w:lvl w:ilvl="6" w:tplc="0409000F" w:tentative="1">
-      <w:start w:val="1"/>
-      <w:numFmt w:val="decimal"/>
-      <w:lvlText w:val="%7."/>
-      <w:lvlJc w:val="left"/>
-      <w:pPr>
-        <w:ind w:left="2940" w:hanging="420"/>
-      </w:pPr>
-    </w:lvl>
-    <w:lvl w:ilvl="7" w:tplc="04090019" w:tentative="1">
-      <w:start w:val="1"/>
-      <w:numFmt w:val="lowerLetter"/>
-      <w:lvlText w:val="%8)"/>
-      <w:lvlJc w:val="left"/>
-      <w:pPr>
-        <w:ind w:left="3360" w:hanging="420"/>
-      </w:pPr>
-    </w:lvl>
-    <w:lvl w:ilvl="8" w:tplc="0409001B" w:tentative="1">
-      <w:start w:val="1"/>
-      <w:numFmt w:val="lowerRoman"/>
-      <w:lvlText w:val="%9."/>
-      <w:lvlJc w:val="right"/>
-      <w:pPr>
-        <w:ind w:left="3780" w:hanging="420"/>
-      </w:pPr>
-    </w:lvl>
-  </w:abstractNum>
-  <w:abstractNum w:abstractNumId="12">
-    <w:nsid w:val="36A22C4E"/>
-    <w:multiLevelType w:val="hybridMultilevel"/>
-    <w:tmpl w:val="CE4499BC"/>
-    <w:lvl w:ilvl="0" w:tplc="04090011">
-      <w:start w:val="1"/>
-      <w:numFmt w:val="decimal"/>
-      <w:lvlText w:val="%1)"/>
-      <w:lvlJc w:val="left"/>
-      <w:pPr>
-        <w:ind w:left="844" w:hanging="420"/>
-      </w:pPr>
-    </w:lvl>
-    <w:lvl w:ilvl="1" w:tplc="6C1C05F0">
-      <w:start w:val="1"/>
-      <w:numFmt w:val="decimal"/>
-      <w:lvlText w:val="%2、"/>
-      <w:lvlJc w:val="left"/>
-      <w:pPr>
-        <w:ind w:left="1204" w:hanging="360"/>
-      </w:pPr>
-      <w:rPr>
-        <w:rFonts w:hint="default"/>
-      </w:rPr>
-    </w:lvl>
-    <w:lvl w:ilvl="2" w:tplc="0409001B" w:tentative="1">
-      <w:start w:val="1"/>
-      <w:numFmt w:val="lowerRoman"/>
-      <w:lvlText w:val="%3."/>
-      <w:lvlJc w:val="right"/>
-      <w:pPr>
-        <w:ind w:left="1684" w:hanging="420"/>
-      </w:pPr>
-    </w:lvl>
-    <w:lvl w:ilvl="3" w:tplc="0409000F" w:tentative="1">
-      <w:start w:val="1"/>
-      <w:numFmt w:val="decimal"/>
-      <w:lvlText w:val="%4."/>
-      <w:lvlJc w:val="left"/>
-      <w:pPr>
-        <w:ind w:left="2104" w:hanging="420"/>
-      </w:pPr>
-    </w:lvl>
-    <w:lvl w:ilvl="4" w:tplc="04090019" w:tentative="1">
-      <w:start w:val="1"/>
-      <w:numFmt w:val="lowerLetter"/>
-      <w:lvlText w:val="%5)"/>
-      <w:lvlJc w:val="left"/>
-      <w:pPr>
-        <w:ind w:left="2524" w:hanging="420"/>
-      </w:pPr>
-    </w:lvl>
-    <w:lvl w:ilvl="5" w:tplc="0409001B" w:tentative="1">
-      <w:start w:val="1"/>
-      <w:numFmt w:val="lowerRoman"/>
-      <w:lvlText w:val="%6."/>
-      <w:lvlJc w:val="right"/>
-      <w:pPr>
-        <w:ind w:left="2944" w:hanging="420"/>
-      </w:pPr>
-    </w:lvl>
-    <w:lvl w:ilvl="6" w:tplc="0409000F" w:tentative="1">
-      <w:start w:val="1"/>
-      <w:numFmt w:val="decimal"/>
-      <w:lvlText w:val="%7."/>
-      <w:lvlJc w:val="left"/>
-      <w:pPr>
-        <w:ind w:left="3364" w:hanging="420"/>
-      </w:pPr>
-    </w:lvl>
-    <w:lvl w:ilvl="7" w:tplc="04090019" w:tentative="1">
-      <w:start w:val="1"/>
-      <w:numFmt w:val="lowerLetter"/>
-      <w:lvlText w:val="%8)"/>
-      <w:lvlJc w:val="left"/>
-      <w:pPr>
-        <w:ind w:left="3784" w:hanging="420"/>
-      </w:pPr>
-    </w:lvl>
-    <w:lvl w:ilvl="8" w:tplc="0409001B" w:tentative="1">
-      <w:start w:val="1"/>
-      <w:numFmt w:val="lowerRoman"/>
-      <w:lvlText w:val="%9."/>
-      <w:lvlJc w:val="right"/>
-      <w:pPr>
-        <w:ind w:left="4204" w:hanging="420"/>
-      </w:pPr>
-    </w:lvl>
-  </w:abstractNum>
-  <w:abstractNum w:abstractNumId="13">
-    <w:nsid w:val="3AA7572A"/>
-    <w:multiLevelType w:val="hybridMultilevel"/>
-    <w:tmpl w:val="75BC4A10"/>
-    <w:lvl w:ilvl="0" w:tplc="71346AA4">
-      <w:start w:val="1"/>
-      <w:numFmt w:val="decimal"/>
-      <w:lvlText w:val="%1、"/>
-      <w:lvlJc w:val="left"/>
-      <w:pPr>
-        <w:ind w:left="780" w:hanging="360"/>
-      </w:pPr>
-      <w:rPr>
-        <w:rFonts w:hint="default"/>
-      </w:rPr>
-    </w:lvl>
-    <w:lvl w:ilvl="1" w:tplc="04090019" w:tentative="1">
-      <w:start w:val="1"/>
-      <w:numFmt w:val="lowerLetter"/>
-      <w:lvlText w:val="%2)"/>
-      <w:lvlJc w:val="left"/>
-      <w:pPr>
-        <w:ind w:left="1260" w:hanging="420"/>
-      </w:pPr>
-    </w:lvl>
-    <w:lvl w:ilvl="2" w:tplc="0409001B" w:tentative="1">
-      <w:start w:val="1"/>
-      <w:numFmt w:val="lowerRoman"/>
-      <w:lvlText w:val="%3."/>
-      <w:lvlJc w:val="right"/>
-      <w:pPr>
-        <w:ind w:left="1680" w:hanging="420"/>
-      </w:pPr>
-    </w:lvl>
-    <w:lvl w:ilvl="3" w:tplc="0409000F" w:tentative="1">
-      <w:start w:val="1"/>
-      <w:numFmt w:val="decimal"/>
-      <w:lvlText w:val="%4."/>
-      <w:lvlJc w:val="left"/>
-      <w:pPr>
-        <w:ind w:left="2100" w:hanging="420"/>
-      </w:pPr>
-    </w:lvl>
-    <w:lvl w:ilvl="4" w:tplc="04090019" w:tentative="1">
-      <w:start w:val="1"/>
-      <w:numFmt w:val="lowerLetter"/>
-      <w:lvlText w:val="%5)"/>
-      <w:lvlJc w:val="left"/>
-      <w:pPr>
-        <w:ind w:left="2520" w:hanging="420"/>
-      </w:pPr>
-    </w:lvl>
-    <w:lvl w:ilvl="5" w:tplc="0409001B" w:tentative="1">
-      <w:start w:val="1"/>
-      <w:numFmt w:val="lowerRoman"/>
-      <w:lvlText w:val="%6."/>
-      <w:lvlJc w:val="right"/>
-      <w:pPr>
-        <w:ind w:left="2940" w:hanging="420"/>
-      </w:pPr>
-    </w:lvl>
-    <w:lvl w:ilvl="6" w:tplc="0409000F" w:tentative="1">
-      <w:start w:val="1"/>
-      <w:numFmt w:val="decimal"/>
-      <w:lvlText w:val="%7."/>
-      <w:lvlJc w:val="left"/>
-      <w:pPr>
-        <w:ind w:left="3360" w:hanging="420"/>
-      </w:pPr>
-    </w:lvl>
-    <w:lvl w:ilvl="7" w:tplc="04090019" w:tentative="1">
-      <w:start w:val="1"/>
-      <w:numFmt w:val="lowerLetter"/>
-      <w:lvlText w:val="%8)"/>
-      <w:lvlJc w:val="left"/>
-      <w:pPr>
-        <w:ind w:left="3780" w:hanging="420"/>
-      </w:pPr>
-    </w:lvl>
-    <w:lvl w:ilvl="8" w:tplc="0409001B" w:tentative="1">
-      <w:start w:val="1"/>
-      <w:numFmt w:val="lowerRoman"/>
-      <w:lvlText w:val="%9."/>
-      <w:lvlJc w:val="right"/>
-      <w:pPr>
-        <w:ind w:left="4200" w:hanging="420"/>
-      </w:pPr>
-    </w:lvl>
-  </w:abstractNum>
-  <w:abstractNum w:abstractNumId="14">
-    <w:nsid w:val="424D42FA"/>
-    <w:multiLevelType w:val="hybridMultilevel"/>
-    <w:tmpl w:val="62F8328E"/>
-    <w:lvl w:ilvl="0" w:tplc="04090011">
-      <w:start w:val="1"/>
-      <w:numFmt w:val="decimal"/>
-      <w:lvlText w:val="%1)"/>
-      <w:lvlJc w:val="left"/>
-      <w:pPr>
-        <w:ind w:left="717" w:hanging="360"/>
-      </w:pPr>
-      <w:rPr>
-        <w:rFonts w:hint="default"/>
-      </w:rPr>
-    </w:lvl>
-    <w:lvl w:ilvl="1" w:tplc="04090019" w:tentative="1">
-      <w:start w:val="1"/>
-      <w:numFmt w:val="lowerLetter"/>
-      <w:lvlText w:val="%2)"/>
-      <w:lvlJc w:val="left"/>
-      <w:pPr>
-        <w:ind w:left="1197" w:hanging="420"/>
-      </w:pPr>
-    </w:lvl>
-    <w:lvl w:ilvl="2" w:tplc="0409001B" w:tentative="1">
-      <w:start w:val="1"/>
-      <w:numFmt w:val="lowerRoman"/>
-      <w:lvlText w:val="%3."/>
-      <w:lvlJc w:val="right"/>
-      <w:pPr>
-        <w:ind w:left="1617" w:hanging="420"/>
-      </w:pPr>
-    </w:lvl>
-    <w:lvl w:ilvl="3" w:tplc="0409000F" w:tentative="1">
-      <w:start w:val="1"/>
-      <w:numFmt w:val="decimal"/>
-      <w:lvlText w:val="%4."/>
-      <w:lvlJc w:val="left"/>
-      <w:pPr>
-        <w:ind w:left="2037" w:hanging="420"/>
-      </w:pPr>
-    </w:lvl>
-    <w:lvl w:ilvl="4" w:tplc="04090019" w:tentative="1">
-      <w:start w:val="1"/>
-      <w:numFmt w:val="lowerLetter"/>
-      <w:lvlText w:val="%5)"/>
-      <w:lvlJc w:val="left"/>
-      <w:pPr>
-        <w:ind w:left="2457" w:hanging="420"/>
-      </w:pPr>
-    </w:lvl>
-    <w:lvl w:ilvl="5" w:tplc="0409001B" w:tentative="1">
-      <w:start w:val="1"/>
-      <w:numFmt w:val="lowerRoman"/>
-      <w:lvlText w:val="%6."/>
-      <w:lvlJc w:val="right"/>
-      <w:pPr>
-        <w:ind w:left="2877" w:hanging="420"/>
-      </w:pPr>
-    </w:lvl>
-    <w:lvl w:ilvl="6" w:tplc="0409000F" w:tentative="1">
-      <w:start w:val="1"/>
-      <w:numFmt w:val="decimal"/>
-      <w:lvlText w:val="%7."/>
-      <w:lvlJc w:val="left"/>
-      <w:pPr>
-        <w:ind w:left="3297" w:hanging="420"/>
-      </w:pPr>
-    </w:lvl>
-    <w:lvl w:ilvl="7" w:tplc="04090019" w:tentative="1">
-      <w:start w:val="1"/>
-      <w:numFmt w:val="lowerLetter"/>
-      <w:lvlText w:val="%8)"/>
-      <w:lvlJc w:val="left"/>
-      <w:pPr>
-        <w:ind w:left="3717" w:hanging="420"/>
-      </w:pPr>
-    </w:lvl>
-    <w:lvl w:ilvl="8" w:tplc="0409001B" w:tentative="1">
-      <w:start w:val="1"/>
-      <w:numFmt w:val="lowerRoman"/>
-      <w:lvlText w:val="%9."/>
-      <w:lvlJc w:val="right"/>
-      <w:pPr>
-        <w:ind w:left="4137" w:hanging="420"/>
-      </w:pPr>
-    </w:lvl>
-  </w:abstractNum>
-  <w:abstractNum w:abstractNumId="15">
-    <w:nsid w:val="42D80B1C"/>
-    <w:multiLevelType w:val="hybridMultilevel"/>
-    <w:tmpl w:val="D772EC0C"/>
-    <w:lvl w:ilvl="0" w:tplc="0409000F">
-      <w:start w:val="1"/>
-      <w:numFmt w:val="decimal"/>
-      <w:lvlText w:val="%1."/>
-      <w:lvlJc w:val="left"/>
-      <w:pPr>
-        <w:ind w:left="420" w:hanging="420"/>
-      </w:pPr>
-    </w:lvl>
-    <w:lvl w:ilvl="1" w:tplc="04090019" w:tentative="1">
-      <w:start w:val="1"/>
-      <w:numFmt w:val="lowerLetter"/>
-      <w:lvlText w:val="%2)"/>
-      <w:lvlJc w:val="left"/>
-      <w:pPr>
-        <w:ind w:left="840" w:hanging="420"/>
-      </w:pPr>
-    </w:lvl>
-    <w:lvl w:ilvl="2" w:tplc="0409001B" w:tentative="1">
-      <w:start w:val="1"/>
-      <w:numFmt w:val="lowerRoman"/>
-      <w:lvlText w:val="%3."/>
-      <w:lvlJc w:val="right"/>
-      <w:pPr>
-        <w:ind w:left="1260" w:hanging="420"/>
-      </w:pPr>
-    </w:lvl>
-    <w:lvl w:ilvl="3" w:tplc="0409000F" w:tentative="1">
-      <w:start w:val="1"/>
-      <w:numFmt w:val="decimal"/>
-      <w:lvlText w:val="%4."/>
-      <w:lvlJc w:val="left"/>
-      <w:pPr>
-        <w:ind w:left="1680" w:hanging="420"/>
-      </w:pPr>
-    </w:lvl>
-    <w:lvl w:ilvl="4" w:tplc="04090019" w:tentative="1">
-      <w:start w:val="1"/>
-      <w:numFmt w:val="lowerLetter"/>
-      <w:lvlText w:val="%5)"/>
-      <w:lvlJc w:val="left"/>
-      <w:pPr>
-        <w:ind w:left="2100" w:hanging="420"/>
-      </w:pPr>
-    </w:lvl>
-    <w:lvl w:ilvl="5" w:tplc="0409001B" w:tentative="1">
-      <w:start w:val="1"/>
-      <w:numFmt w:val="lowerRoman"/>
-      <w:lvlText w:val="%6."/>
-      <w:lvlJc w:val="right"/>
-      <w:pPr>
-        <w:ind w:left="2520" w:hanging="420"/>
-      </w:pPr>
-    </w:lvl>
-    <w:lvl w:ilvl="6" w:tplc="0409000F" w:tentative="1">
-      <w:start w:val="1"/>
-      <w:numFmt w:val="decimal"/>
-      <w:lvlText w:val="%7."/>
-      <w:lvlJc w:val="left"/>
-      <w:pPr>
-        <w:ind w:left="2940" w:hanging="420"/>
-      </w:pPr>
-    </w:lvl>
-    <w:lvl w:ilvl="7" w:tplc="04090019" w:tentative="1">
-      <w:start w:val="1"/>
-      <w:numFmt w:val="lowerLetter"/>
-      <w:lvlText w:val="%8)"/>
-      <w:lvlJc w:val="left"/>
-      <w:pPr>
-        <w:ind w:left="3360" w:hanging="420"/>
-      </w:pPr>
-    </w:lvl>
-    <w:lvl w:ilvl="8" w:tplc="0409001B" w:tentative="1">
-      <w:start w:val="1"/>
-      <w:numFmt w:val="lowerRoman"/>
-      <w:lvlText w:val="%9."/>
-      <w:lvlJc w:val="right"/>
-      <w:pPr>
-        <w:ind w:left="3780" w:hanging="420"/>
-      </w:pPr>
-    </w:lvl>
-  </w:abstractNum>
-  <w:abstractNum w:abstractNumId="16">
+  <w:abstractNum w:abstractNumId="1">
     <w:nsid w:val="42FE570A"/>
     <w:multiLevelType w:val="multilevel"/>
     <w:tmpl w:val="11FEBED6"/>
@@ -12416,7 +10793,7 @@
       </w:rPr>
     </w:lvl>
   </w:abstractNum>
-  <w:abstractNum w:abstractNumId="17">
+  <w:abstractNum w:abstractNumId="2">
     <w:nsid w:val="43B257E5"/>
     <w:multiLevelType w:val="hybridMultilevel"/>
     <w:tmpl w:val="A61AE476"/>
@@ -12505,17 +10882,17 @@
       </w:pPr>
     </w:lvl>
   </w:abstractNum>
-  <w:abstractNum w:abstractNumId="18">
-    <w:nsid w:val="48373674"/>
+  <w:abstractNum w:abstractNumId="3">
+    <w:nsid w:val="4F4F3F7C"/>
     <w:multiLevelType w:val="hybridMultilevel"/>
-    <w:tmpl w:val="9F143568"/>
-    <w:lvl w:ilvl="0" w:tplc="6C1C05F0">
+    <w:tmpl w:val="A61AE476"/>
+    <w:lvl w:ilvl="0" w:tplc="BC1E3E16">
       <w:start w:val="1"/>
       <w:numFmt w:val="decimal"/>
       <w:lvlText w:val="%1、"/>
       <w:lvlJc w:val="left"/>
       <w:pPr>
-        <w:ind w:left="1204" w:hanging="360"/>
+        <w:ind w:left="360" w:hanging="360"/>
       </w:pPr>
       <w:rPr>
         <w:rFonts w:hint="default"/>
@@ -12594,10 +10971,10 @@
       </w:pPr>
     </w:lvl>
   </w:abstractNum>
-  <w:abstractNum w:abstractNumId="19">
-    <w:nsid w:val="49021DCB"/>
+  <w:abstractNum w:abstractNumId="4">
+    <w:nsid w:val="51B70ECB"/>
     <w:multiLevelType w:val="hybridMultilevel"/>
-    <w:tmpl w:val="4944073A"/>
+    <w:tmpl w:val="2FCE36D4"/>
     <w:lvl w:ilvl="0" w:tplc="BC1E3E16">
       <w:start w:val="1"/>
       <w:numFmt w:val="decimal"/>
@@ -12683,965 +11060,7 @@
       </w:pPr>
     </w:lvl>
   </w:abstractNum>
-  <w:abstractNum w:abstractNumId="20">
-    <w:nsid w:val="496B5B6D"/>
-    <w:multiLevelType w:val="hybridMultilevel"/>
-    <w:tmpl w:val="23A4A3B8"/>
-    <w:lvl w:ilvl="0" w:tplc="0409000F">
-      <w:start w:val="1"/>
-      <w:numFmt w:val="decimal"/>
-      <w:lvlText w:val="%1."/>
-      <w:lvlJc w:val="left"/>
-      <w:pPr>
-        <w:ind w:left="420" w:hanging="420"/>
-      </w:pPr>
-    </w:lvl>
-    <w:lvl w:ilvl="1" w:tplc="04090019" w:tentative="1">
-      <w:start w:val="1"/>
-      <w:numFmt w:val="lowerLetter"/>
-      <w:lvlText w:val="%2)"/>
-      <w:lvlJc w:val="left"/>
-      <w:pPr>
-        <w:ind w:left="840" w:hanging="420"/>
-      </w:pPr>
-    </w:lvl>
-    <w:lvl w:ilvl="2" w:tplc="0409001B" w:tentative="1">
-      <w:start w:val="1"/>
-      <w:numFmt w:val="lowerRoman"/>
-      <w:lvlText w:val="%3."/>
-      <w:lvlJc w:val="right"/>
-      <w:pPr>
-        <w:ind w:left="1260" w:hanging="420"/>
-      </w:pPr>
-    </w:lvl>
-    <w:lvl w:ilvl="3" w:tplc="0409000F" w:tentative="1">
-      <w:start w:val="1"/>
-      <w:numFmt w:val="decimal"/>
-      <w:lvlText w:val="%4."/>
-      <w:lvlJc w:val="left"/>
-      <w:pPr>
-        <w:ind w:left="1680" w:hanging="420"/>
-      </w:pPr>
-    </w:lvl>
-    <w:lvl w:ilvl="4" w:tplc="04090019" w:tentative="1">
-      <w:start w:val="1"/>
-      <w:numFmt w:val="lowerLetter"/>
-      <w:lvlText w:val="%5)"/>
-      <w:lvlJc w:val="left"/>
-      <w:pPr>
-        <w:ind w:left="2100" w:hanging="420"/>
-      </w:pPr>
-    </w:lvl>
-    <w:lvl w:ilvl="5" w:tplc="0409001B" w:tentative="1">
-      <w:start w:val="1"/>
-      <w:numFmt w:val="lowerRoman"/>
-      <w:lvlText w:val="%6."/>
-      <w:lvlJc w:val="right"/>
-      <w:pPr>
-        <w:ind w:left="2520" w:hanging="420"/>
-      </w:pPr>
-    </w:lvl>
-    <w:lvl w:ilvl="6" w:tplc="0409000F" w:tentative="1">
-      <w:start w:val="1"/>
-      <w:numFmt w:val="decimal"/>
-      <w:lvlText w:val="%7."/>
-      <w:lvlJc w:val="left"/>
-      <w:pPr>
-        <w:ind w:left="2940" w:hanging="420"/>
-      </w:pPr>
-    </w:lvl>
-    <w:lvl w:ilvl="7" w:tplc="04090019" w:tentative="1">
-      <w:start w:val="1"/>
-      <w:numFmt w:val="lowerLetter"/>
-      <w:lvlText w:val="%8)"/>
-      <w:lvlJc w:val="left"/>
-      <w:pPr>
-        <w:ind w:left="3360" w:hanging="420"/>
-      </w:pPr>
-    </w:lvl>
-    <w:lvl w:ilvl="8" w:tplc="0409001B" w:tentative="1">
-      <w:start w:val="1"/>
-      <w:numFmt w:val="lowerRoman"/>
-      <w:lvlText w:val="%9."/>
-      <w:lvlJc w:val="right"/>
-      <w:pPr>
-        <w:ind w:left="3780" w:hanging="420"/>
-      </w:pPr>
-    </w:lvl>
-  </w:abstractNum>
-  <w:abstractNum w:abstractNumId="21">
-    <w:nsid w:val="4D1B4425"/>
-    <w:multiLevelType w:val="hybridMultilevel"/>
-    <w:tmpl w:val="968E4050"/>
-    <w:lvl w:ilvl="0" w:tplc="04090011">
-      <w:start w:val="1"/>
-      <w:numFmt w:val="decimal"/>
-      <w:lvlText w:val="%1)"/>
-      <w:lvlJc w:val="left"/>
-      <w:pPr>
-        <w:ind w:left="420" w:hanging="420"/>
-      </w:pPr>
-    </w:lvl>
-    <w:lvl w:ilvl="1" w:tplc="04090019" w:tentative="1">
-      <w:start w:val="1"/>
-      <w:numFmt w:val="lowerLetter"/>
-      <w:lvlText w:val="%2)"/>
-      <w:lvlJc w:val="left"/>
-      <w:pPr>
-        <w:ind w:left="840" w:hanging="420"/>
-      </w:pPr>
-    </w:lvl>
-    <w:lvl w:ilvl="2" w:tplc="0409001B" w:tentative="1">
-      <w:start w:val="1"/>
-      <w:numFmt w:val="lowerRoman"/>
-      <w:lvlText w:val="%3."/>
-      <w:lvlJc w:val="right"/>
-      <w:pPr>
-        <w:ind w:left="1260" w:hanging="420"/>
-      </w:pPr>
-    </w:lvl>
-    <w:lvl w:ilvl="3" w:tplc="0409000F" w:tentative="1">
-      <w:start w:val="1"/>
-      <w:numFmt w:val="decimal"/>
-      <w:lvlText w:val="%4."/>
-      <w:lvlJc w:val="left"/>
-      <w:pPr>
-        <w:ind w:left="1680" w:hanging="420"/>
-      </w:pPr>
-    </w:lvl>
-    <w:lvl w:ilvl="4" w:tplc="04090019" w:tentative="1">
-      <w:start w:val="1"/>
-      <w:numFmt w:val="lowerLetter"/>
-      <w:lvlText w:val="%5)"/>
-      <w:lvlJc w:val="left"/>
-      <w:pPr>
-        <w:ind w:left="2100" w:hanging="420"/>
-      </w:pPr>
-    </w:lvl>
-    <w:lvl w:ilvl="5" w:tplc="0409001B" w:tentative="1">
-      <w:start w:val="1"/>
-      <w:numFmt w:val="lowerRoman"/>
-      <w:lvlText w:val="%6."/>
-      <w:lvlJc w:val="right"/>
-      <w:pPr>
-        <w:ind w:left="2520" w:hanging="420"/>
-      </w:pPr>
-    </w:lvl>
-    <w:lvl w:ilvl="6" w:tplc="0409000F" w:tentative="1">
-      <w:start w:val="1"/>
-      <w:numFmt w:val="decimal"/>
-      <w:lvlText w:val="%7."/>
-      <w:lvlJc w:val="left"/>
-      <w:pPr>
-        <w:ind w:left="2940" w:hanging="420"/>
-      </w:pPr>
-    </w:lvl>
-    <w:lvl w:ilvl="7" w:tplc="04090019" w:tentative="1">
-      <w:start w:val="1"/>
-      <w:numFmt w:val="lowerLetter"/>
-      <w:lvlText w:val="%8)"/>
-      <w:lvlJc w:val="left"/>
-      <w:pPr>
-        <w:ind w:left="3360" w:hanging="420"/>
-      </w:pPr>
-    </w:lvl>
-    <w:lvl w:ilvl="8" w:tplc="0409001B" w:tentative="1">
-      <w:start w:val="1"/>
-      <w:numFmt w:val="lowerRoman"/>
-      <w:lvlText w:val="%9."/>
-      <w:lvlJc w:val="right"/>
-      <w:pPr>
-        <w:ind w:left="3780" w:hanging="420"/>
-      </w:pPr>
-    </w:lvl>
-  </w:abstractNum>
-  <w:abstractNum w:abstractNumId="22">
-    <w:nsid w:val="4D851FFF"/>
-    <w:multiLevelType w:val="hybridMultilevel"/>
-    <w:tmpl w:val="5DFE3AE6"/>
-    <w:lvl w:ilvl="0" w:tplc="0409000F">
-      <w:start w:val="1"/>
-      <w:numFmt w:val="decimal"/>
-      <w:lvlText w:val="%1."/>
-      <w:lvlJc w:val="left"/>
-      <w:pPr>
-        <w:ind w:left="420" w:hanging="420"/>
-      </w:pPr>
-    </w:lvl>
-    <w:lvl w:ilvl="1" w:tplc="04090019" w:tentative="1">
-      <w:start w:val="1"/>
-      <w:numFmt w:val="lowerLetter"/>
-      <w:lvlText w:val="%2)"/>
-      <w:lvlJc w:val="left"/>
-      <w:pPr>
-        <w:ind w:left="840" w:hanging="420"/>
-      </w:pPr>
-    </w:lvl>
-    <w:lvl w:ilvl="2" w:tplc="0409001B" w:tentative="1">
-      <w:start w:val="1"/>
-      <w:numFmt w:val="lowerRoman"/>
-      <w:lvlText w:val="%3."/>
-      <w:lvlJc w:val="right"/>
-      <w:pPr>
-        <w:ind w:left="1260" w:hanging="420"/>
-      </w:pPr>
-    </w:lvl>
-    <w:lvl w:ilvl="3" w:tplc="0409000F" w:tentative="1">
-      <w:start w:val="1"/>
-      <w:numFmt w:val="decimal"/>
-      <w:lvlText w:val="%4."/>
-      <w:lvlJc w:val="left"/>
-      <w:pPr>
-        <w:ind w:left="1680" w:hanging="420"/>
-      </w:pPr>
-    </w:lvl>
-    <w:lvl w:ilvl="4" w:tplc="04090019" w:tentative="1">
-      <w:start w:val="1"/>
-      <w:numFmt w:val="lowerLetter"/>
-      <w:lvlText w:val="%5)"/>
-      <w:lvlJc w:val="left"/>
-      <w:pPr>
-        <w:ind w:left="2100" w:hanging="420"/>
-      </w:pPr>
-    </w:lvl>
-    <w:lvl w:ilvl="5" w:tplc="0409001B" w:tentative="1">
-      <w:start w:val="1"/>
-      <w:numFmt w:val="lowerRoman"/>
-      <w:lvlText w:val="%6."/>
-      <w:lvlJc w:val="right"/>
-      <w:pPr>
-        <w:ind w:left="2520" w:hanging="420"/>
-      </w:pPr>
-    </w:lvl>
-    <w:lvl w:ilvl="6" w:tplc="0409000F" w:tentative="1">
-      <w:start w:val="1"/>
-      <w:numFmt w:val="decimal"/>
-      <w:lvlText w:val="%7."/>
-      <w:lvlJc w:val="left"/>
-      <w:pPr>
-        <w:ind w:left="2940" w:hanging="420"/>
-      </w:pPr>
-    </w:lvl>
-    <w:lvl w:ilvl="7" w:tplc="04090019" w:tentative="1">
-      <w:start w:val="1"/>
-      <w:numFmt w:val="lowerLetter"/>
-      <w:lvlText w:val="%8)"/>
-      <w:lvlJc w:val="left"/>
-      <w:pPr>
-        <w:ind w:left="3360" w:hanging="420"/>
-      </w:pPr>
-    </w:lvl>
-    <w:lvl w:ilvl="8" w:tplc="0409001B" w:tentative="1">
-      <w:start w:val="1"/>
-      <w:numFmt w:val="lowerRoman"/>
-      <w:lvlText w:val="%9."/>
-      <w:lvlJc w:val="right"/>
-      <w:pPr>
-        <w:ind w:left="3780" w:hanging="420"/>
-      </w:pPr>
-    </w:lvl>
-  </w:abstractNum>
-  <w:abstractNum w:abstractNumId="23">
-    <w:nsid w:val="4DC715E3"/>
-    <w:multiLevelType w:val="hybridMultilevel"/>
-    <w:tmpl w:val="76749BF6"/>
-    <w:lvl w:ilvl="0" w:tplc="04090011">
-      <w:start w:val="1"/>
-      <w:numFmt w:val="decimal"/>
-      <w:lvlText w:val="%1)"/>
-      <w:lvlJc w:val="left"/>
-      <w:pPr>
-        <w:ind w:left="420" w:hanging="420"/>
-      </w:pPr>
-    </w:lvl>
-    <w:lvl w:ilvl="1" w:tplc="04090019" w:tentative="1">
-      <w:start w:val="1"/>
-      <w:numFmt w:val="lowerLetter"/>
-      <w:lvlText w:val="%2)"/>
-      <w:lvlJc w:val="left"/>
-      <w:pPr>
-        <w:ind w:left="840" w:hanging="420"/>
-      </w:pPr>
-    </w:lvl>
-    <w:lvl w:ilvl="2" w:tplc="0409001B" w:tentative="1">
-      <w:start w:val="1"/>
-      <w:numFmt w:val="lowerRoman"/>
-      <w:lvlText w:val="%3."/>
-      <w:lvlJc w:val="right"/>
-      <w:pPr>
-        <w:ind w:left="1260" w:hanging="420"/>
-      </w:pPr>
-    </w:lvl>
-    <w:lvl w:ilvl="3" w:tplc="0409000F" w:tentative="1">
-      <w:start w:val="1"/>
-      <w:numFmt w:val="decimal"/>
-      <w:lvlText w:val="%4."/>
-      <w:lvlJc w:val="left"/>
-      <w:pPr>
-        <w:ind w:left="1680" w:hanging="420"/>
-      </w:pPr>
-    </w:lvl>
-    <w:lvl w:ilvl="4" w:tplc="04090019" w:tentative="1">
-      <w:start w:val="1"/>
-      <w:numFmt w:val="lowerLetter"/>
-      <w:lvlText w:val="%5)"/>
-      <w:lvlJc w:val="left"/>
-      <w:pPr>
-        <w:ind w:left="2100" w:hanging="420"/>
-      </w:pPr>
-    </w:lvl>
-    <w:lvl w:ilvl="5" w:tplc="0409001B" w:tentative="1">
-      <w:start w:val="1"/>
-      <w:numFmt w:val="lowerRoman"/>
-      <w:lvlText w:val="%6."/>
-      <w:lvlJc w:val="right"/>
-      <w:pPr>
-        <w:ind w:left="2520" w:hanging="420"/>
-      </w:pPr>
-    </w:lvl>
-    <w:lvl w:ilvl="6" w:tplc="0409000F" w:tentative="1">
-      <w:start w:val="1"/>
-      <w:numFmt w:val="decimal"/>
-      <w:lvlText w:val="%7."/>
-      <w:lvlJc w:val="left"/>
-      <w:pPr>
-        <w:ind w:left="2940" w:hanging="420"/>
-      </w:pPr>
-    </w:lvl>
-    <w:lvl w:ilvl="7" w:tplc="04090019" w:tentative="1">
-      <w:start w:val="1"/>
-      <w:numFmt w:val="lowerLetter"/>
-      <w:lvlText w:val="%8)"/>
-      <w:lvlJc w:val="left"/>
-      <w:pPr>
-        <w:ind w:left="3360" w:hanging="420"/>
-      </w:pPr>
-    </w:lvl>
-    <w:lvl w:ilvl="8" w:tplc="0409001B" w:tentative="1">
-      <w:start w:val="1"/>
-      <w:numFmt w:val="lowerRoman"/>
-      <w:lvlText w:val="%9."/>
-      <w:lvlJc w:val="right"/>
-      <w:pPr>
-        <w:ind w:left="3780" w:hanging="420"/>
-      </w:pPr>
-    </w:lvl>
-  </w:abstractNum>
-  <w:abstractNum w:abstractNumId="24">
-    <w:nsid w:val="4F4F3F7C"/>
-    <w:multiLevelType w:val="hybridMultilevel"/>
-    <w:tmpl w:val="A61AE476"/>
-    <w:lvl w:ilvl="0" w:tplc="BC1E3E16">
-      <w:start w:val="1"/>
-      <w:numFmt w:val="decimal"/>
-      <w:lvlText w:val="%1、"/>
-      <w:lvlJc w:val="left"/>
-      <w:pPr>
-        <w:ind w:left="360" w:hanging="360"/>
-      </w:pPr>
-      <w:rPr>
-        <w:rFonts w:hint="default"/>
-      </w:rPr>
-    </w:lvl>
-    <w:lvl w:ilvl="1" w:tplc="04090019" w:tentative="1">
-      <w:start w:val="1"/>
-      <w:numFmt w:val="lowerLetter"/>
-      <w:lvlText w:val="%2)"/>
-      <w:lvlJc w:val="left"/>
-      <w:pPr>
-        <w:ind w:left="840" w:hanging="420"/>
-      </w:pPr>
-    </w:lvl>
-    <w:lvl w:ilvl="2" w:tplc="0409001B" w:tentative="1">
-      <w:start w:val="1"/>
-      <w:numFmt w:val="lowerRoman"/>
-      <w:lvlText w:val="%3."/>
-      <w:lvlJc w:val="right"/>
-      <w:pPr>
-        <w:ind w:left="1260" w:hanging="420"/>
-      </w:pPr>
-    </w:lvl>
-    <w:lvl w:ilvl="3" w:tplc="0409000F" w:tentative="1">
-      <w:start w:val="1"/>
-      <w:numFmt w:val="decimal"/>
-      <w:lvlText w:val="%4."/>
-      <w:lvlJc w:val="left"/>
-      <w:pPr>
-        <w:ind w:left="1680" w:hanging="420"/>
-      </w:pPr>
-    </w:lvl>
-    <w:lvl w:ilvl="4" w:tplc="04090019" w:tentative="1">
-      <w:start w:val="1"/>
-      <w:numFmt w:val="lowerLetter"/>
-      <w:lvlText w:val="%5)"/>
-      <w:lvlJc w:val="left"/>
-      <w:pPr>
-        <w:ind w:left="2100" w:hanging="420"/>
-      </w:pPr>
-    </w:lvl>
-    <w:lvl w:ilvl="5" w:tplc="0409001B" w:tentative="1">
-      <w:start w:val="1"/>
-      <w:numFmt w:val="lowerRoman"/>
-      <w:lvlText w:val="%6."/>
-      <w:lvlJc w:val="right"/>
-      <w:pPr>
-        <w:ind w:left="2520" w:hanging="420"/>
-      </w:pPr>
-    </w:lvl>
-    <w:lvl w:ilvl="6" w:tplc="0409000F" w:tentative="1">
-      <w:start w:val="1"/>
-      <w:numFmt w:val="decimal"/>
-      <w:lvlText w:val="%7."/>
-      <w:lvlJc w:val="left"/>
-      <w:pPr>
-        <w:ind w:left="2940" w:hanging="420"/>
-      </w:pPr>
-    </w:lvl>
-    <w:lvl w:ilvl="7" w:tplc="04090019" w:tentative="1">
-      <w:start w:val="1"/>
-      <w:numFmt w:val="lowerLetter"/>
-      <w:lvlText w:val="%8)"/>
-      <w:lvlJc w:val="left"/>
-      <w:pPr>
-        <w:ind w:left="3360" w:hanging="420"/>
-      </w:pPr>
-    </w:lvl>
-    <w:lvl w:ilvl="8" w:tplc="0409001B" w:tentative="1">
-      <w:start w:val="1"/>
-      <w:numFmt w:val="lowerRoman"/>
-      <w:lvlText w:val="%9."/>
-      <w:lvlJc w:val="right"/>
-      <w:pPr>
-        <w:ind w:left="3780" w:hanging="420"/>
-      </w:pPr>
-    </w:lvl>
-  </w:abstractNum>
-  <w:abstractNum w:abstractNumId="25">
-    <w:nsid w:val="4F7E5EF6"/>
-    <w:multiLevelType w:val="hybridMultilevel"/>
-    <w:tmpl w:val="E638868C"/>
-    <w:lvl w:ilvl="0" w:tplc="4B08CA00">
-      <w:start w:val="1"/>
-      <w:numFmt w:val="lowerLetter"/>
-      <w:lvlText w:val="%1)"/>
-      <w:lvlJc w:val="left"/>
-      <w:pPr>
-        <w:ind w:left="1264" w:hanging="420"/>
-      </w:pPr>
-      <w:rPr>
-        <w:color w:val="auto"/>
-      </w:rPr>
-    </w:lvl>
-    <w:lvl w:ilvl="1" w:tplc="04090019" w:tentative="1">
-      <w:start w:val="1"/>
-      <w:numFmt w:val="lowerLetter"/>
-      <w:lvlText w:val="%2)"/>
-      <w:lvlJc w:val="left"/>
-      <w:pPr>
-        <w:ind w:left="1684" w:hanging="420"/>
-      </w:pPr>
-    </w:lvl>
-    <w:lvl w:ilvl="2" w:tplc="0409001B" w:tentative="1">
-      <w:start w:val="1"/>
-      <w:numFmt w:val="lowerRoman"/>
-      <w:lvlText w:val="%3."/>
-      <w:lvlJc w:val="right"/>
-      <w:pPr>
-        <w:ind w:left="2104" w:hanging="420"/>
-      </w:pPr>
-    </w:lvl>
-    <w:lvl w:ilvl="3" w:tplc="0409000F" w:tentative="1">
-      <w:start w:val="1"/>
-      <w:numFmt w:val="decimal"/>
-      <w:lvlText w:val="%4."/>
-      <w:lvlJc w:val="left"/>
-      <w:pPr>
-        <w:ind w:left="2524" w:hanging="420"/>
-      </w:pPr>
-    </w:lvl>
-    <w:lvl w:ilvl="4" w:tplc="04090019" w:tentative="1">
-      <w:start w:val="1"/>
-      <w:numFmt w:val="lowerLetter"/>
-      <w:lvlText w:val="%5)"/>
-      <w:lvlJc w:val="left"/>
-      <w:pPr>
-        <w:ind w:left="2944" w:hanging="420"/>
-      </w:pPr>
-    </w:lvl>
-    <w:lvl w:ilvl="5" w:tplc="0409001B" w:tentative="1">
-      <w:start w:val="1"/>
-      <w:numFmt w:val="lowerRoman"/>
-      <w:lvlText w:val="%6."/>
-      <w:lvlJc w:val="right"/>
-      <w:pPr>
-        <w:ind w:left="3364" w:hanging="420"/>
-      </w:pPr>
-    </w:lvl>
-    <w:lvl w:ilvl="6" w:tplc="0409000F" w:tentative="1">
-      <w:start w:val="1"/>
-      <w:numFmt w:val="decimal"/>
-      <w:lvlText w:val="%7."/>
-      <w:lvlJc w:val="left"/>
-      <w:pPr>
-        <w:ind w:left="3784" w:hanging="420"/>
-      </w:pPr>
-    </w:lvl>
-    <w:lvl w:ilvl="7" w:tplc="04090019" w:tentative="1">
-      <w:start w:val="1"/>
-      <w:numFmt w:val="lowerLetter"/>
-      <w:lvlText w:val="%8)"/>
-      <w:lvlJc w:val="left"/>
-      <w:pPr>
-        <w:ind w:left="4204" w:hanging="420"/>
-      </w:pPr>
-    </w:lvl>
-    <w:lvl w:ilvl="8" w:tplc="0409001B" w:tentative="1">
-      <w:start w:val="1"/>
-      <w:numFmt w:val="lowerRoman"/>
-      <w:lvlText w:val="%9."/>
-      <w:lvlJc w:val="right"/>
-      <w:pPr>
-        <w:ind w:left="4624" w:hanging="420"/>
-      </w:pPr>
-    </w:lvl>
-  </w:abstractNum>
-  <w:abstractNum w:abstractNumId="26">
-    <w:nsid w:val="4FAF2ED0"/>
-    <w:multiLevelType w:val="hybridMultilevel"/>
-    <w:tmpl w:val="8CA64D22"/>
-    <w:lvl w:ilvl="0" w:tplc="04090019">
-      <w:start w:val="1"/>
-      <w:numFmt w:val="lowerLetter"/>
-      <w:lvlText w:val="%1)"/>
-      <w:lvlJc w:val="left"/>
-      <w:pPr>
-        <w:ind w:left="1264" w:hanging="420"/>
-      </w:pPr>
-    </w:lvl>
-    <w:lvl w:ilvl="1" w:tplc="04090019" w:tentative="1">
-      <w:start w:val="1"/>
-      <w:numFmt w:val="lowerLetter"/>
-      <w:lvlText w:val="%2)"/>
-      <w:lvlJc w:val="left"/>
-      <w:pPr>
-        <w:ind w:left="1684" w:hanging="420"/>
-      </w:pPr>
-    </w:lvl>
-    <w:lvl w:ilvl="2" w:tplc="0409001B" w:tentative="1">
-      <w:start w:val="1"/>
-      <w:numFmt w:val="lowerRoman"/>
-      <w:lvlText w:val="%3."/>
-      <w:lvlJc w:val="right"/>
-      <w:pPr>
-        <w:ind w:left="2104" w:hanging="420"/>
-      </w:pPr>
-    </w:lvl>
-    <w:lvl w:ilvl="3" w:tplc="0409000F" w:tentative="1">
-      <w:start w:val="1"/>
-      <w:numFmt w:val="decimal"/>
-      <w:lvlText w:val="%4."/>
-      <w:lvlJc w:val="left"/>
-      <w:pPr>
-        <w:ind w:left="2524" w:hanging="420"/>
-      </w:pPr>
-    </w:lvl>
-    <w:lvl w:ilvl="4" w:tplc="04090019" w:tentative="1">
-      <w:start w:val="1"/>
-      <w:numFmt w:val="lowerLetter"/>
-      <w:lvlText w:val="%5)"/>
-      <w:lvlJc w:val="left"/>
-      <w:pPr>
-        <w:ind w:left="2944" w:hanging="420"/>
-      </w:pPr>
-    </w:lvl>
-    <w:lvl w:ilvl="5" w:tplc="0409001B" w:tentative="1">
-      <w:start w:val="1"/>
-      <w:numFmt w:val="lowerRoman"/>
-      <w:lvlText w:val="%6."/>
-      <w:lvlJc w:val="right"/>
-      <w:pPr>
-        <w:ind w:left="3364" w:hanging="420"/>
-      </w:pPr>
-    </w:lvl>
-    <w:lvl w:ilvl="6" w:tplc="0409000F" w:tentative="1">
-      <w:start w:val="1"/>
-      <w:numFmt w:val="decimal"/>
-      <w:lvlText w:val="%7."/>
-      <w:lvlJc w:val="left"/>
-      <w:pPr>
-        <w:ind w:left="3784" w:hanging="420"/>
-      </w:pPr>
-    </w:lvl>
-    <w:lvl w:ilvl="7" w:tplc="04090019" w:tentative="1">
-      <w:start w:val="1"/>
-      <w:numFmt w:val="lowerLetter"/>
-      <w:lvlText w:val="%8)"/>
-      <w:lvlJc w:val="left"/>
-      <w:pPr>
-        <w:ind w:left="4204" w:hanging="420"/>
-      </w:pPr>
-    </w:lvl>
-    <w:lvl w:ilvl="8" w:tplc="0409001B" w:tentative="1">
-      <w:start w:val="1"/>
-      <w:numFmt w:val="lowerRoman"/>
-      <w:lvlText w:val="%9."/>
-      <w:lvlJc w:val="right"/>
-      <w:pPr>
-        <w:ind w:left="4624" w:hanging="420"/>
-      </w:pPr>
-    </w:lvl>
-  </w:abstractNum>
-  <w:abstractNum w:abstractNumId="27">
-    <w:nsid w:val="51B70ECB"/>
-    <w:multiLevelType w:val="hybridMultilevel"/>
-    <w:tmpl w:val="2FCE36D4"/>
-    <w:lvl w:ilvl="0" w:tplc="BC1E3E16">
-      <w:start w:val="1"/>
-      <w:numFmt w:val="decimal"/>
-      <w:lvlText w:val="%1、"/>
-      <w:lvlJc w:val="left"/>
-      <w:pPr>
-        <w:ind w:left="360" w:hanging="360"/>
-      </w:pPr>
-      <w:rPr>
-        <w:rFonts w:hint="default"/>
-      </w:rPr>
-    </w:lvl>
-    <w:lvl w:ilvl="1" w:tplc="04090019" w:tentative="1">
-      <w:start w:val="1"/>
-      <w:numFmt w:val="lowerLetter"/>
-      <w:lvlText w:val="%2)"/>
-      <w:lvlJc w:val="left"/>
-      <w:pPr>
-        <w:ind w:left="840" w:hanging="420"/>
-      </w:pPr>
-    </w:lvl>
-    <w:lvl w:ilvl="2" w:tplc="0409001B" w:tentative="1">
-      <w:start w:val="1"/>
-      <w:numFmt w:val="lowerRoman"/>
-      <w:lvlText w:val="%3."/>
-      <w:lvlJc w:val="right"/>
-      <w:pPr>
-        <w:ind w:left="1260" w:hanging="420"/>
-      </w:pPr>
-    </w:lvl>
-    <w:lvl w:ilvl="3" w:tplc="0409000F" w:tentative="1">
-      <w:start w:val="1"/>
-      <w:numFmt w:val="decimal"/>
-      <w:lvlText w:val="%4."/>
-      <w:lvlJc w:val="left"/>
-      <w:pPr>
-        <w:ind w:left="1680" w:hanging="420"/>
-      </w:pPr>
-    </w:lvl>
-    <w:lvl w:ilvl="4" w:tplc="04090019" w:tentative="1">
-      <w:start w:val="1"/>
-      <w:numFmt w:val="lowerLetter"/>
-      <w:lvlText w:val="%5)"/>
-      <w:lvlJc w:val="left"/>
-      <w:pPr>
-        <w:ind w:left="2100" w:hanging="420"/>
-      </w:pPr>
-    </w:lvl>
-    <w:lvl w:ilvl="5" w:tplc="0409001B" w:tentative="1">
-      <w:start w:val="1"/>
-      <w:numFmt w:val="lowerRoman"/>
-      <w:lvlText w:val="%6."/>
-      <w:lvlJc w:val="right"/>
-      <w:pPr>
-        <w:ind w:left="2520" w:hanging="420"/>
-      </w:pPr>
-    </w:lvl>
-    <w:lvl w:ilvl="6" w:tplc="0409000F" w:tentative="1">
-      <w:start w:val="1"/>
-      <w:numFmt w:val="decimal"/>
-      <w:lvlText w:val="%7."/>
-      <w:lvlJc w:val="left"/>
-      <w:pPr>
-        <w:ind w:left="2940" w:hanging="420"/>
-      </w:pPr>
-    </w:lvl>
-    <w:lvl w:ilvl="7" w:tplc="04090019" w:tentative="1">
-      <w:start w:val="1"/>
-      <w:numFmt w:val="lowerLetter"/>
-      <w:lvlText w:val="%8)"/>
-      <w:lvlJc w:val="left"/>
-      <w:pPr>
-        <w:ind w:left="3360" w:hanging="420"/>
-      </w:pPr>
-    </w:lvl>
-    <w:lvl w:ilvl="8" w:tplc="0409001B" w:tentative="1">
-      <w:start w:val="1"/>
-      <w:numFmt w:val="lowerRoman"/>
-      <w:lvlText w:val="%9."/>
-      <w:lvlJc w:val="right"/>
-      <w:pPr>
-        <w:ind w:left="3780" w:hanging="420"/>
-      </w:pPr>
-    </w:lvl>
-  </w:abstractNum>
-  <w:abstractNum w:abstractNumId="28">
-    <w:nsid w:val="53D67666"/>
-    <w:multiLevelType w:val="hybridMultilevel"/>
-    <w:tmpl w:val="77A4540C"/>
-    <w:lvl w:ilvl="0" w:tplc="04090019">
-      <w:start w:val="1"/>
-      <w:numFmt w:val="lowerLetter"/>
-      <w:lvlText w:val="%1)"/>
-      <w:lvlJc w:val="left"/>
-      <w:pPr>
-        <w:ind w:left="1264" w:hanging="420"/>
-      </w:pPr>
-    </w:lvl>
-    <w:lvl w:ilvl="1" w:tplc="04090019" w:tentative="1">
-      <w:start w:val="1"/>
-      <w:numFmt w:val="lowerLetter"/>
-      <w:lvlText w:val="%2)"/>
-      <w:lvlJc w:val="left"/>
-      <w:pPr>
-        <w:ind w:left="1684" w:hanging="420"/>
-      </w:pPr>
-    </w:lvl>
-    <w:lvl w:ilvl="2" w:tplc="0409001B" w:tentative="1">
-      <w:start w:val="1"/>
-      <w:numFmt w:val="lowerRoman"/>
-      <w:lvlText w:val="%3."/>
-      <w:lvlJc w:val="right"/>
-      <w:pPr>
-        <w:ind w:left="2104" w:hanging="420"/>
-      </w:pPr>
-    </w:lvl>
-    <w:lvl w:ilvl="3" w:tplc="0409000F" w:tentative="1">
-      <w:start w:val="1"/>
-      <w:numFmt w:val="decimal"/>
-      <w:lvlText w:val="%4."/>
-      <w:lvlJc w:val="left"/>
-      <w:pPr>
-        <w:ind w:left="2524" w:hanging="420"/>
-      </w:pPr>
-    </w:lvl>
-    <w:lvl w:ilvl="4" w:tplc="04090019" w:tentative="1">
-      <w:start w:val="1"/>
-      <w:numFmt w:val="lowerLetter"/>
-      <w:lvlText w:val="%5)"/>
-      <w:lvlJc w:val="left"/>
-      <w:pPr>
-        <w:ind w:left="2944" w:hanging="420"/>
-      </w:pPr>
-    </w:lvl>
-    <w:lvl w:ilvl="5" w:tplc="0409001B" w:tentative="1">
-      <w:start w:val="1"/>
-      <w:numFmt w:val="lowerRoman"/>
-      <w:lvlText w:val="%6."/>
-      <w:lvlJc w:val="right"/>
-      <w:pPr>
-        <w:ind w:left="3364" w:hanging="420"/>
-      </w:pPr>
-    </w:lvl>
-    <w:lvl w:ilvl="6" w:tplc="0409000F" w:tentative="1">
-      <w:start w:val="1"/>
-      <w:numFmt w:val="decimal"/>
-      <w:lvlText w:val="%7."/>
-      <w:lvlJc w:val="left"/>
-      <w:pPr>
-        <w:ind w:left="3784" w:hanging="420"/>
-      </w:pPr>
-    </w:lvl>
-    <w:lvl w:ilvl="7" w:tplc="04090019" w:tentative="1">
-      <w:start w:val="1"/>
-      <w:numFmt w:val="lowerLetter"/>
-      <w:lvlText w:val="%8)"/>
-      <w:lvlJc w:val="left"/>
-      <w:pPr>
-        <w:ind w:left="4204" w:hanging="420"/>
-      </w:pPr>
-    </w:lvl>
-    <w:lvl w:ilvl="8" w:tplc="0409001B" w:tentative="1">
-      <w:start w:val="1"/>
-      <w:numFmt w:val="lowerRoman"/>
-      <w:lvlText w:val="%9."/>
-      <w:lvlJc w:val="right"/>
-      <w:pPr>
-        <w:ind w:left="4624" w:hanging="420"/>
-      </w:pPr>
-    </w:lvl>
-  </w:abstractNum>
-  <w:abstractNum w:abstractNumId="29">
-    <w:nsid w:val="5626404C"/>
-    <w:multiLevelType w:val="hybridMultilevel"/>
-    <w:tmpl w:val="98DCCF8A"/>
-    <w:lvl w:ilvl="0" w:tplc="21B2055A">
-      <w:start w:val="1"/>
-      <w:numFmt w:val="decimal"/>
-      <w:lvlText w:val="（%1）"/>
-      <w:lvlJc w:val="left"/>
-      <w:pPr>
-        <w:ind w:left="1140" w:hanging="720"/>
-      </w:pPr>
-      <w:rPr>
-        <w:rFonts w:hint="default"/>
-      </w:rPr>
-    </w:lvl>
-    <w:lvl w:ilvl="1" w:tplc="04090019" w:tentative="1">
-      <w:start w:val="1"/>
-      <w:numFmt w:val="lowerLetter"/>
-      <w:lvlText w:val="%2)"/>
-      <w:lvlJc w:val="left"/>
-      <w:pPr>
-        <w:ind w:left="1260" w:hanging="420"/>
-      </w:pPr>
-    </w:lvl>
-    <w:lvl w:ilvl="2" w:tplc="0409001B" w:tentative="1">
-      <w:start w:val="1"/>
-      <w:numFmt w:val="lowerRoman"/>
-      <w:lvlText w:val="%3."/>
-      <w:lvlJc w:val="right"/>
-      <w:pPr>
-        <w:ind w:left="1680" w:hanging="420"/>
-      </w:pPr>
-    </w:lvl>
-    <w:lvl w:ilvl="3" w:tplc="0409000F" w:tentative="1">
-      <w:start w:val="1"/>
-      <w:numFmt w:val="decimal"/>
-      <w:lvlText w:val="%4."/>
-      <w:lvlJc w:val="left"/>
-      <w:pPr>
-        <w:ind w:left="2100" w:hanging="420"/>
-      </w:pPr>
-    </w:lvl>
-    <w:lvl w:ilvl="4" w:tplc="04090019" w:tentative="1">
-      <w:start w:val="1"/>
-      <w:numFmt w:val="lowerLetter"/>
-      <w:lvlText w:val="%5)"/>
-      <w:lvlJc w:val="left"/>
-      <w:pPr>
-        <w:ind w:left="2520" w:hanging="420"/>
-      </w:pPr>
-    </w:lvl>
-    <w:lvl w:ilvl="5" w:tplc="0409001B" w:tentative="1">
-      <w:start w:val="1"/>
-      <w:numFmt w:val="lowerRoman"/>
-      <w:lvlText w:val="%6."/>
-      <w:lvlJc w:val="right"/>
-      <w:pPr>
-        <w:ind w:left="2940" w:hanging="420"/>
-      </w:pPr>
-    </w:lvl>
-    <w:lvl w:ilvl="6" w:tplc="0409000F" w:tentative="1">
-      <w:start w:val="1"/>
-      <w:numFmt w:val="decimal"/>
-      <w:lvlText w:val="%7."/>
-      <w:lvlJc w:val="left"/>
-      <w:pPr>
-        <w:ind w:left="3360" w:hanging="420"/>
-      </w:pPr>
-    </w:lvl>
-    <w:lvl w:ilvl="7" w:tplc="04090019" w:tentative="1">
-      <w:start w:val="1"/>
-      <w:numFmt w:val="lowerLetter"/>
-      <w:lvlText w:val="%8)"/>
-      <w:lvlJc w:val="left"/>
-      <w:pPr>
-        <w:ind w:left="3780" w:hanging="420"/>
-      </w:pPr>
-    </w:lvl>
-    <w:lvl w:ilvl="8" w:tplc="0409001B" w:tentative="1">
-      <w:start w:val="1"/>
-      <w:numFmt w:val="lowerRoman"/>
-      <w:lvlText w:val="%9."/>
-      <w:lvlJc w:val="right"/>
-      <w:pPr>
-        <w:ind w:left="4200" w:hanging="420"/>
-      </w:pPr>
-    </w:lvl>
-  </w:abstractNum>
-  <w:abstractNum w:abstractNumId="30">
-    <w:nsid w:val="5D332CCD"/>
-    <w:multiLevelType w:val="hybridMultilevel"/>
-    <w:tmpl w:val="CE423E6C"/>
-    <w:lvl w:ilvl="0" w:tplc="04090011">
-      <w:start w:val="1"/>
-      <w:numFmt w:val="decimal"/>
-      <w:lvlText w:val="%1)"/>
-      <w:lvlJc w:val="left"/>
-      <w:pPr>
-        <w:ind w:left="777" w:hanging="420"/>
-      </w:pPr>
-    </w:lvl>
-    <w:lvl w:ilvl="1" w:tplc="04090019" w:tentative="1">
-      <w:start w:val="1"/>
-      <w:numFmt w:val="lowerLetter"/>
-      <w:lvlText w:val="%2)"/>
-      <w:lvlJc w:val="left"/>
-      <w:pPr>
-        <w:ind w:left="1197" w:hanging="420"/>
-      </w:pPr>
-    </w:lvl>
-    <w:lvl w:ilvl="2" w:tplc="0409001B" w:tentative="1">
-      <w:start w:val="1"/>
-      <w:numFmt w:val="lowerRoman"/>
-      <w:lvlText w:val="%3."/>
-      <w:lvlJc w:val="right"/>
-      <w:pPr>
-        <w:ind w:left="1617" w:hanging="420"/>
-      </w:pPr>
-    </w:lvl>
-    <w:lvl w:ilvl="3" w:tplc="0409000F" w:tentative="1">
-      <w:start w:val="1"/>
-      <w:numFmt w:val="decimal"/>
-      <w:lvlText w:val="%4."/>
-      <w:lvlJc w:val="left"/>
-      <w:pPr>
-        <w:ind w:left="2037" w:hanging="420"/>
-      </w:pPr>
-    </w:lvl>
-    <w:lvl w:ilvl="4" w:tplc="04090019" w:tentative="1">
-      <w:start w:val="1"/>
-      <w:numFmt w:val="lowerLetter"/>
-      <w:lvlText w:val="%5)"/>
-      <w:lvlJc w:val="left"/>
-      <w:pPr>
-        <w:ind w:left="2457" w:hanging="420"/>
-      </w:pPr>
-    </w:lvl>
-    <w:lvl w:ilvl="5" w:tplc="0409001B" w:tentative="1">
-      <w:start w:val="1"/>
-      <w:numFmt w:val="lowerRoman"/>
-      <w:lvlText w:val="%6."/>
-      <w:lvlJc w:val="right"/>
-      <w:pPr>
-        <w:ind w:left="2877" w:hanging="420"/>
-      </w:pPr>
-    </w:lvl>
-    <w:lvl w:ilvl="6" w:tplc="0409000F" w:tentative="1">
-      <w:start w:val="1"/>
-      <w:numFmt w:val="decimal"/>
-      <w:lvlText w:val="%7."/>
-      <w:lvlJc w:val="left"/>
-      <w:pPr>
-        <w:ind w:left="3297" w:hanging="420"/>
-      </w:pPr>
-    </w:lvl>
-    <w:lvl w:ilvl="7" w:tplc="04090019" w:tentative="1">
-      <w:start w:val="1"/>
-      <w:numFmt w:val="lowerLetter"/>
-      <w:lvlText w:val="%8)"/>
-      <w:lvlJc w:val="left"/>
-      <w:pPr>
-        <w:ind w:left="3717" w:hanging="420"/>
-      </w:pPr>
-    </w:lvl>
-    <w:lvl w:ilvl="8" w:tplc="0409001B" w:tentative="1">
-      <w:start w:val="1"/>
-      <w:numFmt w:val="lowerRoman"/>
-      <w:lvlText w:val="%9."/>
-      <w:lvlJc w:val="right"/>
-      <w:pPr>
-        <w:ind w:left="4137" w:hanging="420"/>
-      </w:pPr>
-    </w:lvl>
-  </w:abstractNum>
-  <w:abstractNum w:abstractNumId="31">
+  <w:abstractNum w:abstractNumId="5">
     <w:nsid w:val="63546429"/>
     <w:multiLevelType w:val="multilevel"/>
     <w:tmpl w:val="FE4653A2"/>
@@ -13784,17 +11203,17 @@
       </w:rPr>
     </w:lvl>
   </w:abstractNum>
-  <w:abstractNum w:abstractNumId="32">
-    <w:nsid w:val="649C7947"/>
+  <w:abstractNum w:abstractNumId="6">
+    <w:nsid w:val="66C9069A"/>
     <w:multiLevelType w:val="hybridMultilevel"/>
-    <w:tmpl w:val="75BC4A10"/>
-    <w:lvl w:ilvl="0" w:tplc="71346AA4">
+    <w:tmpl w:val="5BFA1FE8"/>
+    <w:lvl w:ilvl="0" w:tplc="BC1E3E16">
       <w:start w:val="1"/>
       <w:numFmt w:val="decimal"/>
       <w:lvlText w:val="%1、"/>
       <w:lvlJc w:val="left"/>
       <w:pPr>
-        <w:ind w:left="780" w:hanging="360"/>
+        <w:ind w:left="360" w:hanging="360"/>
       </w:pPr>
       <w:rPr>
         <w:rFonts w:hint="default"/>
@@ -13806,7 +11225,7 @@
       <w:lvlText w:val="%2)"/>
       <w:lvlJc w:val="left"/>
       <w:pPr>
-        <w:ind w:left="1260" w:hanging="420"/>
+        <w:ind w:left="840" w:hanging="420"/>
       </w:pPr>
     </w:lvl>
     <w:lvl w:ilvl="2" w:tplc="0409001B" w:tentative="1">
@@ -13815,7 +11234,7 @@
       <w:lvlText w:val="%3."/>
       <w:lvlJc w:val="right"/>
       <w:pPr>
-        <w:ind w:left="1680" w:hanging="420"/>
+        <w:ind w:left="1260" w:hanging="420"/>
       </w:pPr>
     </w:lvl>
     <w:lvl w:ilvl="3" w:tplc="0409000F" w:tentative="1">
@@ -13824,7 +11243,7 @@
       <w:lvlText w:val="%4."/>
       <w:lvlJc w:val="left"/>
       <w:pPr>
-        <w:ind w:left="2100" w:hanging="420"/>
+        <w:ind w:left="1680" w:hanging="420"/>
       </w:pPr>
     </w:lvl>
     <w:lvl w:ilvl="4" w:tplc="04090019" w:tentative="1">
@@ -13833,7 +11252,7 @@
       <w:lvlText w:val="%5)"/>
       <w:lvlJc w:val="left"/>
       <w:pPr>
-        <w:ind w:left="2520" w:hanging="420"/>
+        <w:ind w:left="2100" w:hanging="420"/>
       </w:pPr>
     </w:lvl>
     <w:lvl w:ilvl="5" w:tplc="0409001B" w:tentative="1">
@@ -13842,7 +11261,7 @@
       <w:lvlText w:val="%6."/>
       <w:lvlJc w:val="right"/>
       <w:pPr>
-        <w:ind w:left="2940" w:hanging="420"/>
+        <w:ind w:left="2520" w:hanging="420"/>
       </w:pPr>
     </w:lvl>
     <w:lvl w:ilvl="6" w:tplc="0409000F" w:tentative="1">
@@ -13851,7 +11270,7 @@
       <w:lvlText w:val="%7."/>
       <w:lvlJc w:val="left"/>
       <w:pPr>
-        <w:ind w:left="3360" w:hanging="420"/>
+        <w:ind w:left="2940" w:hanging="420"/>
       </w:pPr>
     </w:lvl>
     <w:lvl w:ilvl="7" w:tplc="04090019" w:tentative="1">
@@ -13860,7 +11279,7 @@
       <w:lvlText w:val="%8)"/>
       <w:lvlJc w:val="left"/>
       <w:pPr>
-        <w:ind w:left="3780" w:hanging="420"/>
+        <w:ind w:left="3360" w:hanging="420"/>
       </w:pPr>
     </w:lvl>
     <w:lvl w:ilvl="8" w:tplc="0409001B" w:tentative="1">
@@ -13869,368 +11288,15 @@
       <w:lvlText w:val="%9."/>
       <w:lvlJc w:val="right"/>
       <w:pPr>
-        <w:ind w:left="4200" w:hanging="420"/>
-      </w:pPr>
-    </w:lvl>
-  </w:abstractNum>
-  <w:abstractNum w:abstractNumId="33">
-    <w:nsid w:val="66C9069A"/>
-    <w:multiLevelType w:val="hybridMultilevel"/>
-    <w:tmpl w:val="5BFA1FE8"/>
-    <w:lvl w:ilvl="0" w:tplc="BC1E3E16">
-      <w:start w:val="1"/>
-      <w:numFmt w:val="decimal"/>
-      <w:lvlText w:val="%1、"/>
-      <w:lvlJc w:val="left"/>
-      <w:pPr>
-        <w:ind w:left="360" w:hanging="360"/>
-      </w:pPr>
-      <w:rPr>
-        <w:rFonts w:hint="default"/>
-      </w:rPr>
-    </w:lvl>
-    <w:lvl w:ilvl="1" w:tplc="04090019" w:tentative="1">
-      <w:start w:val="1"/>
-      <w:numFmt w:val="lowerLetter"/>
-      <w:lvlText w:val="%2)"/>
-      <w:lvlJc w:val="left"/>
-      <w:pPr>
-        <w:ind w:left="840" w:hanging="420"/>
-      </w:pPr>
-    </w:lvl>
-    <w:lvl w:ilvl="2" w:tplc="0409001B" w:tentative="1">
-      <w:start w:val="1"/>
-      <w:numFmt w:val="lowerRoman"/>
-      <w:lvlText w:val="%3."/>
-      <w:lvlJc w:val="right"/>
-      <w:pPr>
-        <w:ind w:left="1260" w:hanging="420"/>
-      </w:pPr>
-    </w:lvl>
-    <w:lvl w:ilvl="3" w:tplc="0409000F" w:tentative="1">
-      <w:start w:val="1"/>
-      <w:numFmt w:val="decimal"/>
-      <w:lvlText w:val="%4."/>
-      <w:lvlJc w:val="left"/>
-      <w:pPr>
-        <w:ind w:left="1680" w:hanging="420"/>
-      </w:pPr>
-    </w:lvl>
-    <w:lvl w:ilvl="4" w:tplc="04090019" w:tentative="1">
-      <w:start w:val="1"/>
-      <w:numFmt w:val="lowerLetter"/>
-      <w:lvlText w:val="%5)"/>
-      <w:lvlJc w:val="left"/>
-      <w:pPr>
-        <w:ind w:left="2100" w:hanging="420"/>
-      </w:pPr>
-    </w:lvl>
-    <w:lvl w:ilvl="5" w:tplc="0409001B" w:tentative="1">
-      <w:start w:val="1"/>
-      <w:numFmt w:val="lowerRoman"/>
-      <w:lvlText w:val="%6."/>
-      <w:lvlJc w:val="right"/>
-      <w:pPr>
-        <w:ind w:left="2520" w:hanging="420"/>
-      </w:pPr>
-    </w:lvl>
-    <w:lvl w:ilvl="6" w:tplc="0409000F" w:tentative="1">
-      <w:start w:val="1"/>
-      <w:numFmt w:val="decimal"/>
-      <w:lvlText w:val="%7."/>
-      <w:lvlJc w:val="left"/>
-      <w:pPr>
-        <w:ind w:left="2940" w:hanging="420"/>
-      </w:pPr>
-    </w:lvl>
-    <w:lvl w:ilvl="7" w:tplc="04090019" w:tentative="1">
-      <w:start w:val="1"/>
-      <w:numFmt w:val="lowerLetter"/>
-      <w:lvlText w:val="%8)"/>
-      <w:lvlJc w:val="left"/>
-      <w:pPr>
-        <w:ind w:left="3360" w:hanging="420"/>
-      </w:pPr>
-    </w:lvl>
-    <w:lvl w:ilvl="8" w:tplc="0409001B" w:tentative="1">
-      <w:start w:val="1"/>
-      <w:numFmt w:val="lowerRoman"/>
-      <w:lvlText w:val="%9."/>
-      <w:lvlJc w:val="right"/>
-      <w:pPr>
-        <w:ind w:left="3780" w:hanging="420"/>
-      </w:pPr>
-    </w:lvl>
-  </w:abstractNum>
-  <w:abstractNum w:abstractNumId="34">
-    <w:nsid w:val="705C38B4"/>
-    <w:multiLevelType w:val="hybridMultilevel"/>
-    <w:tmpl w:val="0EBEDBC0"/>
-    <w:lvl w:ilvl="0" w:tplc="04090019">
-      <w:start w:val="1"/>
-      <w:numFmt w:val="lowerLetter"/>
-      <w:lvlText w:val="%1)"/>
-      <w:lvlJc w:val="left"/>
-      <w:pPr>
-        <w:ind w:left="420" w:hanging="420"/>
-      </w:pPr>
-    </w:lvl>
-    <w:lvl w:ilvl="1" w:tplc="04090019" w:tentative="1">
-      <w:start w:val="1"/>
-      <w:numFmt w:val="lowerLetter"/>
-      <w:lvlText w:val="%2)"/>
-      <w:lvlJc w:val="left"/>
-      <w:pPr>
-        <w:ind w:left="840" w:hanging="420"/>
-      </w:pPr>
-    </w:lvl>
-    <w:lvl w:ilvl="2" w:tplc="0409001B" w:tentative="1">
-      <w:start w:val="1"/>
-      <w:numFmt w:val="lowerRoman"/>
-      <w:lvlText w:val="%3."/>
-      <w:lvlJc w:val="right"/>
-      <w:pPr>
-        <w:ind w:left="1260" w:hanging="420"/>
-      </w:pPr>
-    </w:lvl>
-    <w:lvl w:ilvl="3" w:tplc="0409000F" w:tentative="1">
-      <w:start w:val="1"/>
-      <w:numFmt w:val="decimal"/>
-      <w:lvlText w:val="%4."/>
-      <w:lvlJc w:val="left"/>
-      <w:pPr>
-        <w:ind w:left="1680" w:hanging="420"/>
-      </w:pPr>
-    </w:lvl>
-    <w:lvl w:ilvl="4" w:tplc="04090019" w:tentative="1">
-      <w:start w:val="1"/>
-      <w:numFmt w:val="lowerLetter"/>
-      <w:lvlText w:val="%5)"/>
-      <w:lvlJc w:val="left"/>
-      <w:pPr>
-        <w:ind w:left="2100" w:hanging="420"/>
-      </w:pPr>
-    </w:lvl>
-    <w:lvl w:ilvl="5" w:tplc="0409001B" w:tentative="1">
-      <w:start w:val="1"/>
-      <w:numFmt w:val="lowerRoman"/>
-      <w:lvlText w:val="%6."/>
-      <w:lvlJc w:val="right"/>
-      <w:pPr>
-        <w:ind w:left="2520" w:hanging="420"/>
-      </w:pPr>
-    </w:lvl>
-    <w:lvl w:ilvl="6" w:tplc="0409000F" w:tentative="1">
-      <w:start w:val="1"/>
-      <w:numFmt w:val="decimal"/>
-      <w:lvlText w:val="%7."/>
-      <w:lvlJc w:val="left"/>
-      <w:pPr>
-        <w:ind w:left="2940" w:hanging="420"/>
-      </w:pPr>
-    </w:lvl>
-    <w:lvl w:ilvl="7" w:tplc="04090019" w:tentative="1">
-      <w:start w:val="1"/>
-      <w:numFmt w:val="lowerLetter"/>
-      <w:lvlText w:val="%8)"/>
-      <w:lvlJc w:val="left"/>
-      <w:pPr>
-        <w:ind w:left="3360" w:hanging="420"/>
-      </w:pPr>
-    </w:lvl>
-    <w:lvl w:ilvl="8" w:tplc="0409001B" w:tentative="1">
-      <w:start w:val="1"/>
-      <w:numFmt w:val="lowerRoman"/>
-      <w:lvlText w:val="%9."/>
-      <w:lvlJc w:val="right"/>
-      <w:pPr>
-        <w:ind w:left="3780" w:hanging="420"/>
-      </w:pPr>
-    </w:lvl>
-  </w:abstractNum>
-  <w:abstractNum w:abstractNumId="35">
-    <w:nsid w:val="75156E45"/>
-    <w:multiLevelType w:val="hybridMultilevel"/>
-    <w:tmpl w:val="199A94D2"/>
-    <w:lvl w:ilvl="0" w:tplc="C056438E">
-      <w:start w:val="1"/>
-      <w:numFmt w:val="decimal"/>
-      <w:lvlText w:val="（%1）"/>
-      <w:lvlJc w:val="left"/>
-      <w:pPr>
-        <w:ind w:left="1140" w:hanging="720"/>
-      </w:pPr>
-      <w:rPr>
-        <w:rFonts w:hint="default"/>
-      </w:rPr>
-    </w:lvl>
-    <w:lvl w:ilvl="1" w:tplc="04090019" w:tentative="1">
-      <w:start w:val="1"/>
-      <w:numFmt w:val="lowerLetter"/>
-      <w:lvlText w:val="%2)"/>
-      <w:lvlJc w:val="left"/>
-      <w:pPr>
-        <w:ind w:left="1260" w:hanging="420"/>
-      </w:pPr>
-    </w:lvl>
-    <w:lvl w:ilvl="2" w:tplc="0409001B" w:tentative="1">
-      <w:start w:val="1"/>
-      <w:numFmt w:val="lowerRoman"/>
-      <w:lvlText w:val="%3."/>
-      <w:lvlJc w:val="right"/>
-      <w:pPr>
-        <w:ind w:left="1680" w:hanging="420"/>
-      </w:pPr>
-    </w:lvl>
-    <w:lvl w:ilvl="3" w:tplc="0409000F" w:tentative="1">
-      <w:start w:val="1"/>
-      <w:numFmt w:val="decimal"/>
-      <w:lvlText w:val="%4."/>
-      <w:lvlJc w:val="left"/>
-      <w:pPr>
-        <w:ind w:left="2100" w:hanging="420"/>
-      </w:pPr>
-    </w:lvl>
-    <w:lvl w:ilvl="4" w:tplc="04090019" w:tentative="1">
-      <w:start w:val="1"/>
-      <w:numFmt w:val="lowerLetter"/>
-      <w:lvlText w:val="%5)"/>
-      <w:lvlJc w:val="left"/>
-      <w:pPr>
-        <w:ind w:left="2520" w:hanging="420"/>
-      </w:pPr>
-    </w:lvl>
-    <w:lvl w:ilvl="5" w:tplc="0409001B" w:tentative="1">
-      <w:start w:val="1"/>
-      <w:numFmt w:val="lowerRoman"/>
-      <w:lvlText w:val="%6."/>
-      <w:lvlJc w:val="right"/>
-      <w:pPr>
-        <w:ind w:left="2940" w:hanging="420"/>
-      </w:pPr>
-    </w:lvl>
-    <w:lvl w:ilvl="6" w:tplc="0409000F" w:tentative="1">
-      <w:start w:val="1"/>
-      <w:numFmt w:val="decimal"/>
-      <w:lvlText w:val="%7."/>
-      <w:lvlJc w:val="left"/>
-      <w:pPr>
-        <w:ind w:left="3360" w:hanging="420"/>
-      </w:pPr>
-    </w:lvl>
-    <w:lvl w:ilvl="7" w:tplc="04090019" w:tentative="1">
-      <w:start w:val="1"/>
-      <w:numFmt w:val="lowerLetter"/>
-      <w:lvlText w:val="%8)"/>
-      <w:lvlJc w:val="left"/>
-      <w:pPr>
-        <w:ind w:left="3780" w:hanging="420"/>
-      </w:pPr>
-    </w:lvl>
-    <w:lvl w:ilvl="8" w:tplc="0409001B" w:tentative="1">
-      <w:start w:val="1"/>
-      <w:numFmt w:val="lowerRoman"/>
-      <w:lvlText w:val="%9."/>
-      <w:lvlJc w:val="right"/>
-      <w:pPr>
-        <w:ind w:left="4200" w:hanging="420"/>
-      </w:pPr>
-    </w:lvl>
-  </w:abstractNum>
-  <w:abstractNum w:abstractNumId="36">
-    <w:nsid w:val="7B0377DF"/>
-    <w:multiLevelType w:val="hybridMultilevel"/>
-    <w:tmpl w:val="30C66662"/>
-    <w:lvl w:ilvl="0" w:tplc="BC1E3E16">
-      <w:start w:val="1"/>
-      <w:numFmt w:val="decimal"/>
-      <w:lvlText w:val="%1、"/>
-      <w:lvlJc w:val="left"/>
-      <w:pPr>
-        <w:ind w:left="360" w:hanging="360"/>
-      </w:pPr>
-      <w:rPr>
-        <w:rFonts w:hint="default"/>
-      </w:rPr>
-    </w:lvl>
-    <w:lvl w:ilvl="1" w:tplc="04090019" w:tentative="1">
-      <w:start w:val="1"/>
-      <w:numFmt w:val="lowerLetter"/>
-      <w:lvlText w:val="%2)"/>
-      <w:lvlJc w:val="left"/>
-      <w:pPr>
-        <w:ind w:left="840" w:hanging="420"/>
-      </w:pPr>
-    </w:lvl>
-    <w:lvl w:ilvl="2" w:tplc="0409001B" w:tentative="1">
-      <w:start w:val="1"/>
-      <w:numFmt w:val="lowerRoman"/>
-      <w:lvlText w:val="%3."/>
-      <w:lvlJc w:val="right"/>
-      <w:pPr>
-        <w:ind w:left="1260" w:hanging="420"/>
-      </w:pPr>
-    </w:lvl>
-    <w:lvl w:ilvl="3" w:tplc="0409000F" w:tentative="1">
-      <w:start w:val="1"/>
-      <w:numFmt w:val="decimal"/>
-      <w:lvlText w:val="%4."/>
-      <w:lvlJc w:val="left"/>
-      <w:pPr>
-        <w:ind w:left="1680" w:hanging="420"/>
-      </w:pPr>
-    </w:lvl>
-    <w:lvl w:ilvl="4" w:tplc="04090019" w:tentative="1">
-      <w:start w:val="1"/>
-      <w:numFmt w:val="lowerLetter"/>
-      <w:lvlText w:val="%5)"/>
-      <w:lvlJc w:val="left"/>
-      <w:pPr>
-        <w:ind w:left="2100" w:hanging="420"/>
-      </w:pPr>
-    </w:lvl>
-    <w:lvl w:ilvl="5" w:tplc="0409001B" w:tentative="1">
-      <w:start w:val="1"/>
-      <w:numFmt w:val="lowerRoman"/>
-      <w:lvlText w:val="%6."/>
-      <w:lvlJc w:val="right"/>
-      <w:pPr>
-        <w:ind w:left="2520" w:hanging="420"/>
-      </w:pPr>
-    </w:lvl>
-    <w:lvl w:ilvl="6" w:tplc="0409000F" w:tentative="1">
-      <w:start w:val="1"/>
-      <w:numFmt w:val="decimal"/>
-      <w:lvlText w:val="%7."/>
-      <w:lvlJc w:val="left"/>
-      <w:pPr>
-        <w:ind w:left="2940" w:hanging="420"/>
-      </w:pPr>
-    </w:lvl>
-    <w:lvl w:ilvl="7" w:tplc="04090019" w:tentative="1">
-      <w:start w:val="1"/>
-      <w:numFmt w:val="lowerLetter"/>
-      <w:lvlText w:val="%8)"/>
-      <w:lvlJc w:val="left"/>
-      <w:pPr>
-        <w:ind w:left="3360" w:hanging="420"/>
-      </w:pPr>
-    </w:lvl>
-    <w:lvl w:ilvl="8" w:tplc="0409001B" w:tentative="1">
-      <w:start w:val="1"/>
-      <w:numFmt w:val="lowerRoman"/>
-      <w:lvlText w:val="%9."/>
-      <w:lvlJc w:val="right"/>
-      <w:pPr>
         <w:ind w:left="3780" w:hanging="420"/>
       </w:pPr>
     </w:lvl>
   </w:abstractNum>
   <w:num w:numId="1">
-    <w:abstractNumId w:val="31"/>
+    <w:abstractNumId w:val="5"/>
   </w:num>
   <w:num w:numId="2">
-    <w:abstractNumId w:val="16"/>
+    <w:abstractNumId w:val="1"/>
     <w:lvlOverride w:ilvl="0">
       <w:startOverride w:val="1"/>
     </w:lvlOverride>
@@ -14260,177 +11326,21 @@
     </w:lvlOverride>
   </w:num>
   <w:num w:numId="3">
-    <w:abstractNumId w:val="32"/>
+    <w:abstractNumId w:val="0"/>
   </w:num>
   <w:num w:numId="4">
-    <w:abstractNumId w:val="13"/>
+    <w:abstractNumId w:val="3"/>
   </w:num>
   <w:num w:numId="5">
-    <w:abstractNumId w:val="11"/>
+    <w:abstractNumId w:val="2"/>
   </w:num>
   <w:num w:numId="6">
-    <w:abstractNumId w:val="34"/>
+    <w:abstractNumId w:val="6"/>
   </w:num>
   <w:num w:numId="7">
-    <w:abstractNumId w:val="7"/>
-  </w:num>
-  <w:num w:numId="8">
-    <w:abstractNumId w:val="20"/>
-  </w:num>
-  <w:num w:numId="9">
-    <w:abstractNumId w:val="10"/>
-  </w:num>
-  <w:num w:numId="10">
-    <w:abstractNumId w:val="22"/>
-  </w:num>
-  <w:num w:numId="11">
-    <w:abstractNumId w:val="12"/>
-  </w:num>
-  <w:num w:numId="12">
-    <w:abstractNumId w:val="26"/>
-  </w:num>
-  <w:num w:numId="13">
-    <w:abstractNumId w:val="25"/>
-  </w:num>
-  <w:num w:numId="14">
-    <w:abstractNumId w:val="28"/>
-  </w:num>
-  <w:num w:numId="15">
-    <w:abstractNumId w:val="0"/>
-  </w:num>
-  <w:num w:numId="16">
-    <w:abstractNumId w:val="23"/>
-  </w:num>
-  <w:num w:numId="17">
-    <w:abstractNumId w:val="6"/>
-  </w:num>
-  <w:num w:numId="18">
     <w:abstractNumId w:val="4"/>
   </w:num>
-  <w:num w:numId="19">
-    <w:abstractNumId w:val="15"/>
-  </w:num>
-  <w:num w:numId="20">
-    <w:abstractNumId w:val="18"/>
-  </w:num>
-  <w:num w:numId="21">
-    <w:abstractNumId w:val="29"/>
-  </w:num>
-  <w:num w:numId="22">
-    <w:abstractNumId w:val="35"/>
-  </w:num>
-  <w:num w:numId="23">
-    <w:abstractNumId w:val="8"/>
-  </w:num>
-  <w:num w:numId="24">
-    <w:abstractNumId w:val="31"/>
-    <w:lvlOverride w:ilvl="0">
-      <w:startOverride w:val="1"/>
-    </w:lvlOverride>
-    <w:lvlOverride w:ilvl="1">
-      <w:startOverride w:val="1"/>
-    </w:lvlOverride>
-    <w:lvlOverride w:ilvl="2">
-      <w:startOverride w:val="1"/>
-    </w:lvlOverride>
-    <w:lvlOverride w:ilvl="3">
-      <w:startOverride w:val="1"/>
-    </w:lvlOverride>
-    <w:lvlOverride w:ilvl="4">
-      <w:startOverride w:val="1"/>
-    </w:lvlOverride>
-    <w:lvlOverride w:ilvl="5">
-      <w:startOverride w:val="1"/>
-    </w:lvlOverride>
-    <w:lvlOverride w:ilvl="6">
-      <w:startOverride w:val="1"/>
-    </w:lvlOverride>
-    <w:lvlOverride w:ilvl="7">
-      <w:startOverride w:val="1"/>
-    </w:lvlOverride>
-    <w:lvlOverride w:ilvl="8">
-      <w:startOverride w:val="1"/>
-    </w:lvlOverride>
-  </w:num>
-  <w:num w:numId="25">
-    <w:abstractNumId w:val="21"/>
-  </w:num>
-  <w:num w:numId="26">
-    <w:abstractNumId w:val="31"/>
-  </w:num>
-  <w:num w:numId="27">
-    <w:abstractNumId w:val="31"/>
-  </w:num>
-  <w:num w:numId="28">
-    <w:abstractNumId w:val="31"/>
-  </w:num>
-  <w:num w:numId="29">
-    <w:abstractNumId w:val="31"/>
-  </w:num>
-  <w:num w:numId="30">
-    <w:abstractNumId w:val="31"/>
-  </w:num>
-  <w:num w:numId="31">
-    <w:abstractNumId w:val="31"/>
-  </w:num>
-  <w:num w:numId="32">
-    <w:abstractNumId w:val="31"/>
-  </w:num>
-  <w:num w:numId="33">
-    <w:abstractNumId w:val="31"/>
-  </w:num>
-  <w:num w:numId="34">
-    <w:abstractNumId w:val="31"/>
-  </w:num>
-  <w:num w:numId="35">
-    <w:abstractNumId w:val="31"/>
-  </w:num>
-  <w:num w:numId="36">
-    <w:abstractNumId w:val="31"/>
-  </w:num>
-  <w:num w:numId="37">
-    <w:abstractNumId w:val="31"/>
-  </w:num>
-  <w:num w:numId="38">
-    <w:abstractNumId w:val="30"/>
-  </w:num>
-  <w:num w:numId="39">
-    <w:abstractNumId w:val="14"/>
-  </w:num>
-  <w:num w:numId="40">
-    <w:abstractNumId w:val="5"/>
-  </w:num>
-  <w:num w:numId="41">
-    <w:abstractNumId w:val="36"/>
-  </w:num>
-  <w:num w:numId="42">
-    <w:abstractNumId w:val="9"/>
-  </w:num>
-  <w:num w:numId="43">
-    <w:abstractNumId w:val="3"/>
-  </w:num>
-  <w:num w:numId="44">
-    <w:abstractNumId w:val="19"/>
-  </w:num>
-  <w:num w:numId="45">
-    <w:abstractNumId w:val="24"/>
-  </w:num>
-  <w:num w:numId="46">
-    <w:abstractNumId w:val="2"/>
-  </w:num>
-  <w:num w:numId="47">
-    <w:abstractNumId w:val="1"/>
-  </w:num>
-  <w:num w:numId="48">
-    <w:abstractNumId w:val="17"/>
-  </w:num>
-  <w:num w:numId="49">
-    <w:abstractNumId w:val="33"/>
-  </w:num>
-  <w:num w:numId="50">
-    <w:abstractNumId w:val="27"/>
-  </w:num>
-  <w:numIdMacAtCleanup w:val="20"/>
+  <w:numIdMacAtCleanup w:val="7"/>
 </w:numbering>
 </file>
 
@@ -15464,7 +12374,7 @@
       <w:keepNext/>
       <w:widowControl/>
       <w:numPr>
-        <w:numId w:val="17"/>
+        <w:numId w:val="3"/>
       </w:numPr>
       <w:tabs>
         <w:tab w:val="left" w:pos="426"/>
@@ -16292,6 +13202,21 @@
 </file>
 
 <file path=customXml/item1.xml><?xml version="1.0" encoding="utf-8"?>
+<p:properties xmlns:p="http://schemas.microsoft.com/office/2006/metadata/properties" xmlns:xsi="http://www.w3.org/2001/XMLSchema-instance">
+  <documentManagement/>
+</p:properties>
+</file>
+
+<file path=customXml/item2.xml><?xml version="1.0" encoding="utf-8"?>
+<?mso-contentType ?>
+<FormTemplates xmlns="http://schemas.microsoft.com/sharepoint/v3/contenttype/forms">
+  <Display>DocumentLibraryForm</Display>
+  <Edit>DocumentLibraryForm</Edit>
+  <New>DocumentLibraryForm</New>
+</FormTemplates>
+</file>
+
+<file path=customXml/item3.xml><?xml version="1.0" encoding="utf-8"?>
 <ct:contentTypeSchema xmlns:ct="http://schemas.microsoft.com/office/2006/metadata/contentType" xmlns:ma="http://schemas.microsoft.com/office/2006/metadata/properties/metaAttributes" ct:_="" ma:_="" ma:contentTypeName="Document" ma:contentTypeID="0x010100C9D738FE56F9DD4F818CEE0622FC80C0" ma:contentTypeVersion="0" ma:contentTypeDescription="Create a new document." ma:contentTypeScope="" ma:versionID="c733d375e9f13075cc482d188b8bae2c">
   <xsd:schema xmlns:xsd="http://www.w3.org/2001/XMLSchema" xmlns:p="http://schemas.microsoft.com/office/2006/metadata/properties" targetNamespace="http://schemas.microsoft.com/office/2006/metadata/properties" ma:root="true" ma:fieldsID="4aeb20c0e3442673af7ee10786458764">
     <xsd:element name="properties">
@@ -16340,26 +13265,27 @@
 </ct:contentTypeSchema>
 </file>
 
-<file path=customXml/item2.xml><?xml version="1.0" encoding="utf-8"?>
-<?mso-contentType ?>
-<FormTemplates xmlns="http://schemas.microsoft.com/sharepoint/v3/contenttype/forms">
-  <Display>DocumentLibraryForm</Display>
-  <Edit>DocumentLibraryForm</Edit>
-  <New>DocumentLibraryForm</New>
-</FormTemplates>
-</file>
-
-<file path=customXml/item3.xml><?xml version="1.0" encoding="utf-8"?>
-<p:properties xmlns:p="http://schemas.microsoft.com/office/2006/metadata/properties" xmlns:xsi="http://www.w3.org/2001/XMLSchema-instance">
-  <documentManagement/>
-</p:properties>
-</file>
-
 <file path=customXml/item4.xml><?xml version="1.0" encoding="utf-8"?>
 <b:Sources xmlns:b="http://schemas.openxmlformats.org/officeDocument/2006/bibliography" xmlns="http://schemas.openxmlformats.org/officeDocument/2006/bibliography" SelectedStyle="\APA.XSL" StyleName="APA"/>
 </file>
 
 <file path=customXml/itemProps1.xml><?xml version="1.0" encoding="utf-8"?>
+<ds:datastoreItem xmlns:ds="http://schemas.openxmlformats.org/officeDocument/2006/customXml" ds:itemID="{283A67FA-FB68-40D1-A1FD-BD4AEE599422}">
+  <ds:schemaRefs>
+    <ds:schemaRef ds:uri="http://schemas.microsoft.com/office/2006/metadata/properties"/>
+  </ds:schemaRefs>
+</ds:datastoreItem>
+</file>
+
+<file path=customXml/itemProps2.xml><?xml version="1.0" encoding="utf-8"?>
+<ds:datastoreItem xmlns:ds="http://schemas.openxmlformats.org/officeDocument/2006/customXml" ds:itemID="{9C2CE626-7193-49AD-BC45-D7AF4DFA65A4}">
+  <ds:schemaRefs>
+    <ds:schemaRef ds:uri="http://schemas.microsoft.com/sharepoint/v3/contenttype/forms"/>
+  </ds:schemaRefs>
+</ds:datastoreItem>
+</file>
+
+<file path=customXml/itemProps3.xml><?xml version="1.0" encoding="utf-8"?>
 <ds:datastoreItem xmlns:ds="http://schemas.openxmlformats.org/officeDocument/2006/customXml" ds:itemID="{94CFB702-9C76-4C98-BCB1-FF31686087A1}">
   <ds:schemaRefs>
     <ds:schemaRef ds:uri="http://schemas.microsoft.com/office/2006/metadata/contentType"/>
@@ -16374,22 +13300,6 @@
 </ds:datastoreItem>
 </file>
 
-<file path=customXml/itemProps2.xml><?xml version="1.0" encoding="utf-8"?>
-<ds:datastoreItem xmlns:ds="http://schemas.openxmlformats.org/officeDocument/2006/customXml" ds:itemID="{9C2CE626-7193-49AD-BC45-D7AF4DFA65A4}">
-  <ds:schemaRefs>
-    <ds:schemaRef ds:uri="http://schemas.microsoft.com/sharepoint/v3/contenttype/forms"/>
-  </ds:schemaRefs>
-</ds:datastoreItem>
-</file>
-
-<file path=customXml/itemProps3.xml><?xml version="1.0" encoding="utf-8"?>
-<ds:datastoreItem xmlns:ds="http://schemas.openxmlformats.org/officeDocument/2006/customXml" ds:itemID="{283A67FA-FB68-40D1-A1FD-BD4AEE599422}">
-  <ds:schemaRefs>
-    <ds:schemaRef ds:uri="http://schemas.microsoft.com/office/2006/metadata/properties"/>
-  </ds:schemaRefs>
-</ds:datastoreItem>
-</file>
-
 <file path=customXml/itemProps4.xml><?xml version="1.0" encoding="utf-8"?>
 <ds:datastoreItem xmlns:ds="http://schemas.openxmlformats.org/officeDocument/2006/customXml" ds:itemID="{AEA55EDA-643B-48AC-8B43-AA24E35A425D}">
   <ds:schemaRefs>
